--- a/json_files/СТРУКТУРА ЕГЭ МАТЕМАТИКА/ССЫЛКИ НА ВИДЕОРАЗБОРЫ.docx
+++ b/json_files/СТРУКТУРА ЕГЭ МАТЕМАТИКА/ССЫЛКИ НА ВИДЕОРАЗБОРЫ.docx
@@ -26,9 +26,15 @@
         <w:pStyle w:val="1"/>
       </w:pPr>
       <w:r>
+        <w:rPr>
+          <w:highlight w:val="yellow"/>
+        </w:rPr>
         <w:t>ЗАДАНИЕ 1</w:t>
       </w:r>
       <w:r>
+        <w:rPr>
+          <w:highlight w:val="yellow"/>
+        </w:rPr>
         <w:t xml:space="preserve"> ПЛАНИМЕТРИЯ</w:t>
       </w:r>
     </w:p>
@@ -89,6 +95,9 @@
         <w:pStyle w:val="1"/>
       </w:pPr>
       <w:r>
+        <w:rPr>
+          <w:highlight w:val="yellow"/>
+        </w:rPr>
         <w:t>ЗАДАНИЕ 2  - ВЕКТОРА</w:t>
       </w:r>
     </w:p>
@@ -215,9 +224,15 @@
         </w:rPr>
       </w:pPr>
       <w:r>
+        <w:rPr>
+          <w:highlight w:val="yellow"/>
+        </w:rPr>
         <w:t>ЗАДАНИЕ 4</w:t>
       </w:r>
       <w:r>
+        <w:rPr>
+          <w:highlight w:val="yellow"/>
+        </w:rPr>
         <w:t xml:space="preserve"> ВЕРОЯТНСТЬ ПРОСТАЯ</w:t>
       </w:r>
       <w:r>
@@ -335,12 +350,14 @@
       <w:r>
         <w:rPr>
           <w:rStyle w:val="10"/>
+          <w:highlight w:val="yellow"/>
         </w:rPr>
         <w:t>ЗАДАНИЕ 6</w:t>
       </w:r>
       <w:r>
         <w:rPr>
           <w:rStyle w:val="10"/>
+          <w:highlight w:val="yellow"/>
         </w:rPr>
         <w:t xml:space="preserve"> УРАВНЕНИЯ</w:t>
       </w:r>
@@ -465,10 +482,18 @@
       <w:pPr>
         <w:pStyle w:val="1"/>
       </w:pPr>
-      <w:r>
+      <w:bookmarkStart w:id="0" w:name="_GoBack"/>
+      <w:bookmarkEnd w:id="0"/>
+      <w:r>
+        <w:rPr>
+          <w:highlight w:val="yellow"/>
+        </w:rPr>
         <w:t>ЗАДАНИЕ 8</w:t>
       </w:r>
       <w:r>
+        <w:rPr>
+          <w:highlight w:val="yellow"/>
+        </w:rPr>
         <w:t xml:space="preserve"> ПРОИЗВОДНАЯ</w:t>
       </w:r>
     </w:p>
@@ -652,9 +677,15 @@
         <w:pStyle w:val="1"/>
       </w:pPr>
       <w:r>
+        <w:rPr>
+          <w:highlight w:val="yellow"/>
+        </w:rPr>
         <w:t>ЗАДАНИЕ 11</w:t>
       </w:r>
       <w:r>
+        <w:rPr>
+          <w:highlight w:val="yellow"/>
+        </w:rPr>
         <w:t xml:space="preserve"> ГРАФИКИ</w:t>
       </w:r>
     </w:p>
@@ -4972,13 +5003,7 @@
           <w:caps/>
         </w:rPr>
         <w:lastRenderedPageBreak/>
-        <w:t xml:space="preserve">ОГЭ </w:t>
-      </w:r>
-      <w:r>
-        <w:rPr>
-          <w:caps/>
-        </w:rPr>
-        <w:t>МАТЕМАТИКА</w:t>
+        <w:t>ОГЭ МАТЕМАТИКА</w:t>
       </w:r>
     </w:p>
     <w:p/>
@@ -5051,8 +5076,6 @@
         </w:rPr>
         <w:br/>
       </w:r>
-      <w:bookmarkStart w:id="0" w:name="_GoBack"/>
-      <w:bookmarkEnd w:id="0"/>
     </w:p>
     <w:p>
       <w:pPr>
@@ -5066,14 +5089,59 @@
           <w:caps/>
           <w:highlight w:val="yellow"/>
         </w:rPr>
-        <w:t xml:space="preserve">ЗАДАНИЕ </w:t>
-      </w:r>
+        <w:t>ЗАДАНИЕ 6 ЧИСЛА И ВЫЧИСЛЕНИЯ</w:t>
+      </w:r>
+    </w:p>
+    <w:p>
+      <w:pPr>
+        <w:spacing w:after="0" w:line="240" w:lineRule="auto"/>
+        <w:contextualSpacing/>
+        <w:rPr>
+          <w:rFonts w:cstheme="minorHAnsi"/>
+          <w:caps/>
+          <w:color w:val="0F1115"/>
+          <w:sz w:val="18"/>
+          <w:szCs w:val="18"/>
+          <w:shd w:val="clear" w:color="auto" w:fill="FFFFFF"/>
+        </w:rPr>
+      </w:pPr>
+      <w:r>
+        <w:rPr>
+          <w:rFonts w:cstheme="minorHAnsi"/>
+          <w:caps/>
+          <w:color w:val="0F1115"/>
+          <w:sz w:val="18"/>
+          <w:szCs w:val="18"/>
+          <w:shd w:val="clear" w:color="auto" w:fill="FFFFFF"/>
+        </w:rPr>
+        <w:t>Ссылка </w:t>
+      </w:r>
+    </w:p>
+    <w:p>
+      <w:pPr>
+        <w:spacing w:after="0" w:line="240" w:lineRule="auto"/>
+        <w:contextualSpacing/>
+        <w:rPr>
+          <w:rFonts w:cstheme="minorHAnsi"/>
+          <w:caps/>
+          <w:sz w:val="18"/>
+          <w:szCs w:val="18"/>
+        </w:rPr>
+      </w:pPr>
+    </w:p>
+    <w:p>
+      <w:pPr>
+        <w:pStyle w:val="1"/>
+        <w:rPr>
+          <w:caps/>
+        </w:rPr>
+      </w:pPr>
       <w:r>
         <w:rPr>
           <w:caps/>
           <w:highlight w:val="yellow"/>
         </w:rPr>
-        <w:t>6 ЧИСЛА И ВЫЧИСЛЕНИЯ</w:t>
+        <w:t>ЗАДАНИЕ 7 Числовые неравенства, координатная прямая</w:t>
       </w:r>
     </w:p>
     <w:p>
@@ -5125,7 +5193,7 @@
           <w:caps/>
           <w:highlight w:val="yellow"/>
         </w:rPr>
-        <w:t>ЗАДАНИЕ 7 Числовые неравенства, координатная прямая</w:t>
+        <w:t>ЗАДАНИЕ 8 Числа, вычисления и алгебраические выражения</w:t>
       </w:r>
     </w:p>
     <w:p>
@@ -5170,6 +5238,7 @@
         <w:pStyle w:val="1"/>
         <w:rPr>
           <w:caps/>
+          <w:color w:val="FF6600"/>
         </w:rPr>
       </w:pPr>
       <w:r>
@@ -5177,88 +5246,7 @@
           <w:caps/>
           <w:highlight w:val="yellow"/>
         </w:rPr>
-        <w:t xml:space="preserve">ЗАДАНИЕ 8 </w:t>
-      </w:r>
-      <w:r>
-        <w:rPr>
-          <w:caps/>
-          <w:highlight w:val="yellow"/>
-        </w:rPr>
-        <w:t>Числа, вычисления и алгебраические выражения</w:t>
-      </w:r>
-    </w:p>
-    <w:p>
-      <w:pPr>
-        <w:spacing w:after="0" w:line="240" w:lineRule="auto"/>
-        <w:contextualSpacing/>
-        <w:rPr>
-          <w:rFonts w:cstheme="minorHAnsi"/>
-          <w:caps/>
-          <w:color w:val="0F1115"/>
-          <w:sz w:val="18"/>
-          <w:szCs w:val="18"/>
-          <w:shd w:val="clear" w:color="auto" w:fill="FFFFFF"/>
-        </w:rPr>
-      </w:pPr>
-      <w:r>
-        <w:rPr>
-          <w:rFonts w:cstheme="minorHAnsi"/>
-          <w:caps/>
-          <w:color w:val="0F1115"/>
-          <w:sz w:val="18"/>
-          <w:szCs w:val="18"/>
-          <w:shd w:val="clear" w:color="auto" w:fill="FFFFFF"/>
-        </w:rPr>
-        <w:t>Ссылка </w:t>
-      </w:r>
-    </w:p>
-    <w:p>
-      <w:pPr>
-        <w:spacing w:after="0" w:line="240" w:lineRule="auto"/>
-        <w:contextualSpacing/>
-        <w:rPr>
-          <w:rFonts w:cstheme="minorHAnsi"/>
-          <w:caps/>
-          <w:sz w:val="18"/>
-          <w:szCs w:val="18"/>
-        </w:rPr>
-      </w:pPr>
-    </w:p>
-    <w:p>
-      <w:pPr>
-        <w:pStyle w:val="1"/>
-        <w:rPr>
-          <w:caps/>
-          <w:color w:val="FF6600"/>
-        </w:rPr>
-      </w:pPr>
-      <w:r>
-        <w:rPr>
-          <w:caps/>
-          <w:highlight w:val="yellow"/>
-        </w:rPr>
-        <w:t xml:space="preserve">ЗАДАНИЕ </w:t>
-      </w:r>
-      <w:r>
-        <w:rPr>
-          <w:caps/>
-          <w:highlight w:val="yellow"/>
-        </w:rPr>
-        <w:t>9</w:t>
-      </w:r>
-      <w:r>
-        <w:rPr>
-          <w:caps/>
-          <w:highlight w:val="yellow"/>
-        </w:rPr>
-        <w:t xml:space="preserve"> </w:t>
-      </w:r>
-      <w:r>
-        <w:rPr>
-          <w:caps/>
-          <w:highlight w:val="yellow"/>
-        </w:rPr>
-        <w:t>Уравнения, системы уравнений</w:t>
+        <w:t>ЗАДАНИЕ 9 Уравнения, системы уравнений</w:t>
       </w:r>
     </w:p>
     <w:p>
@@ -5368,9 +5356,11 @@
           <w:highlight w:val="yellow"/>
           <w:shd w:val="clear" w:color="auto" w:fill="FFFFFF"/>
         </w:rPr>
-        <w:t xml:space="preserve">ЗАДАНИЕ </w:t>
-      </w:r>
-      <w:r>
+        <w:t>ЗАДАНИЕ 11 ГРАФИКИ ФУНКЦИЙ</w:t>
+      </w:r>
+    </w:p>
+    <w:p>
+      <w:pPr>
         <w:rPr>
           <w:rFonts w:eastAsiaTheme="majorEastAsia" w:cstheme="minorHAnsi"/>
           <w:b/>
@@ -5378,14 +5368,21 @@
           <w:color w:val="FF0000"/>
           <w:sz w:val="18"/>
           <w:szCs w:val="18"/>
-          <w:highlight w:val="yellow"/>
-          <w:shd w:val="clear" w:color="auto" w:fill="FFFFFF"/>
-        </w:rPr>
-        <w:t>11 ГРАФИКИ ФУНКЦИЙ</w:t>
-      </w:r>
-    </w:p>
-    <w:p>
-      <w:pPr>
+          <w:shd w:val="clear" w:color="auto" w:fill="FFFFFF"/>
+        </w:rPr>
+      </w:pPr>
+      <w:r>
+        <w:rPr>
+          <w:rFonts w:cstheme="minorHAnsi"/>
+          <w:caps/>
+          <w:color w:val="0F1115"/>
+          <w:sz w:val="18"/>
+          <w:szCs w:val="18"/>
+          <w:shd w:val="clear" w:color="auto" w:fill="FFFFFF"/>
+        </w:rPr>
+        <w:t>Ссылка </w:t>
+      </w:r>
+      <w:r>
         <w:rPr>
           <w:rFonts w:eastAsiaTheme="majorEastAsia" w:cstheme="minorHAnsi"/>
           <w:b/>
@@ -5395,19 +5392,11 @@
           <w:szCs w:val="18"/>
           <w:shd w:val="clear" w:color="auto" w:fill="FFFFFF"/>
         </w:rPr>
-      </w:pPr>
-      <w:r>
-        <w:rPr>
-          <w:rFonts w:cstheme="minorHAnsi"/>
-          <w:caps/>
-          <w:color w:val="0F1115"/>
-          <w:sz w:val="18"/>
-          <w:szCs w:val="18"/>
-          <w:shd w:val="clear" w:color="auto" w:fill="FFFFFF"/>
-        </w:rPr>
-        <w:t>Ссылка </w:t>
-      </w:r>
-      <w:r>
+        <w:t xml:space="preserve"> </w:t>
+      </w:r>
+    </w:p>
+    <w:p>
+      <w:pPr>
         <w:rPr>
           <w:rFonts w:eastAsiaTheme="majorEastAsia" w:cstheme="minorHAnsi"/>
           <w:b/>
@@ -5417,11 +5406,8 @@
           <w:szCs w:val="18"/>
           <w:shd w:val="clear" w:color="auto" w:fill="FFFFFF"/>
         </w:rPr>
-        <w:t xml:space="preserve"> </w:t>
-      </w:r>
-    </w:p>
-    <w:p>
-      <w:pPr>
+      </w:pPr>
+      <w:r>
         <w:rPr>
           <w:rFonts w:eastAsiaTheme="majorEastAsia" w:cstheme="minorHAnsi"/>
           <w:b/>
@@ -5429,10 +5415,14 @@
           <w:color w:val="FF0000"/>
           <w:sz w:val="18"/>
           <w:szCs w:val="18"/>
-          <w:shd w:val="clear" w:color="auto" w:fill="FFFFFF"/>
-        </w:rPr>
-      </w:pPr>
-      <w:r>
+          <w:highlight w:val="yellow"/>
+          <w:shd w:val="clear" w:color="auto" w:fill="FFFFFF"/>
+        </w:rPr>
+        <w:t>ЗАДАНИЕ 12 РАСЧЕТЫ ПО ФОРМУЛАМ</w:t>
+      </w:r>
+    </w:p>
+    <w:p>
+      <w:pPr>
         <w:rPr>
           <w:rFonts w:eastAsiaTheme="majorEastAsia" w:cstheme="minorHAnsi"/>
           <w:b/>
@@ -5440,10 +5430,19 @@
           <w:color w:val="FF0000"/>
           <w:sz w:val="18"/>
           <w:szCs w:val="18"/>
-          <w:highlight w:val="yellow"/>
-          <w:shd w:val="clear" w:color="auto" w:fill="FFFFFF"/>
-        </w:rPr>
-        <w:t xml:space="preserve">ЗАДАНИЕ </w:t>
+          <w:shd w:val="clear" w:color="auto" w:fill="FFFFFF"/>
+        </w:rPr>
+      </w:pPr>
+      <w:r>
+        <w:rPr>
+          <w:rFonts w:cstheme="minorHAnsi"/>
+          <w:caps/>
+          <w:color w:val="0F1115"/>
+          <w:sz w:val="18"/>
+          <w:szCs w:val="18"/>
+          <w:shd w:val="clear" w:color="auto" w:fill="FFFFFF"/>
+        </w:rPr>
+        <w:t>Ссылка </w:t>
       </w:r>
       <w:r>
         <w:rPr>
@@ -5453,12 +5452,13 @@
           <w:color w:val="FF0000"/>
           <w:sz w:val="18"/>
           <w:szCs w:val="18"/>
-          <w:highlight w:val="yellow"/>
-          <w:shd w:val="clear" w:color="auto" w:fill="FFFFFF"/>
-        </w:rPr>
-        <w:t>12</w:t>
-      </w:r>
-      <w:r>
+          <w:shd w:val="clear" w:color="auto" w:fill="FFFFFF"/>
+        </w:rPr>
+        <w:t xml:space="preserve"> </w:t>
+      </w:r>
+    </w:p>
+    <w:p>
+      <w:pPr>
         <w:rPr>
           <w:rFonts w:eastAsiaTheme="majorEastAsia" w:cstheme="minorHAnsi"/>
           <w:b/>
@@ -5466,11 +5466,9 @@
           <w:color w:val="FF0000"/>
           <w:sz w:val="18"/>
           <w:szCs w:val="18"/>
-          <w:highlight w:val="yellow"/>
-          <w:shd w:val="clear" w:color="auto" w:fill="FFFFFF"/>
-        </w:rPr>
-        <w:t xml:space="preserve"> </w:t>
-      </w:r>
+          <w:shd w:val="clear" w:color="auto" w:fill="FFFFFF"/>
+        </w:rPr>
+      </w:pPr>
       <w:r>
         <w:rPr>
           <w:rFonts w:eastAsiaTheme="majorEastAsia" w:cstheme="minorHAnsi"/>
@@ -5479,10 +5477,9 @@
           <w:color w:val="FF0000"/>
           <w:sz w:val="18"/>
           <w:szCs w:val="18"/>
-          <w:highlight w:val="yellow"/>
-          <w:shd w:val="clear" w:color="auto" w:fill="FFFFFF"/>
-        </w:rPr>
-        <w:t>РАСЧЕТЫ ПО ФОРМУЛАМ</w:t>
+          <w:shd w:val="clear" w:color="auto" w:fill="FFFFFF"/>
+        </w:rPr>
+        <w:t>ЗАДАНИЕ 13  НЕРАВЕНСТВА И СИСТЕМЫ НЕРАВЕНСТВ</w:t>
       </w:r>
     </w:p>
     <w:p>
@@ -5520,6 +5517,17 @@
         </w:rPr>
         <w:t xml:space="preserve"> </w:t>
       </w:r>
+      <w:r>
+        <w:rPr>
+          <w:rStyle w:val="a3"/>
+          <w:rFonts w:cstheme="minorHAnsi"/>
+          <w:caps/>
+          <w:sz w:val="18"/>
+          <w:szCs w:val="18"/>
+          <w:bdr w:val="single" w:sz="12" w:space="0" w:color="auto" w:frame="1"/>
+        </w:rPr>
+        <w:t>https://rutube.ru/video/2cef22e1a8e11bcd2d93b91f0c12faa7/</w:t>
+      </w:r>
     </w:p>
     <w:p>
       <w:pPr>
@@ -5543,7 +5551,29 @@
           <w:szCs w:val="18"/>
           <w:shd w:val="clear" w:color="auto" w:fill="FFFFFF"/>
         </w:rPr>
-        <w:t>ЗАДАНИЕ 1</w:t>
+        <w:t>ЗАДАНИЕ 14 ПРОГРЕССИИ</w:t>
+      </w:r>
+    </w:p>
+    <w:p>
+      <w:pPr>
+        <w:rPr>
+          <w:rFonts w:eastAsia="Times New Roman" w:cstheme="minorHAnsi"/>
+          <w:caps/>
+          <w:sz w:val="18"/>
+          <w:szCs w:val="18"/>
+          <w:lang w:eastAsia="ru-RU"/>
+        </w:rPr>
+      </w:pPr>
+      <w:r>
+        <w:rPr>
+          <w:rFonts w:cstheme="minorHAnsi"/>
+          <w:caps/>
+          <w:color w:val="0F1115"/>
+          <w:sz w:val="18"/>
+          <w:szCs w:val="18"/>
+          <w:shd w:val="clear" w:color="auto" w:fill="FFFFFF"/>
+        </w:rPr>
+        <w:t>Ссылка на весь альбом  </w:t>
       </w:r>
       <w:r>
         <w:rPr>
@@ -5555,9 +5585,22 @@
           <w:szCs w:val="18"/>
           <w:shd w:val="clear" w:color="auto" w:fill="FFFFFF"/>
         </w:rPr>
-        <w:t xml:space="preserve">3 </w:t>
-      </w:r>
-      <w:r>
+        <w:t xml:space="preserve"> </w:t>
+      </w:r>
+      <w:r>
+        <w:rPr>
+          <w:rStyle w:val="a3"/>
+          <w:rFonts w:cstheme="minorHAnsi"/>
+          <w:caps/>
+          <w:sz w:val="18"/>
+          <w:szCs w:val="18"/>
+          <w:bdr w:val="single" w:sz="12" w:space="0" w:color="auto" w:frame="1"/>
+        </w:rPr>
+        <w:t>https://rutube.ru/plst/1470571</w:t>
+      </w:r>
+    </w:p>
+    <w:p>
+      <w:pPr>
         <w:rPr>
           <w:rFonts w:eastAsiaTheme="majorEastAsia" w:cstheme="minorHAnsi"/>
           <w:b/>
@@ -5567,7 +5610,17 @@
           <w:szCs w:val="18"/>
           <w:shd w:val="clear" w:color="auto" w:fill="FFFFFF"/>
         </w:rPr>
-        <w:t xml:space="preserve"> </w:t>
+      </w:pPr>
+      <w:r>
+        <w:rPr>
+          <w:rFonts w:cstheme="minorHAnsi"/>
+          <w:caps/>
+          <w:color w:val="0F1115"/>
+          <w:sz w:val="18"/>
+          <w:szCs w:val="18"/>
+          <w:shd w:val="clear" w:color="auto" w:fill="FFFFFF"/>
+        </w:rPr>
+        <w:t>Ссылка арифметическая прогрессия</w:t>
       </w:r>
       <w:r>
         <w:rPr>
@@ -5579,7 +5632,18 @@
           <w:szCs w:val="18"/>
           <w:shd w:val="clear" w:color="auto" w:fill="FFFFFF"/>
         </w:rPr>
-        <w:t>НЕРАВЕНСТВА И СИСТЕМЫ НЕРАВЕНСТВ</w:t>
+        <w:t xml:space="preserve">  </w:t>
+      </w:r>
+      <w:r>
+        <w:rPr>
+          <w:rStyle w:val="a3"/>
+          <w:rFonts w:cstheme="minorHAnsi"/>
+          <w:caps/>
+          <w:sz w:val="18"/>
+          <w:szCs w:val="18"/>
+          <w:bdr w:val="single" w:sz="12" w:space="0" w:color="auto" w:frame="1"/>
+        </w:rPr>
+        <w:t>https://rutube.ru/video/033fceaad36ec994861b71b467b06319/</w:t>
       </w:r>
     </w:p>
     <w:p>
@@ -5603,240 +5667,7 @@
           <w:szCs w:val="18"/>
           <w:shd w:val="clear" w:color="auto" w:fill="FFFFFF"/>
         </w:rPr>
-        <w:t>Ссылка </w:t>
-      </w:r>
-      <w:r>
-        <w:rPr>
-          <w:rFonts w:eastAsiaTheme="majorEastAsia" w:cstheme="minorHAnsi"/>
-          <w:b/>
-          <w:caps/>
-          <w:color w:val="FF0000"/>
-          <w:sz w:val="18"/>
-          <w:szCs w:val="18"/>
-          <w:shd w:val="clear" w:color="auto" w:fill="FFFFFF"/>
-        </w:rPr>
-        <w:t xml:space="preserve"> </w:t>
-      </w:r>
-      <w:r>
-        <w:rPr>
-          <w:rStyle w:val="a3"/>
-          <w:rFonts w:cstheme="minorHAnsi"/>
-          <w:caps/>
-          <w:sz w:val="18"/>
-          <w:szCs w:val="18"/>
-          <w:bdr w:val="single" w:sz="12" w:space="0" w:color="auto" w:frame="1"/>
-        </w:rPr>
-        <w:t>https://rutube.ru/video/2cef22e1a8e11bcd2d93b91f0c12faa7/</w:t>
-      </w:r>
-    </w:p>
-    <w:p>
-      <w:pPr>
-        <w:rPr>
-          <w:rFonts w:eastAsiaTheme="majorEastAsia" w:cstheme="minorHAnsi"/>
-          <w:b/>
-          <w:caps/>
-          <w:color w:val="FF0000"/>
-          <w:sz w:val="18"/>
-          <w:szCs w:val="18"/>
-          <w:shd w:val="clear" w:color="auto" w:fill="FFFFFF"/>
-        </w:rPr>
-      </w:pPr>
-      <w:r>
-        <w:rPr>
-          <w:rFonts w:eastAsiaTheme="majorEastAsia" w:cstheme="minorHAnsi"/>
-          <w:b/>
-          <w:caps/>
-          <w:color w:val="FF0000"/>
-          <w:sz w:val="18"/>
-          <w:szCs w:val="18"/>
-          <w:shd w:val="clear" w:color="auto" w:fill="FFFFFF"/>
-        </w:rPr>
-        <w:t xml:space="preserve">ЗАДАНИЕ </w:t>
-      </w:r>
-      <w:r>
-        <w:rPr>
-          <w:rFonts w:eastAsiaTheme="majorEastAsia" w:cstheme="minorHAnsi"/>
-          <w:b/>
-          <w:caps/>
-          <w:color w:val="FF0000"/>
-          <w:sz w:val="18"/>
-          <w:szCs w:val="18"/>
-          <w:shd w:val="clear" w:color="auto" w:fill="FFFFFF"/>
-        </w:rPr>
-        <w:t>14</w:t>
-      </w:r>
-      <w:r>
-        <w:rPr>
-          <w:rFonts w:eastAsiaTheme="majorEastAsia" w:cstheme="minorHAnsi"/>
-          <w:b/>
-          <w:caps/>
-          <w:color w:val="FF0000"/>
-          <w:sz w:val="18"/>
-          <w:szCs w:val="18"/>
-          <w:shd w:val="clear" w:color="auto" w:fill="FFFFFF"/>
-        </w:rPr>
-        <w:t xml:space="preserve"> </w:t>
-      </w:r>
-      <w:r>
-        <w:rPr>
-          <w:rFonts w:eastAsiaTheme="majorEastAsia" w:cstheme="minorHAnsi"/>
-          <w:b/>
-          <w:caps/>
-          <w:color w:val="FF0000"/>
-          <w:sz w:val="18"/>
-          <w:szCs w:val="18"/>
-          <w:shd w:val="clear" w:color="auto" w:fill="FFFFFF"/>
-        </w:rPr>
-        <w:t>ПРОГРЕССИИ</w:t>
-      </w:r>
-    </w:p>
-    <w:p>
-      <w:pPr>
-        <w:rPr>
-          <w:rFonts w:eastAsia="Times New Roman" w:cstheme="minorHAnsi"/>
-          <w:caps/>
-          <w:sz w:val="18"/>
-          <w:szCs w:val="18"/>
-          <w:lang w:eastAsia="ru-RU"/>
-        </w:rPr>
-      </w:pPr>
-      <w:r>
-        <w:rPr>
-          <w:rFonts w:cstheme="minorHAnsi"/>
-          <w:caps/>
-          <w:color w:val="0F1115"/>
-          <w:sz w:val="18"/>
-          <w:szCs w:val="18"/>
-          <w:shd w:val="clear" w:color="auto" w:fill="FFFFFF"/>
-        </w:rPr>
-        <w:t>Ссылка на весь альбом  </w:t>
-      </w:r>
-      <w:r>
-        <w:rPr>
-          <w:rFonts w:eastAsiaTheme="majorEastAsia" w:cstheme="minorHAnsi"/>
-          <w:b/>
-          <w:caps/>
-          <w:color w:val="FF0000"/>
-          <w:sz w:val="18"/>
-          <w:szCs w:val="18"/>
-          <w:shd w:val="clear" w:color="auto" w:fill="FFFFFF"/>
-        </w:rPr>
-        <w:t xml:space="preserve"> </w:t>
-      </w:r>
-      <w:r>
-        <w:rPr>
-          <w:rStyle w:val="a3"/>
-          <w:rFonts w:cstheme="minorHAnsi"/>
-          <w:caps/>
-          <w:sz w:val="18"/>
-          <w:szCs w:val="18"/>
-          <w:bdr w:val="single" w:sz="12" w:space="0" w:color="auto" w:frame="1"/>
-        </w:rPr>
-        <w:t>https://rutube.ru/plst/1470571</w:t>
-      </w:r>
-    </w:p>
-    <w:p>
-      <w:pPr>
-        <w:rPr>
-          <w:rFonts w:eastAsiaTheme="majorEastAsia" w:cstheme="minorHAnsi"/>
-          <w:b/>
-          <w:caps/>
-          <w:color w:val="FF0000"/>
-          <w:sz w:val="18"/>
-          <w:szCs w:val="18"/>
-          <w:shd w:val="clear" w:color="auto" w:fill="FFFFFF"/>
-        </w:rPr>
-      </w:pPr>
-      <w:r>
-        <w:rPr>
-          <w:rFonts w:cstheme="minorHAnsi"/>
-          <w:caps/>
-          <w:color w:val="0F1115"/>
-          <w:sz w:val="18"/>
-          <w:szCs w:val="18"/>
-          <w:shd w:val="clear" w:color="auto" w:fill="FFFFFF"/>
-        </w:rPr>
-        <w:t>Ссылка </w:t>
-      </w:r>
-      <w:r>
-        <w:rPr>
-          <w:rFonts w:cstheme="minorHAnsi"/>
-          <w:caps/>
-          <w:color w:val="0F1115"/>
-          <w:sz w:val="18"/>
-          <w:szCs w:val="18"/>
-          <w:shd w:val="clear" w:color="auto" w:fill="FFFFFF"/>
-        </w:rPr>
-        <w:t xml:space="preserve">арифметическая </w:t>
-      </w:r>
-      <w:r>
-        <w:rPr>
-          <w:rFonts w:cstheme="minorHAnsi"/>
-          <w:caps/>
-          <w:color w:val="0F1115"/>
-          <w:sz w:val="18"/>
-          <w:szCs w:val="18"/>
-          <w:shd w:val="clear" w:color="auto" w:fill="FFFFFF"/>
-        </w:rPr>
-        <w:t>прогрессия</w:t>
-      </w:r>
-      <w:r>
-        <w:rPr>
-          <w:rFonts w:eastAsiaTheme="majorEastAsia" w:cstheme="minorHAnsi"/>
-          <w:b/>
-          <w:caps/>
-          <w:color w:val="FF0000"/>
-          <w:sz w:val="18"/>
-          <w:szCs w:val="18"/>
-          <w:shd w:val="clear" w:color="auto" w:fill="FFFFFF"/>
-        </w:rPr>
-        <w:t xml:space="preserve">  </w:t>
-      </w:r>
-      <w:r>
-        <w:rPr>
-          <w:rStyle w:val="a3"/>
-          <w:rFonts w:cstheme="minorHAnsi"/>
-          <w:caps/>
-          <w:sz w:val="18"/>
-          <w:szCs w:val="18"/>
-          <w:bdr w:val="single" w:sz="12" w:space="0" w:color="auto" w:frame="1"/>
-        </w:rPr>
-        <w:t>https://rutube.ru/video/033fceaad36ec994861b71b467b06319/</w:t>
-      </w:r>
-    </w:p>
-    <w:p>
-      <w:pPr>
-        <w:rPr>
-          <w:rFonts w:eastAsiaTheme="majorEastAsia" w:cstheme="minorHAnsi"/>
-          <w:b/>
-          <w:caps/>
-          <w:color w:val="FF0000"/>
-          <w:sz w:val="18"/>
-          <w:szCs w:val="18"/>
-          <w:shd w:val="clear" w:color="auto" w:fill="FFFFFF"/>
-        </w:rPr>
-      </w:pPr>
-      <w:r>
-        <w:rPr>
-          <w:rFonts w:cstheme="minorHAnsi"/>
-          <w:caps/>
-          <w:color w:val="0F1115"/>
-          <w:sz w:val="18"/>
-          <w:szCs w:val="18"/>
-          <w:shd w:val="clear" w:color="auto" w:fill="FFFFFF"/>
-        </w:rPr>
-        <w:t>Ссылка </w:t>
-      </w:r>
-      <w:r>
-        <w:rPr>
-          <w:rFonts w:cstheme="minorHAnsi"/>
-          <w:caps/>
-          <w:color w:val="0F1115"/>
-          <w:sz w:val="18"/>
-          <w:szCs w:val="18"/>
-          <w:shd w:val="clear" w:color="auto" w:fill="FFFFFF"/>
-        </w:rPr>
-        <w:t xml:space="preserve">геометрическая прогрессия </w:t>
+        <w:t xml:space="preserve">Ссылка геометрическая прогрессия </w:t>
       </w:r>
       <w:r>
         <w:rPr>
@@ -5887,7 +5718,7 @@
           <w:highlight w:val="yellow"/>
           <w:shd w:val="clear" w:color="auto" w:fill="FFFFFF"/>
         </w:rPr>
-        <w:t xml:space="preserve">ЗАДАНИЕ </w:t>
+        <w:t>ЗАДАНИЕ 15 ТРЕУГОЛЬНИКИ</w:t>
       </w:r>
       <w:r>
         <w:rPr>
@@ -5897,12 +5728,13 @@
           <w:color w:val="FF0000"/>
           <w:sz w:val="18"/>
           <w:szCs w:val="18"/>
-          <w:highlight w:val="yellow"/>
-          <w:shd w:val="clear" w:color="auto" w:fill="FFFFFF"/>
-        </w:rPr>
-        <w:t>15 ТРЕУГОЛЬНИКИ</w:t>
-      </w:r>
-      <w:r>
+          <w:shd w:val="clear" w:color="auto" w:fill="FFFFFF"/>
+        </w:rPr>
+        <w:t xml:space="preserve"> </w:t>
+      </w:r>
+    </w:p>
+    <w:p>
+      <w:pPr>
         <w:rPr>
           <w:rFonts w:eastAsiaTheme="majorEastAsia" w:cstheme="minorHAnsi"/>
           <w:b/>
@@ -5912,7 +5744,17 @@
           <w:szCs w:val="18"/>
           <w:shd w:val="clear" w:color="auto" w:fill="FFFFFF"/>
         </w:rPr>
-        <w:t xml:space="preserve"> </w:t>
+      </w:pPr>
+      <w:r>
+        <w:rPr>
+          <w:rFonts w:cstheme="minorHAnsi"/>
+          <w:caps/>
+          <w:color w:val="0F1115"/>
+          <w:sz w:val="18"/>
+          <w:szCs w:val="18"/>
+          <w:shd w:val="clear" w:color="auto" w:fill="FFFFFF"/>
+        </w:rPr>
+        <w:t>Ссылка </w:t>
       </w:r>
     </w:p>
     <w:p>
@@ -5929,19 +5771,6 @@
       </w:pPr>
       <w:r>
         <w:rPr>
-          <w:rFonts w:cstheme="minorHAnsi"/>
-          <w:caps/>
-          <w:color w:val="0F1115"/>
-          <w:sz w:val="18"/>
-          <w:szCs w:val="18"/>
-          <w:shd w:val="clear" w:color="auto" w:fill="FFFFFF"/>
-        </w:rPr>
-        <w:t>Ссылка </w:t>
-      </w:r>
-    </w:p>
-    <w:p>
-      <w:pPr>
-        <w:rPr>
           <w:rFonts w:eastAsiaTheme="majorEastAsia" w:cstheme="minorHAnsi"/>
           <w:b/>
           <w:caps/>
@@ -5950,54 +5779,7 @@
           <w:szCs w:val="18"/>
           <w:shd w:val="clear" w:color="auto" w:fill="FFFFFF"/>
         </w:rPr>
-      </w:pPr>
-      <w:r>
-        <w:rPr>
-          <w:rFonts w:eastAsiaTheme="majorEastAsia" w:cstheme="minorHAnsi"/>
-          <w:b/>
-          <w:caps/>
-          <w:color w:val="FF0000"/>
-          <w:sz w:val="18"/>
-          <w:szCs w:val="18"/>
-          <w:shd w:val="clear" w:color="auto" w:fill="FFFFFF"/>
-        </w:rPr>
-        <w:t>ЗАДАНИЕ 1</w:t>
-      </w:r>
-      <w:r>
-        <w:rPr>
-          <w:rFonts w:eastAsiaTheme="majorEastAsia" w:cstheme="minorHAnsi"/>
-          <w:b/>
-          <w:caps/>
-          <w:color w:val="FF0000"/>
-          <w:sz w:val="18"/>
-          <w:szCs w:val="18"/>
-          <w:shd w:val="clear" w:color="auto" w:fill="FFFFFF"/>
-        </w:rPr>
-        <w:t>6</w:t>
-      </w:r>
-      <w:r>
-        <w:rPr>
-          <w:rFonts w:eastAsiaTheme="majorEastAsia" w:cstheme="minorHAnsi"/>
-          <w:b/>
-          <w:caps/>
-          <w:color w:val="FF0000"/>
-          <w:sz w:val="18"/>
-          <w:szCs w:val="18"/>
-          <w:shd w:val="clear" w:color="auto" w:fill="FFFFFF"/>
-        </w:rPr>
-        <w:t xml:space="preserve"> </w:t>
-      </w:r>
-      <w:r>
-        <w:rPr>
-          <w:rFonts w:eastAsiaTheme="majorEastAsia" w:cstheme="minorHAnsi"/>
-          <w:b/>
-          <w:caps/>
-          <w:color w:val="FF0000"/>
-          <w:sz w:val="18"/>
-          <w:szCs w:val="18"/>
-          <w:shd w:val="clear" w:color="auto" w:fill="FFFFFF"/>
-        </w:rPr>
-        <w:t>ОКРУЖНОСТИ</w:t>
+        <w:t>ЗАДАНИЕ 16 ОКРУЖНОСТИ</w:t>
       </w:r>
     </w:p>
     <w:p>
@@ -6119,43 +5901,7 @@
           <w:szCs w:val="18"/>
           <w:shd w:val="clear" w:color="auto" w:fill="FFFFFF"/>
         </w:rPr>
-        <w:t>ЗАДАНИЕ 1</w:t>
-      </w:r>
-      <w:r>
-        <w:rPr>
-          <w:rFonts w:eastAsiaTheme="majorEastAsia" w:cstheme="minorHAnsi"/>
-          <w:b/>
-          <w:caps/>
-          <w:color w:val="FF0000"/>
-          <w:sz w:val="18"/>
-          <w:szCs w:val="18"/>
-          <w:shd w:val="clear" w:color="auto" w:fill="FFFFFF"/>
-        </w:rPr>
-        <w:t>7</w:t>
-      </w:r>
-      <w:r>
-        <w:rPr>
-          <w:rFonts w:eastAsiaTheme="majorEastAsia" w:cstheme="minorHAnsi"/>
-          <w:b/>
-          <w:caps/>
-          <w:color w:val="FF0000"/>
-          <w:sz w:val="18"/>
-          <w:szCs w:val="18"/>
-          <w:shd w:val="clear" w:color="auto" w:fill="FFFFFF"/>
-        </w:rPr>
-        <w:t xml:space="preserve"> </w:t>
-      </w:r>
-      <w:r>
-        <w:rPr>
-          <w:rFonts w:eastAsiaTheme="majorEastAsia" w:cstheme="minorHAnsi"/>
-          <w:b/>
-          <w:caps/>
-          <w:color w:val="FF0000"/>
-          <w:sz w:val="18"/>
-          <w:szCs w:val="18"/>
-          <w:shd w:val="clear" w:color="auto" w:fill="FFFFFF"/>
-        </w:rPr>
-        <w:t>ЧЕТЫРЕХУГОЛЬНИКИ И МНОГОУГОЛЬНИКИ</w:t>
+        <w:t>ЗАДАНИЕ 17 ЧЕТЫРЕХУГОЛЬНИКИ И МНОГОУГОЛЬНИКИ</w:t>
       </w:r>
     </w:p>
     <w:p>
@@ -6265,31 +6011,7 @@
           <w:szCs w:val="18"/>
           <w:shd w:val="clear" w:color="auto" w:fill="FFFFFF"/>
         </w:rPr>
-        <w:t>ЗАДАНИЕ 1</w:t>
-      </w:r>
-      <w:r>
-        <w:rPr>
-          <w:rFonts w:eastAsiaTheme="majorEastAsia" w:cstheme="minorHAnsi"/>
-          <w:b/>
-          <w:caps/>
-          <w:color w:val="FF0000"/>
-          <w:sz w:val="18"/>
-          <w:szCs w:val="18"/>
-          <w:shd w:val="clear" w:color="auto" w:fill="FFFFFF"/>
-        </w:rPr>
-        <w:t>8 КВАДРАТАНЯ РЕШЕТКА</w:t>
-      </w:r>
-      <w:r>
-        <w:rPr>
-          <w:rFonts w:eastAsiaTheme="majorEastAsia" w:cstheme="minorHAnsi"/>
-          <w:b/>
-          <w:caps/>
-          <w:color w:val="FF0000"/>
-          <w:sz w:val="18"/>
-          <w:szCs w:val="18"/>
-          <w:shd w:val="clear" w:color="auto" w:fill="FFFFFF"/>
-        </w:rPr>
-        <w:t xml:space="preserve"> </w:t>
+        <w:t xml:space="preserve">ЗАДАНИЕ 18 КВАДРАТАНЯ РЕШЕТКА </w:t>
       </w:r>
     </w:p>
     <w:p>
@@ -6358,9 +6080,11 @@
           <w:szCs w:val="18"/>
           <w:shd w:val="clear" w:color="auto" w:fill="FFFFFF"/>
         </w:rPr>
-        <w:t xml:space="preserve">ЗАДАНИЕ </w:t>
-      </w:r>
-      <w:r>
+        <w:t xml:space="preserve">ЗАДАНИЕ 19 ГЕОМЕТРИЧЕСКИЕ ВЫСКАЗЫВАНИЯ </w:t>
+      </w:r>
+    </w:p>
+    <w:p>
+      <w:pPr>
         <w:rPr>
           <w:rFonts w:eastAsiaTheme="majorEastAsia" w:cstheme="minorHAnsi"/>
           <w:b/>
@@ -6370,7 +6094,17 @@
           <w:szCs w:val="18"/>
           <w:shd w:val="clear" w:color="auto" w:fill="FFFFFF"/>
         </w:rPr>
-        <w:t>19 ГЕОМЕТРИЧЕСКИЕ ВЫСКАЗЫВАНИЯ</w:t>
+      </w:pPr>
+      <w:r>
+        <w:rPr>
+          <w:rFonts w:cstheme="minorHAnsi"/>
+          <w:caps/>
+          <w:color w:val="0F1115"/>
+          <w:sz w:val="18"/>
+          <w:szCs w:val="18"/>
+          <w:shd w:val="clear" w:color="auto" w:fill="FFFFFF"/>
+        </w:rPr>
+        <w:t>Ссылка </w:t>
       </w:r>
       <w:r>
         <w:rPr>
@@ -6384,6 +6118,18 @@
         </w:rPr>
         <w:t xml:space="preserve"> </w:t>
       </w:r>
+      <w:r>
+        <w:rPr>
+          <w:rStyle w:val="a3"/>
+          <w:rFonts w:cstheme="minorHAnsi"/>
+          <w:caps/>
+          <w:color w:val="3964FE"/>
+          <w:sz w:val="18"/>
+          <w:szCs w:val="18"/>
+          <w:bdr w:val="single" w:sz="12" w:space="0" w:color="auto" w:frame="1"/>
+        </w:rPr>
+        <w:t>https://rutube.ru/video/06bc3ffa63b51b3ffdf3a7edad2cdc87/</w:t>
+      </w:r>
     </w:p>
     <w:p>
       <w:pPr>
@@ -6399,17 +6145,6 @@
       </w:pPr>
       <w:r>
         <w:rPr>
-          <w:rFonts w:cstheme="minorHAnsi"/>
-          <w:caps/>
-          <w:color w:val="0F1115"/>
-          <w:sz w:val="18"/>
-          <w:szCs w:val="18"/>
-          <w:shd w:val="clear" w:color="auto" w:fill="FFFFFF"/>
-        </w:rPr>
-        <w:t>Ссылка </w:t>
-      </w:r>
-      <w:r>
-        <w:rPr>
           <w:rFonts w:eastAsiaTheme="majorEastAsia" w:cstheme="minorHAnsi"/>
           <w:b/>
           <w:caps/>
@@ -6418,6 +6153,45 @@
           <w:szCs w:val="18"/>
           <w:shd w:val="clear" w:color="auto" w:fill="FFFFFF"/>
         </w:rPr>
+        <w:t xml:space="preserve">ЗАДАНИЕ 20 УРАВНЕНИЯ-НЕРАВЕНСТВА-СИСТЕМЫ </w:t>
+      </w:r>
+    </w:p>
+    <w:p>
+      <w:pPr>
+        <w:spacing w:after="0" w:line="240" w:lineRule="auto"/>
+        <w:rPr>
+          <w:rStyle w:val="a3"/>
+          <w:rFonts w:cstheme="minorHAnsi"/>
+          <w:caps/>
+          <w:color w:val="3964FE"/>
+          <w:sz w:val="18"/>
+          <w:szCs w:val="18"/>
+          <w:bdr w:val="single" w:sz="12" w:space="0" w:color="auto" w:frame="1"/>
+          <w:shd w:val="clear" w:color="auto" w:fill="FFFFFF"/>
+        </w:rPr>
+      </w:pPr>
+      <w:r>
+        <w:rPr>
+          <w:rFonts w:cstheme="minorHAnsi"/>
+          <w:caps/>
+          <w:color w:val="0F1115"/>
+          <w:sz w:val="18"/>
+          <w:szCs w:val="18"/>
+          <w:shd w:val="clear" w:color="auto" w:fill="FFFFFF"/>
+        </w:rPr>
+        <w:t>Ссылка </w:t>
+      </w:r>
+      <w:r>
+        <w:rPr>
+          <w:rStyle w:val="a3"/>
+          <w:rFonts w:cstheme="minorHAnsi"/>
+          <w:caps/>
+          <w:color w:val="3964FE"/>
+          <w:sz w:val="18"/>
+          <w:szCs w:val="18"/>
+          <w:bdr w:val="single" w:sz="12" w:space="0" w:color="auto" w:frame="1"/>
+          <w:shd w:val="clear" w:color="auto" w:fill="FFFFFF"/>
+        </w:rPr>
         <w:t xml:space="preserve"> </w:t>
       </w:r>
       <w:r>
@@ -6429,8 +6203,9 @@
           <w:sz w:val="18"/>
           <w:szCs w:val="18"/>
           <w:bdr w:val="single" w:sz="12" w:space="0" w:color="auto" w:frame="1"/>
-        </w:rPr>
-        <w:t>https://rutube.ru/video/06bc3ffa63b51b3ffdf3a7edad2cdc87/</w:t>
+          <w:shd w:val="clear" w:color="auto" w:fill="FFFFFF"/>
+        </w:rPr>
+        <w:t>https://rutube.ru/plst/1365459</w:t>
       </w:r>
     </w:p>
     <w:p>
@@ -6455,132 +6230,7 @@
           <w:szCs w:val="18"/>
           <w:shd w:val="clear" w:color="auto" w:fill="FFFFFF"/>
         </w:rPr>
-        <w:t xml:space="preserve">ЗАДАНИЕ </w:t>
-      </w:r>
-      <w:r>
-        <w:rPr>
-          <w:rFonts w:eastAsiaTheme="majorEastAsia" w:cstheme="minorHAnsi"/>
-          <w:b/>
-          <w:caps/>
-          <w:color w:val="FF0000"/>
-          <w:sz w:val="18"/>
-          <w:szCs w:val="18"/>
-          <w:shd w:val="clear" w:color="auto" w:fill="FFFFFF"/>
-        </w:rPr>
-        <w:t>20 УРАВНЕНИЯ-НЕРАВЕНСТВА-СИСТЕМЫ</w:t>
-      </w:r>
-      <w:r>
-        <w:rPr>
-          <w:rFonts w:eastAsiaTheme="majorEastAsia" w:cstheme="minorHAnsi"/>
-          <w:b/>
-          <w:caps/>
-          <w:color w:val="FF0000"/>
-          <w:sz w:val="18"/>
-          <w:szCs w:val="18"/>
-          <w:shd w:val="clear" w:color="auto" w:fill="FFFFFF"/>
-        </w:rPr>
-        <w:t xml:space="preserve"> </w:t>
-      </w:r>
-    </w:p>
-    <w:p>
-      <w:pPr>
-        <w:spacing w:after="0" w:line="240" w:lineRule="auto"/>
-        <w:rPr>
-          <w:rStyle w:val="a3"/>
-          <w:rFonts w:cstheme="minorHAnsi"/>
-          <w:caps/>
-          <w:color w:val="3964FE"/>
-          <w:sz w:val="18"/>
-          <w:szCs w:val="18"/>
-          <w:bdr w:val="single" w:sz="12" w:space="0" w:color="auto" w:frame="1"/>
-          <w:shd w:val="clear" w:color="auto" w:fill="FFFFFF"/>
-        </w:rPr>
-      </w:pPr>
-      <w:r>
-        <w:rPr>
-          <w:rFonts w:cstheme="minorHAnsi"/>
-          <w:caps/>
-          <w:color w:val="0F1115"/>
-          <w:sz w:val="18"/>
-          <w:szCs w:val="18"/>
-          <w:shd w:val="clear" w:color="auto" w:fill="FFFFFF"/>
-        </w:rPr>
-        <w:t>Ссылка </w:t>
-      </w:r>
-      <w:r>
-        <w:rPr>
-          <w:rStyle w:val="a3"/>
-          <w:rFonts w:cstheme="minorHAnsi"/>
-          <w:caps/>
-          <w:color w:val="3964FE"/>
-          <w:sz w:val="18"/>
-          <w:szCs w:val="18"/>
-          <w:bdr w:val="single" w:sz="12" w:space="0" w:color="auto" w:frame="1"/>
-          <w:shd w:val="clear" w:color="auto" w:fill="FFFFFF"/>
-        </w:rPr>
-        <w:t xml:space="preserve"> </w:t>
-      </w:r>
-      <w:r>
-        <w:rPr>
-          <w:rStyle w:val="a3"/>
-          <w:rFonts w:cstheme="minorHAnsi"/>
-          <w:caps/>
-          <w:color w:val="3964FE"/>
-          <w:sz w:val="18"/>
-          <w:szCs w:val="18"/>
-          <w:bdr w:val="single" w:sz="12" w:space="0" w:color="auto" w:frame="1"/>
-          <w:shd w:val="clear" w:color="auto" w:fill="FFFFFF"/>
-        </w:rPr>
-        <w:t>https://rutube.ru/plst/1365459</w:t>
-      </w:r>
-    </w:p>
-    <w:p>
-      <w:pPr>
-        <w:rPr>
-          <w:rFonts w:eastAsiaTheme="majorEastAsia" w:cstheme="minorHAnsi"/>
-          <w:b/>
-          <w:caps/>
-          <w:color w:val="FF0000"/>
-          <w:sz w:val="18"/>
-          <w:szCs w:val="18"/>
-          <w:shd w:val="clear" w:color="auto" w:fill="FFFFFF"/>
-        </w:rPr>
-      </w:pPr>
-      <w:r>
-        <w:rPr>
-          <w:rFonts w:eastAsiaTheme="majorEastAsia" w:cstheme="minorHAnsi"/>
-          <w:b/>
-          <w:caps/>
-          <w:color w:val="FF0000"/>
-          <w:sz w:val="18"/>
-          <w:szCs w:val="18"/>
-          <w:shd w:val="clear" w:color="auto" w:fill="FFFFFF"/>
-        </w:rPr>
-        <w:t xml:space="preserve">ЗАДАНИЕ </w:t>
-      </w:r>
-      <w:r>
-        <w:rPr>
-          <w:rFonts w:eastAsiaTheme="majorEastAsia" w:cstheme="minorHAnsi"/>
-          <w:b/>
-          <w:caps/>
-          <w:color w:val="FF0000"/>
-          <w:sz w:val="18"/>
-          <w:szCs w:val="18"/>
-          <w:shd w:val="clear" w:color="auto" w:fill="FFFFFF"/>
-        </w:rPr>
-        <w:t>21 ТЕКСТОВЫЕ ЗАДАЧИ</w:t>
-      </w:r>
-      <w:r>
-        <w:rPr>
-          <w:rFonts w:eastAsiaTheme="majorEastAsia" w:cstheme="minorHAnsi"/>
-          <w:b/>
-          <w:caps/>
-          <w:color w:val="FF0000"/>
-          <w:sz w:val="18"/>
-          <w:szCs w:val="18"/>
-          <w:shd w:val="clear" w:color="auto" w:fill="FFFFFF"/>
-        </w:rPr>
-        <w:t xml:space="preserve"> </w:t>
+        <w:t xml:space="preserve">ЗАДАНИЕ 21 ТЕКСТОВЫЕ ЗАДАЧИ </w:t>
       </w:r>
     </w:p>
     <w:p>
@@ -6636,31 +6286,7 @@
           <w:shd w:val="clear" w:color="auto" w:fill="FFFFFF"/>
         </w:rPr>
         <w:lastRenderedPageBreak/>
-        <w:t xml:space="preserve">ЗАДАНИЕ </w:t>
-      </w:r>
-      <w:r>
-        <w:rPr>
-          <w:rFonts w:eastAsiaTheme="majorEastAsia" w:cstheme="minorHAnsi"/>
-          <w:b/>
-          <w:caps/>
-          <w:color w:val="FF0000"/>
-          <w:sz w:val="18"/>
-          <w:szCs w:val="18"/>
-          <w:shd w:val="clear" w:color="auto" w:fill="FFFFFF"/>
-        </w:rPr>
-        <w:t>22 ГРАФИКИ ФУНКЦИЙ</w:t>
-      </w:r>
-      <w:r>
-        <w:rPr>
-          <w:rFonts w:eastAsiaTheme="majorEastAsia" w:cstheme="minorHAnsi"/>
-          <w:b/>
-          <w:caps/>
-          <w:color w:val="FF0000"/>
-          <w:sz w:val="18"/>
-          <w:szCs w:val="18"/>
-          <w:shd w:val="clear" w:color="auto" w:fill="FFFFFF"/>
-        </w:rPr>
-        <w:t xml:space="preserve"> </w:t>
+        <w:t xml:space="preserve">ЗАДАНИЕ 22 ГРАФИКИ ФУНКЦИЙ </w:t>
       </w:r>
     </w:p>
     <w:p>
@@ -6715,19 +6341,7 @@
           <w:szCs w:val="18"/>
           <w:shd w:val="clear" w:color="auto" w:fill="FFFFFF"/>
         </w:rPr>
-        <w:t xml:space="preserve">ЗАДАНИЕ </w:t>
-      </w:r>
-      <w:r>
-        <w:rPr>
-          <w:rFonts w:eastAsiaTheme="majorEastAsia" w:cstheme="minorHAnsi"/>
-          <w:b/>
-          <w:caps/>
-          <w:color w:val="FF0000"/>
-          <w:sz w:val="18"/>
-          <w:szCs w:val="18"/>
-          <w:shd w:val="clear" w:color="auto" w:fill="FFFFFF"/>
-        </w:rPr>
-        <w:t>23 ГЕОМЕТРИЯ –ВЫЧИСЛЕНИЯ</w:t>
+        <w:t>ЗАДАНИЕ 23 ГЕОМЕТРИЯ –ВЫЧИСЛЕНИЯ</w:t>
       </w:r>
     </w:p>
     <w:p>
@@ -6782,43 +6396,7 @@
           <w:szCs w:val="18"/>
           <w:shd w:val="clear" w:color="auto" w:fill="FFFFFF"/>
         </w:rPr>
-        <w:t xml:space="preserve">ЗАДАНИЕ </w:t>
-      </w:r>
-      <w:r>
-        <w:rPr>
-          <w:rFonts w:eastAsiaTheme="majorEastAsia" w:cstheme="minorHAnsi"/>
-          <w:b/>
-          <w:caps/>
-          <w:color w:val="FF0000"/>
-          <w:sz w:val="18"/>
-          <w:szCs w:val="18"/>
-          <w:shd w:val="clear" w:color="auto" w:fill="FFFFFF"/>
-        </w:rPr>
-        <w:t>24</w:t>
-      </w:r>
-      <w:r>
-        <w:rPr>
-          <w:rFonts w:eastAsiaTheme="majorEastAsia" w:cstheme="minorHAnsi"/>
-          <w:b/>
-          <w:caps/>
-          <w:color w:val="FF0000"/>
-          <w:sz w:val="18"/>
-          <w:szCs w:val="18"/>
-          <w:shd w:val="clear" w:color="auto" w:fill="FFFFFF"/>
-        </w:rPr>
-        <w:t xml:space="preserve"> ГЕОМЕТРИЯ –</w:t>
-      </w:r>
-      <w:r>
-        <w:rPr>
-          <w:rFonts w:eastAsiaTheme="majorEastAsia" w:cstheme="minorHAnsi"/>
-          <w:b/>
-          <w:caps/>
-          <w:color w:val="FF0000"/>
-          <w:sz w:val="18"/>
-          <w:szCs w:val="18"/>
-          <w:shd w:val="clear" w:color="auto" w:fill="FFFFFF"/>
-        </w:rPr>
-        <w:t>ДОКАЗАТЕЛЬСТВА</w:t>
+        <w:t>ЗАДАНИЕ 24 ГЕОМЕТРИЯ –ДОКАЗАТЕЛЬСТВА</w:t>
       </w:r>
     </w:p>
     <w:p>
@@ -6873,43 +6451,7 @@
           <w:szCs w:val="18"/>
           <w:shd w:val="clear" w:color="auto" w:fill="FFFFFF"/>
         </w:rPr>
-        <w:t xml:space="preserve">ЗАДАНИЕ </w:t>
-      </w:r>
-      <w:r>
-        <w:rPr>
-          <w:rFonts w:eastAsiaTheme="majorEastAsia" w:cstheme="minorHAnsi"/>
-          <w:b/>
-          <w:caps/>
-          <w:color w:val="FF0000"/>
-          <w:sz w:val="18"/>
-          <w:szCs w:val="18"/>
-          <w:shd w:val="clear" w:color="auto" w:fill="FFFFFF"/>
-        </w:rPr>
-        <w:t>25</w:t>
-      </w:r>
-      <w:r>
-        <w:rPr>
-          <w:rFonts w:eastAsiaTheme="majorEastAsia" w:cstheme="minorHAnsi"/>
-          <w:b/>
-          <w:caps/>
-          <w:color w:val="FF0000"/>
-          <w:sz w:val="18"/>
-          <w:szCs w:val="18"/>
-          <w:shd w:val="clear" w:color="auto" w:fill="FFFFFF"/>
-        </w:rPr>
-        <w:t xml:space="preserve"> ГЕОМЕТРИЯ –ВЫЧИСЛЕНИЯ</w:t>
-      </w:r>
-      <w:r>
-        <w:rPr>
-          <w:rFonts w:eastAsiaTheme="majorEastAsia" w:cstheme="minorHAnsi"/>
-          <w:b/>
-          <w:caps/>
-          <w:color w:val="FF0000"/>
-          <w:sz w:val="18"/>
-          <w:szCs w:val="18"/>
-          <w:shd w:val="clear" w:color="auto" w:fill="FFFFFF"/>
-        </w:rPr>
-        <w:t xml:space="preserve"> И ДОКАЗАТЕЛЬСТВА</w:t>
+        <w:t>ЗАДАНИЕ 25 ГЕОМЕТРИЯ –ВЫЧИСЛЕНИЯ И ДОКАЗАТЕЛЬСТВА</w:t>
       </w:r>
     </w:p>
     <w:p>
@@ -7304,15 +6846,7 @@
           <w:sz w:val="18"/>
           <w:szCs w:val="18"/>
         </w:rPr>
-        <w:t xml:space="preserve"> </w:t>
-      </w:r>
-      <w:r>
-        <w:rPr>
-          <w:rFonts w:cstheme="minorHAnsi"/>
-          <w:sz w:val="18"/>
-          <w:szCs w:val="18"/>
-        </w:rPr>
-        <w:t xml:space="preserve"> </w:t>
+        <w:t xml:space="preserve">  </w:t>
       </w:r>
       <w:hyperlink r:id="rId52" w:history="1">
         <w:r>
@@ -8445,6 +7979,7 @@
   <w:style w:type="character" w:default="1" w:styleId="a0">
     <w:name w:val="Default Paragraph Font"/>
     <w:uiPriority w:val="1"/>
+    <w:semiHidden/>
     <w:unhideWhenUsed/>
   </w:style>
   <w:style w:type="table" w:default="1" w:styleId="a1">

--- a/json_files/СТРУКТУРА ЕГЭ МАТЕМАТИКА/ССЫЛКИ НА ВИДЕОРАЗБОРЫ.docx
+++ b/json_files/СТРУКТУРА ЕГЭ МАТЕМАТИКА/ССЫЛКИ НА ВИДЕОРАЗБОРЫ.docx
@@ -158,9 +158,15 @@
         <w:pStyle w:val="1"/>
       </w:pPr>
       <w:r>
+        <w:rPr>
+          <w:highlight w:val="yellow"/>
+        </w:rPr>
         <w:t>ЗАДАНИЕ 3</w:t>
       </w:r>
       <w:r>
+        <w:rPr>
+          <w:highlight w:val="yellow"/>
+        </w:rPr>
         <w:t xml:space="preserve"> СТЕРЕОМЕТРИЯ</w:t>
       </w:r>
     </w:p>
@@ -278,9 +284,15 @@
         <w:pStyle w:val="1"/>
       </w:pPr>
       <w:r>
+        <w:rPr>
+          <w:highlight w:val="yellow"/>
+        </w:rPr>
         <w:t>ЗАДАНИЕ 5</w:t>
       </w:r>
       <w:r>
+        <w:rPr>
+          <w:highlight w:val="yellow"/>
+        </w:rPr>
         <w:t xml:space="preserve"> ВЕРОЯТНОСТЬ СЛОЖНАЯ</w:t>
       </w:r>
     </w:p>
@@ -419,10 +431,18 @@
       <w:pPr>
         <w:pStyle w:val="1"/>
       </w:pPr>
-      <w:r>
+      <w:bookmarkStart w:id="0" w:name="_GoBack"/>
+      <w:bookmarkEnd w:id="0"/>
+      <w:r>
+        <w:rPr>
+          <w:highlight w:val="yellow"/>
+        </w:rPr>
         <w:t>ЗАДАНИЕ 7</w:t>
       </w:r>
       <w:r>
+        <w:rPr>
+          <w:highlight w:val="yellow"/>
+        </w:rPr>
         <w:t xml:space="preserve"> ВЫЧИСЛЕНИЯ</w:t>
       </w:r>
     </w:p>
@@ -482,8 +502,6 @@
       <w:pPr>
         <w:pStyle w:val="1"/>
       </w:pPr>
-      <w:bookmarkStart w:id="0" w:name="_GoBack"/>
-      <w:bookmarkEnd w:id="0"/>
       <w:r>
         <w:rPr>
           <w:highlight w:val="yellow"/>

--- a/json_files/СТРУКТУРА ЕГЭ МАТЕМАТИКА/ССЫЛКИ НА ВИДЕОРАЗБОРЫ.docx
+++ b/json_files/СТРУКТУРА ЕГЭ МАТЕМАТИКА/ССЫЛКИ НА ВИДЕОРАЗБОРЫ.docx
@@ -16,11 +16,42 @@
         <w:contextualSpacing/>
         <w:rPr>
           <w:rFonts w:cstheme="minorHAnsi"/>
-          <w:sz w:val="18"/>
-          <w:szCs w:val="18"/>
-        </w:rPr>
-      </w:pPr>
-    </w:p>
+          <w:b/>
+          <w:sz w:val="18"/>
+          <w:szCs w:val="18"/>
+        </w:rPr>
+      </w:pPr>
+      <w:bookmarkStart w:id="0" w:name="_GoBack"/>
+      <w:r>
+        <w:rPr>
+          <w:rFonts w:cstheme="minorHAnsi"/>
+          <w:b/>
+          <w:sz w:val="18"/>
+          <w:szCs w:val="18"/>
+          <w:lang w:val="en-US"/>
+        </w:rPr>
+        <w:t xml:space="preserve">ЧАСТЬ 1 – 9 </w:t>
+      </w:r>
+      <w:r>
+        <w:rPr>
+          <w:rFonts w:cstheme="minorHAnsi"/>
+          <w:b/>
+          <w:sz w:val="18"/>
+          <w:szCs w:val="18"/>
+        </w:rPr>
+        <w:t>ЧАСОВ</w:t>
+      </w:r>
+      <w:r>
+        <w:rPr>
+          <w:rFonts w:cstheme="minorHAnsi"/>
+          <w:b/>
+          <w:sz w:val="18"/>
+          <w:szCs w:val="18"/>
+        </w:rPr>
+        <w:br/>
+      </w:r>
+    </w:p>
+    <w:bookmarkEnd w:id="0"/>
     <w:p>
       <w:pPr>
         <w:pStyle w:val="1"/>
@@ -48,7 +79,7 @@
           <w:szCs w:val="18"/>
         </w:rPr>
       </w:pPr>
-      <w:hyperlink r:id="rId4" w:history="1">
+      <w:hyperlink r:id="rId5" w:history="1">
         <w:r>
           <w:rPr>
             <w:rStyle w:val="a3"/>
@@ -111,7 +142,7 @@
           <w:szCs w:val="18"/>
         </w:rPr>
       </w:pPr>
-      <w:hyperlink r:id="rId5" w:history="1">
+      <w:hyperlink r:id="rId6" w:history="1">
         <w:r>
           <w:rPr>
             <w:rStyle w:val="a3"/>
@@ -180,7 +211,7 @@
           <w:szCs w:val="18"/>
         </w:rPr>
       </w:pPr>
-      <w:hyperlink r:id="rId6" w:history="1">
+      <w:hyperlink r:id="rId7" w:history="1">
         <w:r>
           <w:rPr>
             <w:rStyle w:val="a3"/>
@@ -306,7 +337,7 @@
           <w:szCs w:val="18"/>
         </w:rPr>
       </w:pPr>
-      <w:hyperlink r:id="rId7" w:history="1">
+      <w:hyperlink r:id="rId8" w:history="1">
         <w:r>
           <w:rPr>
             <w:rStyle w:val="a3"/>
@@ -381,7 +412,7 @@
         </w:rPr>
         <w:br/>
       </w:r>
-      <w:hyperlink r:id="rId8" w:history="1">
+      <w:hyperlink r:id="rId9" w:history="1">
         <w:r>
           <w:rPr>
             <w:rStyle w:val="a3"/>
@@ -431,8 +462,6 @@
       <w:pPr>
         <w:pStyle w:val="1"/>
       </w:pPr>
-      <w:bookmarkStart w:id="0" w:name="_GoBack"/>
-      <w:bookmarkEnd w:id="0"/>
       <w:r>
         <w:rPr>
           <w:highlight w:val="yellow"/>
@@ -456,7 +485,7 @@
           <w:szCs w:val="18"/>
         </w:rPr>
       </w:pPr>
-      <w:hyperlink r:id="rId9" w:history="1">
+      <w:hyperlink r:id="rId10" w:history="1">
         <w:r>
           <w:rPr>
             <w:rStyle w:val="a3"/>
@@ -525,7 +554,7 @@
           <w:szCs w:val="18"/>
         </w:rPr>
       </w:pPr>
-      <w:hyperlink r:id="rId10" w:history="1">
+      <w:hyperlink r:id="rId11" w:history="1">
         <w:r>
           <w:rPr>
             <w:rStyle w:val="a3"/>
@@ -585,7 +614,7 @@
           <w:szCs w:val="18"/>
         </w:rPr>
       </w:pPr>
-      <w:hyperlink r:id="rId11" w:history="1">
+      <w:hyperlink r:id="rId12" w:history="1">
         <w:r>
           <w:rPr>
             <w:rStyle w:val="a3"/>
@@ -648,7 +677,7 @@
           <w:szCs w:val="18"/>
         </w:rPr>
       </w:pPr>
-      <w:hyperlink r:id="rId12" w:history="1">
+      <w:hyperlink r:id="rId13" w:history="1">
         <w:r>
           <w:rPr>
             <w:rStyle w:val="a3"/>
@@ -717,7 +746,7 @@
           <w:szCs w:val="18"/>
         </w:rPr>
       </w:pPr>
-      <w:hyperlink r:id="rId13" w:history="1">
+      <w:hyperlink r:id="rId14" w:history="1">
         <w:r>
           <w:rPr>
             <w:rStyle w:val="a3"/>
@@ -780,7 +809,7 @@
           <w:szCs w:val="18"/>
         </w:rPr>
       </w:pPr>
-      <w:hyperlink r:id="rId14" w:history="1">
+      <w:hyperlink r:id="rId15" w:history="1">
         <w:r>
           <w:rPr>
             <w:rStyle w:val="a3"/>
@@ -824,9 +853,448 @@
     </w:p>
     <w:p>
       <w:pPr>
+        <w:rPr>
+          <w:rFonts w:eastAsiaTheme="majorEastAsia" w:cstheme="minorHAnsi"/>
+          <w:b/>
+          <w:color w:val="FF0000"/>
+          <w:sz w:val="18"/>
+          <w:szCs w:val="18"/>
+          <w:shd w:val="clear" w:color="auto" w:fill="FFFFFF"/>
+        </w:rPr>
+      </w:pPr>
+      <w:r>
+        <w:br w:type="page"/>
+      </w:r>
+    </w:p>
+    <w:p>
+      <w:pPr>
         <w:pStyle w:val="1"/>
       </w:pPr>
       <w:r>
+        <w:lastRenderedPageBreak/>
+        <w:t>ЗАДАНИЕ 13</w:t>
+      </w:r>
+      <w:r>
+        <w:t xml:space="preserve"> – 4 ЗАНЯТИЯ</w:t>
+      </w:r>
+    </w:p>
+    <w:p>
+      <w:pPr>
+        <w:pStyle w:val="a4"/>
+        <w:numPr>
+          <w:ilvl w:val="0"/>
+          <w:numId w:val="1"/>
+        </w:numPr>
+        <w:rPr>
+          <w:sz w:val="16"/>
+          <w:szCs w:val="16"/>
+        </w:rPr>
+      </w:pPr>
+      <w:r>
+        <w:rPr>
+          <w:sz w:val="16"/>
+          <w:szCs w:val="16"/>
+        </w:rPr>
+        <w:t>Замена – 4 (3-1-0)</w:t>
+      </w:r>
+    </w:p>
+    <w:p>
+      <w:pPr>
+        <w:pStyle w:val="a4"/>
+        <w:numPr>
+          <w:ilvl w:val="0"/>
+          <w:numId w:val="1"/>
+        </w:numPr>
+        <w:rPr>
+          <w:sz w:val="16"/>
+          <w:szCs w:val="16"/>
+        </w:rPr>
+      </w:pPr>
+      <w:r>
+        <w:rPr>
+          <w:sz w:val="16"/>
+          <w:szCs w:val="16"/>
+        </w:rPr>
+        <w:t xml:space="preserve">Формулы приведения – 5 (2-2-1) </w:t>
+      </w:r>
+    </w:p>
+    <w:p>
+      <w:pPr>
+        <w:pStyle w:val="a4"/>
+        <w:numPr>
+          <w:ilvl w:val="0"/>
+          <w:numId w:val="1"/>
+        </w:numPr>
+        <w:rPr>
+          <w:sz w:val="16"/>
+          <w:szCs w:val="16"/>
+        </w:rPr>
+      </w:pPr>
+      <w:r>
+        <w:rPr>
+          <w:sz w:val="16"/>
+          <w:szCs w:val="16"/>
+        </w:rPr>
+        <w:t>Двойные углы – 10 (4-2-4)</w:t>
+      </w:r>
+    </w:p>
+    <w:p>
+      <w:pPr>
+        <w:pStyle w:val="a4"/>
+        <w:numPr>
+          <w:ilvl w:val="0"/>
+          <w:numId w:val="1"/>
+        </w:numPr>
+        <w:rPr>
+          <w:sz w:val="16"/>
+          <w:szCs w:val="16"/>
+        </w:rPr>
+      </w:pPr>
+      <w:r>
+        <w:rPr>
+          <w:sz w:val="16"/>
+          <w:szCs w:val="16"/>
+        </w:rPr>
+        <w:t>Четность 3 (3</w:t>
+      </w:r>
+      <w:r>
+        <w:rPr>
+          <w:sz w:val="16"/>
+          <w:szCs w:val="16"/>
+        </w:rPr>
+        <w:t>-0-0</w:t>
+      </w:r>
+      <w:r>
+        <w:rPr>
+          <w:sz w:val="16"/>
+          <w:szCs w:val="16"/>
+        </w:rPr>
+        <w:t>)</w:t>
+      </w:r>
+    </w:p>
+    <w:p>
+      <w:pPr>
+        <w:pStyle w:val="a4"/>
+        <w:rPr>
+          <w:sz w:val="16"/>
+          <w:szCs w:val="16"/>
+        </w:rPr>
+      </w:pPr>
+      <w:r>
+        <w:rPr>
+          <w:sz w:val="16"/>
+          <w:szCs w:val="16"/>
+        </w:rPr>
+        <w:t>ДЗ 12</w:t>
+      </w:r>
+    </w:p>
+    <w:p>
+      <w:pPr>
+        <w:pStyle w:val="a4"/>
+        <w:rPr>
+          <w:sz w:val="16"/>
+          <w:szCs w:val="16"/>
+        </w:rPr>
+      </w:pPr>
+    </w:p>
+    <w:p>
+      <w:pPr>
+        <w:pStyle w:val="a4"/>
+        <w:numPr>
+          <w:ilvl w:val="0"/>
+          <w:numId w:val="1"/>
+        </w:numPr>
+        <w:rPr>
+          <w:sz w:val="16"/>
+          <w:szCs w:val="16"/>
+        </w:rPr>
+      </w:pPr>
+      <w:r>
+        <w:rPr>
+          <w:sz w:val="16"/>
+          <w:szCs w:val="16"/>
+        </w:rPr>
+        <w:t>Синус суммы – 6 (5-0-1)</w:t>
+      </w:r>
+    </w:p>
+    <w:p>
+      <w:pPr>
+        <w:pStyle w:val="a4"/>
+        <w:numPr>
+          <w:ilvl w:val="0"/>
+          <w:numId w:val="1"/>
+        </w:numPr>
+        <w:rPr>
+          <w:sz w:val="16"/>
+          <w:szCs w:val="16"/>
+        </w:rPr>
+      </w:pPr>
+      <w:r>
+        <w:rPr>
+          <w:sz w:val="16"/>
+          <w:szCs w:val="16"/>
+        </w:rPr>
+        <w:t>Группировка – 2 (1-1-0)</w:t>
+      </w:r>
+    </w:p>
+    <w:p>
+      <w:pPr>
+        <w:pStyle w:val="a4"/>
+        <w:numPr>
+          <w:ilvl w:val="0"/>
+          <w:numId w:val="1"/>
+        </w:numPr>
+        <w:rPr>
+          <w:sz w:val="16"/>
+          <w:szCs w:val="16"/>
+        </w:rPr>
+      </w:pPr>
+      <w:r>
+        <w:rPr>
+          <w:sz w:val="16"/>
+          <w:szCs w:val="16"/>
+        </w:rPr>
+        <w:t>Доп аргумент - 4 (</w:t>
+      </w:r>
+      <w:r>
+        <w:rPr>
+          <w:sz w:val="16"/>
+          <w:szCs w:val="16"/>
+          <w:lang w:val="en-US"/>
+        </w:rPr>
+        <w:t>0-2-2</w:t>
+      </w:r>
+      <w:r>
+        <w:rPr>
+          <w:sz w:val="16"/>
+          <w:szCs w:val="16"/>
+        </w:rPr>
+        <w:t>)</w:t>
+      </w:r>
+    </w:p>
+    <w:p>
+      <w:pPr>
+        <w:pStyle w:val="a4"/>
+        <w:numPr>
+          <w:ilvl w:val="0"/>
+          <w:numId w:val="1"/>
+        </w:numPr>
+        <w:rPr>
+          <w:sz w:val="16"/>
+          <w:szCs w:val="16"/>
+        </w:rPr>
+      </w:pPr>
+      <w:r>
+        <w:rPr>
+          <w:sz w:val="16"/>
+          <w:szCs w:val="16"/>
+        </w:rPr>
+        <w:t>Одз – 15 (5-5-5)</w:t>
+      </w:r>
+    </w:p>
+    <w:p>
+      <w:pPr>
+        <w:pStyle w:val="a4"/>
+        <w:rPr>
+          <w:sz w:val="16"/>
+          <w:szCs w:val="16"/>
+        </w:rPr>
+      </w:pPr>
+      <w:r>
+        <w:rPr>
+          <w:sz w:val="16"/>
+          <w:szCs w:val="16"/>
+        </w:rPr>
+        <w:t>ДЗ 11</w:t>
+      </w:r>
+    </w:p>
+    <w:p>
+      <w:pPr>
+        <w:pStyle w:val="a4"/>
+        <w:rPr>
+          <w:sz w:val="16"/>
+          <w:szCs w:val="16"/>
+        </w:rPr>
+      </w:pPr>
+    </w:p>
+    <w:p>
+      <w:pPr>
+        <w:pStyle w:val="a4"/>
+        <w:numPr>
+          <w:ilvl w:val="0"/>
+          <w:numId w:val="1"/>
+        </w:numPr>
+        <w:rPr>
+          <w:sz w:val="16"/>
+          <w:szCs w:val="16"/>
+        </w:rPr>
+      </w:pPr>
+      <w:r>
+        <w:rPr>
+          <w:sz w:val="16"/>
+          <w:szCs w:val="16"/>
+        </w:rPr>
+        <w:t>Показательные – 12</w:t>
+      </w:r>
+      <w:r>
+        <w:rPr>
+          <w:sz w:val="16"/>
+          <w:szCs w:val="16"/>
+          <w:lang w:val="en-US"/>
+        </w:rPr>
+        <w:t xml:space="preserve"> (6-4-2)</w:t>
+      </w:r>
+    </w:p>
+    <w:p>
+      <w:pPr>
+        <w:pStyle w:val="a4"/>
+        <w:numPr>
+          <w:ilvl w:val="0"/>
+          <w:numId w:val="1"/>
+        </w:numPr>
+        <w:rPr>
+          <w:sz w:val="16"/>
+          <w:szCs w:val="16"/>
+        </w:rPr>
+      </w:pPr>
+      <w:r>
+        <w:rPr>
+          <w:sz w:val="16"/>
+          <w:szCs w:val="16"/>
+        </w:rPr>
+        <w:t>Однородные – 11</w:t>
+      </w:r>
+      <w:r>
+        <w:rPr>
+          <w:sz w:val="16"/>
+          <w:szCs w:val="16"/>
+          <w:lang w:val="en-US"/>
+        </w:rPr>
+        <w:t xml:space="preserve"> (6-3-2)</w:t>
+      </w:r>
+    </w:p>
+    <w:p>
+      <w:pPr>
+        <w:pStyle w:val="a4"/>
+        <w:numPr>
+          <w:ilvl w:val="0"/>
+          <w:numId w:val="1"/>
+        </w:numPr>
+        <w:rPr>
+          <w:sz w:val="16"/>
+          <w:szCs w:val="16"/>
+        </w:rPr>
+      </w:pPr>
+      <w:r>
+        <w:rPr>
+          <w:sz w:val="16"/>
+          <w:szCs w:val="16"/>
+        </w:rPr>
+        <w:t>Логарифмические – 16 (4-5-7)</w:t>
+      </w:r>
+    </w:p>
+    <w:p>
+      <w:pPr>
+        <w:pStyle w:val="a4"/>
+        <w:rPr>
+          <w:sz w:val="16"/>
+          <w:szCs w:val="16"/>
+        </w:rPr>
+      </w:pPr>
+      <w:r>
+        <w:rPr>
+          <w:sz w:val="16"/>
+          <w:szCs w:val="16"/>
+        </w:rPr>
+        <w:t>ДЗ 16</w:t>
+      </w:r>
+    </w:p>
+    <w:p>
+      <w:pPr>
+        <w:pStyle w:val="a4"/>
+        <w:rPr>
+          <w:sz w:val="16"/>
+          <w:szCs w:val="16"/>
+        </w:rPr>
+      </w:pPr>
+    </w:p>
+    <w:p>
+      <w:pPr>
+        <w:pStyle w:val="a4"/>
+        <w:numPr>
+          <w:ilvl w:val="0"/>
+          <w:numId w:val="1"/>
+        </w:numPr>
+        <w:rPr>
+          <w:sz w:val="16"/>
+          <w:szCs w:val="16"/>
+        </w:rPr>
+      </w:pPr>
+      <w:r>
+        <w:rPr>
+          <w:sz w:val="16"/>
+          <w:szCs w:val="16"/>
+        </w:rPr>
+        <w:t>Иррациональные – 7 (2-3-2)</w:t>
+      </w:r>
+    </w:p>
+    <w:p>
+      <w:pPr>
+        <w:pStyle w:val="a4"/>
+        <w:numPr>
+          <w:ilvl w:val="0"/>
+          <w:numId w:val="1"/>
+        </w:numPr>
+        <w:rPr>
+          <w:sz w:val="16"/>
+          <w:szCs w:val="16"/>
+        </w:rPr>
+      </w:pPr>
+      <w:r>
+        <w:rPr>
+          <w:sz w:val="16"/>
+          <w:szCs w:val="16"/>
+        </w:rPr>
+        <w:t>Метод оценки – 5 (2-1-2)</w:t>
+      </w:r>
+    </w:p>
+    <w:p>
+      <w:pPr>
+        <w:pStyle w:val="a4"/>
+        <w:numPr>
+          <w:ilvl w:val="0"/>
+          <w:numId w:val="1"/>
+        </w:numPr>
+        <w:rPr>
+          <w:sz w:val="16"/>
+          <w:szCs w:val="16"/>
+        </w:rPr>
+      </w:pPr>
+      <w:r>
+        <w:rPr>
+          <w:sz w:val="16"/>
+          <w:szCs w:val="16"/>
+        </w:rPr>
+        <w:t>ДЗ 4</w:t>
+      </w:r>
+    </w:p>
+    <w:p>
+      <w:pPr>
+        <w:spacing w:after="0" w:line="240" w:lineRule="auto"/>
+        <w:ind w:left="360"/>
+        <w:contextualSpacing/>
+        <w:rPr>
+          <w:rFonts w:cstheme="minorHAnsi"/>
+          <w:sz w:val="18"/>
+          <w:szCs w:val="18"/>
+        </w:rPr>
+      </w:pPr>
+    </w:p>
+    <w:p>
+      <w:pPr>
+        <w:pStyle w:val="1"/>
+      </w:pPr>
+      <w:r>
         <w:t>ЗАДАНИЕ 14</w:t>
       </w:r>
       <w:r>
@@ -855,7 +1323,7 @@
         </w:rPr>
         <w:t>Ссылка </w:t>
       </w:r>
-      <w:hyperlink r:id="rId15" w:tgtFrame="_blank" w:history="1">
+      <w:hyperlink r:id="rId16" w:tgtFrame="_blank" w:history="1">
         <w:r>
           <w:rPr>
             <w:rStyle w:val="a3"/>
@@ -939,22 +1407,2435 @@
     </w:p>
     <w:p>
       <w:pPr>
-        <w:spacing w:after="0" w:line="240" w:lineRule="auto"/>
-        <w:contextualSpacing/>
-        <w:rPr>
-          <w:rFonts w:cstheme="minorHAnsi"/>
-          <w:sz w:val="18"/>
-          <w:szCs w:val="18"/>
-        </w:rPr>
-      </w:pPr>
+        <w:pStyle w:val="a4"/>
+        <w:numPr>
+          <w:ilvl w:val="0"/>
+          <w:numId w:val="2"/>
+        </w:numPr>
+        <w:spacing w:after="0" w:line="240" w:lineRule="auto"/>
+        <w:rPr>
+          <w:rFonts w:cstheme="minorHAnsi"/>
+          <w:color w:val="0F1115"/>
+          <w:sz w:val="16"/>
+          <w:szCs w:val="16"/>
+          <w:shd w:val="clear" w:color="auto" w:fill="FFFFFF"/>
+        </w:rPr>
+      </w:pPr>
+      <w:r>
+        <w:rPr>
+          <w:rFonts w:cstheme="minorHAnsi"/>
+          <w:color w:val="0F1115"/>
+          <w:sz w:val="16"/>
+          <w:szCs w:val="16"/>
+          <w:shd w:val="clear" w:color="auto" w:fill="FFFFFF"/>
+        </w:rPr>
+        <w:t xml:space="preserve">ПРАВИЛЬНЫЕ 4 ПРИЗМЫ </w:t>
+      </w:r>
+      <w:r>
+        <w:rPr>
+          <w:rFonts w:cstheme="minorHAnsi"/>
+          <w:color w:val="0F1115"/>
+          <w:sz w:val="16"/>
+          <w:szCs w:val="16"/>
+          <w:shd w:val="clear" w:color="auto" w:fill="FFFFFF"/>
+        </w:rPr>
+        <w:t xml:space="preserve"> - 25</w:t>
+      </w:r>
+    </w:p>
+    <w:p>
+      <w:pPr>
+        <w:pStyle w:val="a4"/>
+        <w:numPr>
+          <w:ilvl w:val="1"/>
+          <w:numId w:val="2"/>
+        </w:numPr>
+        <w:spacing w:after="0" w:line="240" w:lineRule="auto"/>
+        <w:rPr>
+          <w:rFonts w:cstheme="minorHAnsi"/>
+          <w:color w:val="0F1115"/>
+          <w:sz w:val="16"/>
+          <w:szCs w:val="16"/>
+          <w:shd w:val="clear" w:color="auto" w:fill="FFFFFF"/>
+        </w:rPr>
+      </w:pPr>
+      <w:r>
+        <w:rPr>
+          <w:rFonts w:cstheme="minorHAnsi"/>
+          <w:color w:val="0F1115"/>
+          <w:sz w:val="16"/>
+          <w:szCs w:val="16"/>
+          <w:shd w:val="clear" w:color="auto" w:fill="FFFFFF"/>
+        </w:rPr>
+        <w:t xml:space="preserve">УРОВЕНЬ 01 </w:t>
+      </w:r>
+      <w:r>
+        <w:rPr>
+          <w:rFonts w:cstheme="minorHAnsi"/>
+          <w:color w:val="0F1115"/>
+          <w:sz w:val="16"/>
+          <w:szCs w:val="16"/>
+          <w:shd w:val="clear" w:color="auto" w:fill="FFFFFF"/>
+        </w:rPr>
+        <w:t>–</w:t>
+      </w:r>
+      <w:r>
+        <w:rPr>
+          <w:rFonts w:cstheme="minorHAnsi"/>
+          <w:color w:val="0F1115"/>
+          <w:sz w:val="16"/>
+          <w:szCs w:val="16"/>
+          <w:shd w:val="clear" w:color="auto" w:fill="FFFFFF"/>
+        </w:rPr>
+        <w:t xml:space="preserve"> 9</w:t>
+      </w:r>
+      <w:r>
+        <w:rPr>
+          <w:rFonts w:cstheme="minorHAnsi"/>
+          <w:color w:val="0F1115"/>
+          <w:sz w:val="16"/>
+          <w:szCs w:val="16"/>
+          <w:shd w:val="clear" w:color="auto" w:fill="FFFFFF"/>
+        </w:rPr>
+        <w:t xml:space="preserve"> </w:t>
+      </w:r>
+      <w:r>
+        <w:rPr>
+          <w:rFonts w:cstheme="minorHAnsi"/>
+          <w:b/>
+          <w:color w:val="0F1115"/>
+          <w:sz w:val="16"/>
+          <w:szCs w:val="16"/>
+          <w:shd w:val="clear" w:color="auto" w:fill="FFFFFF"/>
+        </w:rPr>
+        <w:t>- ДЗ</w:t>
+      </w:r>
+    </w:p>
+    <w:p>
+      <w:pPr>
+        <w:pStyle w:val="a4"/>
+        <w:numPr>
+          <w:ilvl w:val="1"/>
+          <w:numId w:val="2"/>
+        </w:numPr>
+        <w:spacing w:after="0" w:line="240" w:lineRule="auto"/>
+        <w:rPr>
+          <w:rFonts w:cstheme="minorHAnsi"/>
+          <w:color w:val="0F1115"/>
+          <w:sz w:val="16"/>
+          <w:szCs w:val="16"/>
+          <w:shd w:val="clear" w:color="auto" w:fill="FFFFFF"/>
+        </w:rPr>
+      </w:pPr>
+      <w:r>
+        <w:rPr>
+          <w:rFonts w:cstheme="minorHAnsi"/>
+          <w:color w:val="0F1115"/>
+          <w:sz w:val="16"/>
+          <w:szCs w:val="16"/>
+          <w:shd w:val="clear" w:color="auto" w:fill="FFFFFF"/>
+        </w:rPr>
+        <w:t xml:space="preserve">УРОВЕНЬ </w:t>
+      </w:r>
+      <w:r>
+        <w:rPr>
+          <w:rFonts w:cstheme="minorHAnsi"/>
+          <w:color w:val="0F1115"/>
+          <w:sz w:val="16"/>
+          <w:szCs w:val="16"/>
+          <w:shd w:val="clear" w:color="auto" w:fill="FFFFFF"/>
+        </w:rPr>
+        <w:t>2</w:t>
+      </w:r>
+      <w:r>
+        <w:rPr>
+          <w:rFonts w:cstheme="minorHAnsi"/>
+          <w:color w:val="0F1115"/>
+          <w:sz w:val="16"/>
+          <w:szCs w:val="16"/>
+          <w:shd w:val="clear" w:color="auto" w:fill="FFFFFF"/>
+        </w:rPr>
+        <w:t xml:space="preserve"> - </w:t>
+      </w:r>
+      <w:r>
+        <w:rPr>
+          <w:rFonts w:cstheme="minorHAnsi"/>
+          <w:color w:val="0F1115"/>
+          <w:sz w:val="16"/>
+          <w:szCs w:val="16"/>
+          <w:shd w:val="clear" w:color="auto" w:fill="FFFFFF"/>
+        </w:rPr>
+        <w:t>8</w:t>
+      </w:r>
+    </w:p>
+    <w:p>
+      <w:pPr>
+        <w:pStyle w:val="a4"/>
+        <w:numPr>
+          <w:ilvl w:val="1"/>
+          <w:numId w:val="2"/>
+        </w:numPr>
+        <w:spacing w:after="0" w:line="240" w:lineRule="auto"/>
+        <w:rPr>
+          <w:rFonts w:cstheme="minorHAnsi"/>
+          <w:color w:val="0F1115"/>
+          <w:sz w:val="16"/>
+          <w:szCs w:val="16"/>
+          <w:shd w:val="clear" w:color="auto" w:fill="FFFFFF"/>
+        </w:rPr>
+      </w:pPr>
+      <w:r>
+        <w:rPr>
+          <w:rFonts w:cstheme="minorHAnsi"/>
+          <w:color w:val="0F1115"/>
+          <w:sz w:val="16"/>
+          <w:szCs w:val="16"/>
+          <w:shd w:val="clear" w:color="auto" w:fill="FFFFFF"/>
+        </w:rPr>
+        <w:t xml:space="preserve">УРОВЕНЬ </w:t>
+      </w:r>
+      <w:r>
+        <w:rPr>
+          <w:rFonts w:cstheme="minorHAnsi"/>
+          <w:color w:val="0F1115"/>
+          <w:sz w:val="16"/>
+          <w:szCs w:val="16"/>
+          <w:shd w:val="clear" w:color="auto" w:fill="FFFFFF"/>
+        </w:rPr>
+        <w:t>3</w:t>
+      </w:r>
+      <w:r>
+        <w:rPr>
+          <w:rFonts w:cstheme="minorHAnsi"/>
+          <w:color w:val="0F1115"/>
+          <w:sz w:val="16"/>
+          <w:szCs w:val="16"/>
+          <w:shd w:val="clear" w:color="auto" w:fill="FFFFFF"/>
+        </w:rPr>
+        <w:t xml:space="preserve"> - </w:t>
+      </w:r>
+      <w:r>
+        <w:rPr>
+          <w:rFonts w:cstheme="minorHAnsi"/>
+          <w:color w:val="0F1115"/>
+          <w:sz w:val="16"/>
+          <w:szCs w:val="16"/>
+          <w:shd w:val="clear" w:color="auto" w:fill="FFFFFF"/>
+        </w:rPr>
+        <w:t>6</w:t>
+      </w:r>
+    </w:p>
+    <w:p>
+      <w:pPr>
+        <w:pStyle w:val="a4"/>
+        <w:numPr>
+          <w:ilvl w:val="0"/>
+          <w:numId w:val="2"/>
+        </w:numPr>
+        <w:spacing w:after="0" w:line="240" w:lineRule="auto"/>
+        <w:rPr>
+          <w:rFonts w:cstheme="minorHAnsi"/>
+          <w:color w:val="0F1115"/>
+          <w:sz w:val="16"/>
+          <w:szCs w:val="16"/>
+          <w:shd w:val="clear" w:color="auto" w:fill="FFFFFF"/>
+        </w:rPr>
+      </w:pPr>
+      <w:r>
+        <w:rPr>
+          <w:rFonts w:cstheme="minorHAnsi"/>
+          <w:color w:val="0F1115"/>
+          <w:sz w:val="16"/>
+          <w:szCs w:val="16"/>
+          <w:shd w:val="clear" w:color="auto" w:fill="FFFFFF"/>
+        </w:rPr>
+        <w:t xml:space="preserve">ПРАВИЛЬНЫЕ </w:t>
+      </w:r>
+      <w:r>
+        <w:rPr>
+          <w:rFonts w:cstheme="minorHAnsi"/>
+          <w:color w:val="0F1115"/>
+          <w:sz w:val="16"/>
+          <w:szCs w:val="16"/>
+          <w:shd w:val="clear" w:color="auto" w:fill="FFFFFF"/>
+        </w:rPr>
+        <w:t>3</w:t>
+      </w:r>
+      <w:r>
+        <w:rPr>
+          <w:rFonts w:cstheme="minorHAnsi"/>
+          <w:color w:val="0F1115"/>
+          <w:sz w:val="16"/>
+          <w:szCs w:val="16"/>
+          <w:shd w:val="clear" w:color="auto" w:fill="FFFFFF"/>
+        </w:rPr>
+        <w:t xml:space="preserve"> ПРИЗМЫ </w:t>
+      </w:r>
+      <w:r>
+        <w:rPr>
+          <w:rFonts w:cstheme="minorHAnsi"/>
+          <w:color w:val="0F1115"/>
+          <w:sz w:val="16"/>
+          <w:szCs w:val="16"/>
+          <w:shd w:val="clear" w:color="auto" w:fill="FFFFFF"/>
+        </w:rPr>
+        <w:t xml:space="preserve">-17 </w:t>
+      </w:r>
+    </w:p>
+    <w:p>
+      <w:pPr>
+        <w:pStyle w:val="a4"/>
+        <w:numPr>
+          <w:ilvl w:val="1"/>
+          <w:numId w:val="2"/>
+        </w:numPr>
+        <w:spacing w:after="0" w:line="240" w:lineRule="auto"/>
+        <w:rPr>
+          <w:rFonts w:cstheme="minorHAnsi"/>
+          <w:color w:val="0F1115"/>
+          <w:sz w:val="16"/>
+          <w:szCs w:val="16"/>
+          <w:shd w:val="clear" w:color="auto" w:fill="FFFFFF"/>
+        </w:rPr>
+      </w:pPr>
+      <w:r>
+        <w:rPr>
+          <w:rFonts w:cstheme="minorHAnsi"/>
+          <w:color w:val="0F1115"/>
+          <w:sz w:val="16"/>
+          <w:szCs w:val="16"/>
+          <w:shd w:val="clear" w:color="auto" w:fill="FFFFFF"/>
+        </w:rPr>
+        <w:t xml:space="preserve">УРОВЕНЬ 01 </w:t>
+      </w:r>
+      <w:r>
+        <w:rPr>
+          <w:rFonts w:cstheme="minorHAnsi"/>
+          <w:color w:val="0F1115"/>
+          <w:sz w:val="16"/>
+          <w:szCs w:val="16"/>
+          <w:shd w:val="clear" w:color="auto" w:fill="FFFFFF"/>
+        </w:rPr>
+        <w:t>–</w:t>
+      </w:r>
+      <w:r>
+        <w:rPr>
+          <w:rFonts w:cstheme="minorHAnsi"/>
+          <w:color w:val="0F1115"/>
+          <w:sz w:val="16"/>
+          <w:szCs w:val="16"/>
+          <w:shd w:val="clear" w:color="auto" w:fill="FFFFFF"/>
+        </w:rPr>
+        <w:t xml:space="preserve"> </w:t>
+      </w:r>
+      <w:r>
+        <w:rPr>
+          <w:rFonts w:cstheme="minorHAnsi"/>
+          <w:color w:val="0F1115"/>
+          <w:sz w:val="16"/>
+          <w:szCs w:val="16"/>
+          <w:shd w:val="clear" w:color="auto" w:fill="FFFFFF"/>
+        </w:rPr>
+        <w:t>8</w:t>
+      </w:r>
+      <w:r>
+        <w:rPr>
+          <w:rFonts w:cstheme="minorHAnsi"/>
+          <w:color w:val="0F1115"/>
+          <w:sz w:val="16"/>
+          <w:szCs w:val="16"/>
+          <w:shd w:val="clear" w:color="auto" w:fill="FFFFFF"/>
+        </w:rPr>
+        <w:t xml:space="preserve"> </w:t>
+      </w:r>
+      <w:r>
+        <w:rPr>
+          <w:rFonts w:cstheme="minorHAnsi"/>
+          <w:b/>
+          <w:color w:val="0F1115"/>
+          <w:sz w:val="16"/>
+          <w:szCs w:val="16"/>
+          <w:shd w:val="clear" w:color="auto" w:fill="FFFFFF"/>
+        </w:rPr>
+        <w:t>- ДЗ</w:t>
+      </w:r>
+    </w:p>
+    <w:p>
+      <w:pPr>
+        <w:pStyle w:val="a4"/>
+        <w:numPr>
+          <w:ilvl w:val="1"/>
+          <w:numId w:val="2"/>
+        </w:numPr>
+        <w:spacing w:after="0" w:line="240" w:lineRule="auto"/>
+        <w:rPr>
+          <w:rFonts w:cstheme="minorHAnsi"/>
+          <w:color w:val="0F1115"/>
+          <w:sz w:val="16"/>
+          <w:szCs w:val="16"/>
+          <w:shd w:val="clear" w:color="auto" w:fill="FFFFFF"/>
+        </w:rPr>
+      </w:pPr>
+      <w:r>
+        <w:rPr>
+          <w:rFonts w:cstheme="minorHAnsi"/>
+          <w:color w:val="0F1115"/>
+          <w:sz w:val="16"/>
+          <w:szCs w:val="16"/>
+          <w:shd w:val="clear" w:color="auto" w:fill="FFFFFF"/>
+        </w:rPr>
+        <w:t xml:space="preserve">УРОВЕНЬ 2 - </w:t>
+      </w:r>
+      <w:r>
+        <w:rPr>
+          <w:rFonts w:cstheme="minorHAnsi"/>
+          <w:color w:val="0F1115"/>
+          <w:sz w:val="16"/>
+          <w:szCs w:val="16"/>
+          <w:shd w:val="clear" w:color="auto" w:fill="FFFFFF"/>
+        </w:rPr>
+        <w:t>5</w:t>
+      </w:r>
+    </w:p>
+    <w:p>
+      <w:pPr>
+        <w:pStyle w:val="a4"/>
+        <w:numPr>
+          <w:ilvl w:val="1"/>
+          <w:numId w:val="2"/>
+        </w:numPr>
+        <w:spacing w:after="0" w:line="240" w:lineRule="auto"/>
+        <w:rPr>
+          <w:rFonts w:cstheme="minorHAnsi"/>
+          <w:color w:val="0F1115"/>
+          <w:sz w:val="16"/>
+          <w:szCs w:val="16"/>
+          <w:shd w:val="clear" w:color="auto" w:fill="FFFFFF"/>
+        </w:rPr>
+      </w:pPr>
+      <w:r>
+        <w:rPr>
+          <w:rFonts w:cstheme="minorHAnsi"/>
+          <w:color w:val="0F1115"/>
+          <w:sz w:val="16"/>
+          <w:szCs w:val="16"/>
+          <w:shd w:val="clear" w:color="auto" w:fill="FFFFFF"/>
+        </w:rPr>
+        <w:t xml:space="preserve">УРОВЕНЬ 3 </w:t>
+      </w:r>
+      <w:r>
+        <w:rPr>
+          <w:rFonts w:cstheme="minorHAnsi"/>
+          <w:color w:val="0F1115"/>
+          <w:sz w:val="16"/>
+          <w:szCs w:val="16"/>
+          <w:shd w:val="clear" w:color="auto" w:fill="FFFFFF"/>
+        </w:rPr>
+        <w:t>–</w:t>
+      </w:r>
+      <w:r>
+        <w:rPr>
+          <w:rFonts w:cstheme="minorHAnsi"/>
+          <w:color w:val="0F1115"/>
+          <w:sz w:val="16"/>
+          <w:szCs w:val="16"/>
+          <w:shd w:val="clear" w:color="auto" w:fill="FFFFFF"/>
+        </w:rPr>
+        <w:t xml:space="preserve"> </w:t>
+      </w:r>
+      <w:r>
+        <w:rPr>
+          <w:rFonts w:cstheme="minorHAnsi"/>
+          <w:color w:val="0F1115"/>
+          <w:sz w:val="16"/>
+          <w:szCs w:val="16"/>
+          <w:shd w:val="clear" w:color="auto" w:fill="FFFFFF"/>
+        </w:rPr>
+        <w:t>2</w:t>
+      </w:r>
+    </w:p>
+    <w:p>
+      <w:pPr>
+        <w:pStyle w:val="a4"/>
+        <w:numPr>
+          <w:ilvl w:val="1"/>
+          <w:numId w:val="2"/>
+        </w:numPr>
+        <w:spacing w:after="0" w:line="240" w:lineRule="auto"/>
+        <w:rPr>
+          <w:rFonts w:cstheme="minorHAnsi"/>
+          <w:color w:val="0F1115"/>
+          <w:sz w:val="16"/>
+          <w:szCs w:val="16"/>
+          <w:shd w:val="clear" w:color="auto" w:fill="FFFFFF"/>
+        </w:rPr>
+      </w:pPr>
+      <w:r>
+        <w:rPr>
+          <w:rFonts w:cstheme="minorHAnsi"/>
+          <w:color w:val="0F1115"/>
+          <w:sz w:val="16"/>
+          <w:szCs w:val="16"/>
+          <w:shd w:val="clear" w:color="auto" w:fill="FFFFFF"/>
+        </w:rPr>
+        <w:t>УРОВЕНЬ 4 - 1</w:t>
+      </w:r>
+    </w:p>
+    <w:p>
+      <w:pPr>
+        <w:pStyle w:val="a4"/>
+        <w:numPr>
+          <w:ilvl w:val="0"/>
+          <w:numId w:val="2"/>
+        </w:numPr>
+        <w:spacing w:after="0" w:line="240" w:lineRule="auto"/>
+        <w:rPr>
+          <w:rFonts w:cstheme="minorHAnsi"/>
+          <w:color w:val="0F1115"/>
+          <w:sz w:val="16"/>
+          <w:szCs w:val="16"/>
+          <w:shd w:val="clear" w:color="auto" w:fill="FFFFFF"/>
+        </w:rPr>
+      </w:pPr>
+      <w:r>
+        <w:rPr>
+          <w:rFonts w:cstheme="minorHAnsi"/>
+          <w:color w:val="0F1115"/>
+          <w:sz w:val="16"/>
+          <w:szCs w:val="16"/>
+          <w:shd w:val="clear" w:color="auto" w:fill="FFFFFF"/>
+        </w:rPr>
+        <w:t xml:space="preserve">ПРАВИЛЬНЫЕ </w:t>
+      </w:r>
+      <w:r>
+        <w:rPr>
+          <w:rFonts w:cstheme="minorHAnsi"/>
+          <w:color w:val="0F1115"/>
+          <w:sz w:val="16"/>
+          <w:szCs w:val="16"/>
+          <w:shd w:val="clear" w:color="auto" w:fill="FFFFFF"/>
+        </w:rPr>
+        <w:t>4 ПИРАМИДЫ</w:t>
+      </w:r>
+      <w:r>
+        <w:rPr>
+          <w:rFonts w:cstheme="minorHAnsi"/>
+          <w:color w:val="0F1115"/>
+          <w:sz w:val="16"/>
+          <w:szCs w:val="16"/>
+          <w:shd w:val="clear" w:color="auto" w:fill="FFFFFF"/>
+        </w:rPr>
+        <w:t xml:space="preserve"> – 20 </w:t>
+      </w:r>
+    </w:p>
+    <w:p>
+      <w:pPr>
+        <w:pStyle w:val="a4"/>
+        <w:numPr>
+          <w:ilvl w:val="1"/>
+          <w:numId w:val="2"/>
+        </w:numPr>
+        <w:spacing w:after="0" w:line="240" w:lineRule="auto"/>
+        <w:rPr>
+          <w:rFonts w:cstheme="minorHAnsi"/>
+          <w:color w:val="0F1115"/>
+          <w:sz w:val="16"/>
+          <w:szCs w:val="16"/>
+          <w:shd w:val="clear" w:color="auto" w:fill="FFFFFF"/>
+        </w:rPr>
+      </w:pPr>
+      <w:r>
+        <w:rPr>
+          <w:rFonts w:cstheme="minorHAnsi"/>
+          <w:color w:val="0F1115"/>
+          <w:sz w:val="16"/>
+          <w:szCs w:val="16"/>
+          <w:shd w:val="clear" w:color="auto" w:fill="FFFFFF"/>
+        </w:rPr>
+        <w:t xml:space="preserve">УРОВЕНЬ 01 </w:t>
+      </w:r>
+      <w:r>
+        <w:rPr>
+          <w:rFonts w:cstheme="minorHAnsi"/>
+          <w:color w:val="0F1115"/>
+          <w:sz w:val="16"/>
+          <w:szCs w:val="16"/>
+          <w:shd w:val="clear" w:color="auto" w:fill="FFFFFF"/>
+        </w:rPr>
+        <w:t>–</w:t>
+      </w:r>
+      <w:r>
+        <w:rPr>
+          <w:rFonts w:cstheme="minorHAnsi"/>
+          <w:color w:val="0F1115"/>
+          <w:sz w:val="16"/>
+          <w:szCs w:val="16"/>
+          <w:shd w:val="clear" w:color="auto" w:fill="FFFFFF"/>
+        </w:rPr>
+        <w:t xml:space="preserve"> </w:t>
+      </w:r>
+      <w:r>
+        <w:rPr>
+          <w:rFonts w:cstheme="minorHAnsi"/>
+          <w:color w:val="0F1115"/>
+          <w:sz w:val="16"/>
+          <w:szCs w:val="16"/>
+          <w:shd w:val="clear" w:color="auto" w:fill="FFFFFF"/>
+        </w:rPr>
+        <w:t>9</w:t>
+      </w:r>
+      <w:r>
+        <w:rPr>
+          <w:rFonts w:cstheme="minorHAnsi"/>
+          <w:color w:val="0F1115"/>
+          <w:sz w:val="16"/>
+          <w:szCs w:val="16"/>
+          <w:shd w:val="clear" w:color="auto" w:fill="FFFFFF"/>
+        </w:rPr>
+        <w:t xml:space="preserve"> </w:t>
+      </w:r>
+      <w:r>
+        <w:rPr>
+          <w:rFonts w:cstheme="minorHAnsi"/>
+          <w:b/>
+          <w:color w:val="0F1115"/>
+          <w:sz w:val="16"/>
+          <w:szCs w:val="16"/>
+          <w:shd w:val="clear" w:color="auto" w:fill="FFFFFF"/>
+        </w:rPr>
+        <w:t>- ДЗ</w:t>
+      </w:r>
+    </w:p>
+    <w:p>
+      <w:pPr>
+        <w:pStyle w:val="a4"/>
+        <w:numPr>
+          <w:ilvl w:val="1"/>
+          <w:numId w:val="2"/>
+        </w:numPr>
+        <w:spacing w:after="0" w:line="240" w:lineRule="auto"/>
+        <w:rPr>
+          <w:rFonts w:cstheme="minorHAnsi"/>
+          <w:color w:val="0F1115"/>
+          <w:sz w:val="16"/>
+          <w:szCs w:val="16"/>
+          <w:shd w:val="clear" w:color="auto" w:fill="FFFFFF"/>
+        </w:rPr>
+      </w:pPr>
+      <w:r>
+        <w:rPr>
+          <w:rFonts w:cstheme="minorHAnsi"/>
+          <w:color w:val="0F1115"/>
+          <w:sz w:val="16"/>
+          <w:szCs w:val="16"/>
+          <w:shd w:val="clear" w:color="auto" w:fill="FFFFFF"/>
+        </w:rPr>
+        <w:t xml:space="preserve">УРОВЕНЬ 2 - </w:t>
+      </w:r>
+      <w:r>
+        <w:rPr>
+          <w:rFonts w:cstheme="minorHAnsi"/>
+          <w:color w:val="0F1115"/>
+          <w:sz w:val="16"/>
+          <w:szCs w:val="16"/>
+          <w:shd w:val="clear" w:color="auto" w:fill="FFFFFF"/>
+        </w:rPr>
+        <w:t>8</w:t>
+      </w:r>
+    </w:p>
+    <w:p>
+      <w:pPr>
+        <w:pStyle w:val="a4"/>
+        <w:numPr>
+          <w:ilvl w:val="1"/>
+          <w:numId w:val="2"/>
+        </w:numPr>
+        <w:spacing w:after="0" w:line="240" w:lineRule="auto"/>
+        <w:rPr>
+          <w:rFonts w:cstheme="minorHAnsi"/>
+          <w:color w:val="0F1115"/>
+          <w:sz w:val="16"/>
+          <w:szCs w:val="16"/>
+          <w:shd w:val="clear" w:color="auto" w:fill="FFFFFF"/>
+        </w:rPr>
+      </w:pPr>
+      <w:r>
+        <w:rPr>
+          <w:rFonts w:cstheme="minorHAnsi"/>
+          <w:color w:val="0F1115"/>
+          <w:sz w:val="16"/>
+          <w:szCs w:val="16"/>
+          <w:shd w:val="clear" w:color="auto" w:fill="FFFFFF"/>
+        </w:rPr>
+        <w:t xml:space="preserve">УРОВЕНЬ 3 – </w:t>
+      </w:r>
+      <w:r>
+        <w:rPr>
+          <w:rFonts w:cstheme="minorHAnsi"/>
+          <w:color w:val="0F1115"/>
+          <w:sz w:val="16"/>
+          <w:szCs w:val="16"/>
+          <w:shd w:val="clear" w:color="auto" w:fill="FFFFFF"/>
+        </w:rPr>
+        <w:t>3</w:t>
+      </w:r>
+    </w:p>
+    <w:p>
+      <w:pPr>
+        <w:pStyle w:val="a4"/>
+        <w:numPr>
+          <w:ilvl w:val="0"/>
+          <w:numId w:val="2"/>
+        </w:numPr>
+        <w:spacing w:after="0" w:line="240" w:lineRule="auto"/>
+        <w:rPr>
+          <w:rFonts w:cstheme="minorHAnsi"/>
+          <w:color w:val="0F1115"/>
+          <w:sz w:val="16"/>
+          <w:szCs w:val="16"/>
+          <w:shd w:val="clear" w:color="auto" w:fill="FFFFFF"/>
+        </w:rPr>
+      </w:pPr>
+      <w:r>
+        <w:rPr>
+          <w:rFonts w:cstheme="minorHAnsi"/>
+          <w:color w:val="0F1115"/>
+          <w:sz w:val="16"/>
+          <w:szCs w:val="16"/>
+          <w:shd w:val="clear" w:color="auto" w:fill="FFFFFF"/>
+        </w:rPr>
+        <w:t xml:space="preserve">ПРАВИЛЬНЫЕ </w:t>
+      </w:r>
+      <w:r>
+        <w:rPr>
+          <w:rFonts w:cstheme="minorHAnsi"/>
+          <w:color w:val="0F1115"/>
+          <w:sz w:val="16"/>
+          <w:szCs w:val="16"/>
+          <w:shd w:val="clear" w:color="auto" w:fill="FFFFFF"/>
+        </w:rPr>
+        <w:t>3</w:t>
+      </w:r>
+      <w:r>
+        <w:rPr>
+          <w:rFonts w:cstheme="minorHAnsi"/>
+          <w:color w:val="0F1115"/>
+          <w:sz w:val="16"/>
+          <w:szCs w:val="16"/>
+          <w:shd w:val="clear" w:color="auto" w:fill="FFFFFF"/>
+        </w:rPr>
+        <w:t xml:space="preserve"> ПИРАМИДЫ</w:t>
+      </w:r>
+      <w:r>
+        <w:rPr>
+          <w:rFonts w:cstheme="minorHAnsi"/>
+          <w:color w:val="0F1115"/>
+          <w:sz w:val="16"/>
+          <w:szCs w:val="16"/>
+          <w:shd w:val="clear" w:color="auto" w:fill="FFFFFF"/>
+        </w:rPr>
+        <w:t>- 27</w:t>
+      </w:r>
+    </w:p>
+    <w:p>
+      <w:pPr>
+        <w:pStyle w:val="a4"/>
+        <w:numPr>
+          <w:ilvl w:val="1"/>
+          <w:numId w:val="2"/>
+        </w:numPr>
+        <w:spacing w:after="0" w:line="240" w:lineRule="auto"/>
+        <w:rPr>
+          <w:rFonts w:cstheme="minorHAnsi"/>
+          <w:color w:val="0F1115"/>
+          <w:sz w:val="16"/>
+          <w:szCs w:val="16"/>
+          <w:shd w:val="clear" w:color="auto" w:fill="FFFFFF"/>
+        </w:rPr>
+      </w:pPr>
+      <w:r>
+        <w:rPr>
+          <w:rFonts w:cstheme="minorHAnsi"/>
+          <w:color w:val="0F1115"/>
+          <w:sz w:val="16"/>
+          <w:szCs w:val="16"/>
+          <w:shd w:val="clear" w:color="auto" w:fill="FFFFFF"/>
+        </w:rPr>
+        <w:t xml:space="preserve">УРОВЕНЬ 01 </w:t>
+      </w:r>
+      <w:r>
+        <w:rPr>
+          <w:rFonts w:cstheme="minorHAnsi"/>
+          <w:color w:val="0F1115"/>
+          <w:sz w:val="16"/>
+          <w:szCs w:val="16"/>
+          <w:shd w:val="clear" w:color="auto" w:fill="FFFFFF"/>
+        </w:rPr>
+        <w:t>–</w:t>
+      </w:r>
+      <w:r>
+        <w:rPr>
+          <w:rFonts w:cstheme="minorHAnsi"/>
+          <w:color w:val="0F1115"/>
+          <w:sz w:val="16"/>
+          <w:szCs w:val="16"/>
+          <w:shd w:val="clear" w:color="auto" w:fill="FFFFFF"/>
+        </w:rPr>
+        <w:t xml:space="preserve"> </w:t>
+      </w:r>
+      <w:r>
+        <w:rPr>
+          <w:rFonts w:cstheme="minorHAnsi"/>
+          <w:color w:val="0F1115"/>
+          <w:sz w:val="16"/>
+          <w:szCs w:val="16"/>
+          <w:shd w:val="clear" w:color="auto" w:fill="FFFFFF"/>
+        </w:rPr>
+        <w:t>11</w:t>
+      </w:r>
+      <w:r>
+        <w:rPr>
+          <w:rFonts w:cstheme="minorHAnsi"/>
+          <w:color w:val="0F1115"/>
+          <w:sz w:val="16"/>
+          <w:szCs w:val="16"/>
+          <w:shd w:val="clear" w:color="auto" w:fill="FFFFFF"/>
+        </w:rPr>
+        <w:t xml:space="preserve"> </w:t>
+      </w:r>
+      <w:r>
+        <w:rPr>
+          <w:rFonts w:cstheme="minorHAnsi"/>
+          <w:b/>
+          <w:color w:val="0F1115"/>
+          <w:sz w:val="16"/>
+          <w:szCs w:val="16"/>
+          <w:shd w:val="clear" w:color="auto" w:fill="FFFFFF"/>
+        </w:rPr>
+        <w:t>- ДЗ</w:t>
+      </w:r>
+    </w:p>
+    <w:p>
+      <w:pPr>
+        <w:pStyle w:val="a4"/>
+        <w:numPr>
+          <w:ilvl w:val="1"/>
+          <w:numId w:val="2"/>
+        </w:numPr>
+        <w:spacing w:after="0" w:line="240" w:lineRule="auto"/>
+        <w:rPr>
+          <w:rFonts w:cstheme="minorHAnsi"/>
+          <w:color w:val="0F1115"/>
+          <w:sz w:val="16"/>
+          <w:szCs w:val="16"/>
+          <w:shd w:val="clear" w:color="auto" w:fill="FFFFFF"/>
+        </w:rPr>
+      </w:pPr>
+      <w:r>
+        <w:rPr>
+          <w:rFonts w:cstheme="minorHAnsi"/>
+          <w:color w:val="0F1115"/>
+          <w:sz w:val="16"/>
+          <w:szCs w:val="16"/>
+          <w:shd w:val="clear" w:color="auto" w:fill="FFFFFF"/>
+        </w:rPr>
+        <w:t xml:space="preserve">УРОВЕНЬ 2 - </w:t>
+      </w:r>
+      <w:r>
+        <w:rPr>
+          <w:rFonts w:cstheme="minorHAnsi"/>
+          <w:color w:val="0F1115"/>
+          <w:sz w:val="16"/>
+          <w:szCs w:val="16"/>
+          <w:shd w:val="clear" w:color="auto" w:fill="FFFFFF"/>
+        </w:rPr>
+        <w:t>12</w:t>
+      </w:r>
+    </w:p>
+    <w:p>
+      <w:pPr>
+        <w:pStyle w:val="a4"/>
+        <w:numPr>
+          <w:ilvl w:val="1"/>
+          <w:numId w:val="2"/>
+        </w:numPr>
+        <w:spacing w:after="0" w:line="240" w:lineRule="auto"/>
+        <w:rPr>
+          <w:rFonts w:cstheme="minorHAnsi"/>
+          <w:color w:val="0F1115"/>
+          <w:sz w:val="16"/>
+          <w:szCs w:val="16"/>
+          <w:shd w:val="clear" w:color="auto" w:fill="FFFFFF"/>
+        </w:rPr>
+      </w:pPr>
+      <w:r>
+        <w:rPr>
+          <w:rFonts w:cstheme="minorHAnsi"/>
+          <w:color w:val="0F1115"/>
+          <w:sz w:val="16"/>
+          <w:szCs w:val="16"/>
+          <w:shd w:val="clear" w:color="auto" w:fill="FFFFFF"/>
+        </w:rPr>
+        <w:t xml:space="preserve">УРОВЕНЬ 3 – </w:t>
+      </w:r>
+      <w:r>
+        <w:rPr>
+          <w:rFonts w:cstheme="minorHAnsi"/>
+          <w:color w:val="0F1115"/>
+          <w:sz w:val="16"/>
+          <w:szCs w:val="16"/>
+          <w:shd w:val="clear" w:color="auto" w:fill="FFFFFF"/>
+        </w:rPr>
+        <w:t>4</w:t>
+      </w:r>
+    </w:p>
+    <w:p>
+      <w:pPr>
+        <w:pStyle w:val="a4"/>
+        <w:numPr>
+          <w:ilvl w:val="0"/>
+          <w:numId w:val="2"/>
+        </w:numPr>
+        <w:spacing w:after="0" w:line="240" w:lineRule="auto"/>
+        <w:rPr>
+          <w:rFonts w:cstheme="minorHAnsi"/>
+          <w:color w:val="0F1115"/>
+          <w:sz w:val="16"/>
+          <w:szCs w:val="16"/>
+          <w:shd w:val="clear" w:color="auto" w:fill="FFFFFF"/>
+        </w:rPr>
+      </w:pPr>
+      <w:r>
+        <w:rPr>
+          <w:rFonts w:cstheme="minorHAnsi"/>
+          <w:color w:val="0F1115"/>
+          <w:sz w:val="16"/>
+          <w:szCs w:val="16"/>
+          <w:shd w:val="clear" w:color="auto" w:fill="FFFFFF"/>
+        </w:rPr>
+        <w:t xml:space="preserve">ПРАВИЛЬНЫЕ </w:t>
+      </w:r>
+      <w:r>
+        <w:rPr>
+          <w:rFonts w:cstheme="minorHAnsi"/>
+          <w:color w:val="0F1115"/>
+          <w:sz w:val="16"/>
+          <w:szCs w:val="16"/>
+          <w:shd w:val="clear" w:color="auto" w:fill="FFFFFF"/>
+        </w:rPr>
+        <w:t>6</w:t>
+      </w:r>
+      <w:r>
+        <w:rPr>
+          <w:rFonts w:cstheme="minorHAnsi"/>
+          <w:color w:val="0F1115"/>
+          <w:sz w:val="16"/>
+          <w:szCs w:val="16"/>
+          <w:shd w:val="clear" w:color="auto" w:fill="FFFFFF"/>
+        </w:rPr>
+        <w:t xml:space="preserve"> </w:t>
+      </w:r>
+      <w:r>
+        <w:rPr>
+          <w:rFonts w:cstheme="minorHAnsi"/>
+          <w:color w:val="0F1115"/>
+          <w:sz w:val="16"/>
+          <w:szCs w:val="16"/>
+          <w:shd w:val="clear" w:color="auto" w:fill="FFFFFF"/>
+        </w:rPr>
+        <w:t>ПРИЗМЫ</w:t>
+      </w:r>
+      <w:r>
+        <w:rPr>
+          <w:rFonts w:cstheme="minorHAnsi"/>
+          <w:color w:val="0F1115"/>
+          <w:sz w:val="16"/>
+          <w:szCs w:val="16"/>
+          <w:shd w:val="clear" w:color="auto" w:fill="FFFFFF"/>
+        </w:rPr>
+        <w:t xml:space="preserve"> - 4</w:t>
+      </w:r>
+    </w:p>
+    <w:p>
+      <w:pPr>
+        <w:pStyle w:val="a4"/>
+        <w:numPr>
+          <w:ilvl w:val="1"/>
+          <w:numId w:val="2"/>
+        </w:numPr>
+        <w:spacing w:after="0" w:line="240" w:lineRule="auto"/>
+        <w:rPr>
+          <w:rFonts w:cstheme="minorHAnsi"/>
+          <w:color w:val="0F1115"/>
+          <w:sz w:val="16"/>
+          <w:szCs w:val="16"/>
+          <w:shd w:val="clear" w:color="auto" w:fill="FFFFFF"/>
+        </w:rPr>
+      </w:pPr>
+      <w:r>
+        <w:rPr>
+          <w:rFonts w:cstheme="minorHAnsi"/>
+          <w:color w:val="0F1115"/>
+          <w:sz w:val="16"/>
+          <w:szCs w:val="16"/>
+          <w:shd w:val="clear" w:color="auto" w:fill="FFFFFF"/>
+        </w:rPr>
+        <w:t xml:space="preserve">УРОВЕНЬ 01 - </w:t>
+      </w:r>
+      <w:r>
+        <w:rPr>
+          <w:rFonts w:cstheme="minorHAnsi"/>
+          <w:color w:val="0F1115"/>
+          <w:sz w:val="16"/>
+          <w:szCs w:val="16"/>
+          <w:shd w:val="clear" w:color="auto" w:fill="FFFFFF"/>
+        </w:rPr>
+        <w:t>1</w:t>
+      </w:r>
+      <w:r>
+        <w:rPr>
+          <w:rFonts w:cstheme="minorHAnsi"/>
+          <w:color w:val="0F1115"/>
+          <w:sz w:val="16"/>
+          <w:szCs w:val="16"/>
+          <w:shd w:val="clear" w:color="auto" w:fill="FFFFFF"/>
+        </w:rPr>
+        <w:t xml:space="preserve"> </w:t>
+      </w:r>
+      <w:r>
+        <w:rPr>
+          <w:rFonts w:cstheme="minorHAnsi"/>
+          <w:b/>
+          <w:color w:val="0F1115"/>
+          <w:sz w:val="16"/>
+          <w:szCs w:val="16"/>
+          <w:shd w:val="clear" w:color="auto" w:fill="FFFFFF"/>
+        </w:rPr>
+        <w:t>- ДЗ</w:t>
+      </w:r>
+    </w:p>
+    <w:p>
+      <w:pPr>
+        <w:pStyle w:val="a4"/>
+        <w:numPr>
+          <w:ilvl w:val="1"/>
+          <w:numId w:val="2"/>
+        </w:numPr>
+        <w:spacing w:after="0" w:line="240" w:lineRule="auto"/>
+        <w:rPr>
+          <w:rFonts w:cstheme="minorHAnsi"/>
+          <w:color w:val="0F1115"/>
+          <w:sz w:val="16"/>
+          <w:szCs w:val="16"/>
+          <w:shd w:val="clear" w:color="auto" w:fill="FFFFFF"/>
+        </w:rPr>
+      </w:pPr>
+      <w:r>
+        <w:rPr>
+          <w:rFonts w:cstheme="minorHAnsi"/>
+          <w:color w:val="0F1115"/>
+          <w:sz w:val="16"/>
+          <w:szCs w:val="16"/>
+          <w:shd w:val="clear" w:color="auto" w:fill="FFFFFF"/>
+        </w:rPr>
+        <w:t xml:space="preserve">УРОВЕНЬ 2 - </w:t>
+      </w:r>
+      <w:r>
+        <w:rPr>
+          <w:rFonts w:cstheme="minorHAnsi"/>
+          <w:color w:val="0F1115"/>
+          <w:sz w:val="16"/>
+          <w:szCs w:val="16"/>
+          <w:shd w:val="clear" w:color="auto" w:fill="FFFFFF"/>
+        </w:rPr>
+        <w:t>2</w:t>
+      </w:r>
+    </w:p>
+    <w:p>
+      <w:pPr>
+        <w:pStyle w:val="a4"/>
+        <w:numPr>
+          <w:ilvl w:val="1"/>
+          <w:numId w:val="2"/>
+        </w:numPr>
+        <w:spacing w:after="0" w:line="240" w:lineRule="auto"/>
+        <w:rPr>
+          <w:rFonts w:cstheme="minorHAnsi"/>
+          <w:color w:val="0F1115"/>
+          <w:sz w:val="16"/>
+          <w:szCs w:val="16"/>
+          <w:shd w:val="clear" w:color="auto" w:fill="FFFFFF"/>
+        </w:rPr>
+      </w:pPr>
+      <w:r>
+        <w:rPr>
+          <w:rFonts w:cstheme="minorHAnsi"/>
+          <w:color w:val="0F1115"/>
+          <w:sz w:val="16"/>
+          <w:szCs w:val="16"/>
+          <w:shd w:val="clear" w:color="auto" w:fill="FFFFFF"/>
+        </w:rPr>
+        <w:t xml:space="preserve">УРОВЕНЬ 3 – </w:t>
+      </w:r>
+      <w:r>
+        <w:rPr>
+          <w:rFonts w:cstheme="minorHAnsi"/>
+          <w:color w:val="0F1115"/>
+          <w:sz w:val="16"/>
+          <w:szCs w:val="16"/>
+          <w:shd w:val="clear" w:color="auto" w:fill="FFFFFF"/>
+        </w:rPr>
+        <w:t>1</w:t>
+      </w:r>
+    </w:p>
+    <w:p>
+      <w:pPr>
+        <w:pStyle w:val="a4"/>
+        <w:numPr>
+          <w:ilvl w:val="0"/>
+          <w:numId w:val="2"/>
+        </w:numPr>
+        <w:spacing w:after="0" w:line="240" w:lineRule="auto"/>
+        <w:rPr>
+          <w:rFonts w:cstheme="minorHAnsi"/>
+          <w:color w:val="0F1115"/>
+          <w:sz w:val="16"/>
+          <w:szCs w:val="16"/>
+          <w:shd w:val="clear" w:color="auto" w:fill="FFFFFF"/>
+        </w:rPr>
+      </w:pPr>
+      <w:r>
+        <w:rPr>
+          <w:rFonts w:cstheme="minorHAnsi"/>
+          <w:color w:val="0F1115"/>
+          <w:sz w:val="16"/>
+          <w:szCs w:val="16"/>
+          <w:shd w:val="clear" w:color="auto" w:fill="FFFFFF"/>
+        </w:rPr>
+        <w:t xml:space="preserve">ПРАВИЛЬНЫЕ </w:t>
+      </w:r>
+      <w:r>
+        <w:rPr>
+          <w:rFonts w:cstheme="minorHAnsi"/>
+          <w:color w:val="0F1115"/>
+          <w:sz w:val="16"/>
+          <w:szCs w:val="16"/>
+          <w:shd w:val="clear" w:color="auto" w:fill="FFFFFF"/>
+        </w:rPr>
+        <w:t>6</w:t>
+      </w:r>
+      <w:r>
+        <w:rPr>
+          <w:rFonts w:cstheme="minorHAnsi"/>
+          <w:color w:val="0F1115"/>
+          <w:sz w:val="16"/>
+          <w:szCs w:val="16"/>
+          <w:shd w:val="clear" w:color="auto" w:fill="FFFFFF"/>
+        </w:rPr>
+        <w:t xml:space="preserve"> ПИРАМИДЫ</w:t>
+      </w:r>
+      <w:r>
+        <w:rPr>
+          <w:rFonts w:cstheme="minorHAnsi"/>
+          <w:color w:val="0F1115"/>
+          <w:sz w:val="16"/>
+          <w:szCs w:val="16"/>
+          <w:shd w:val="clear" w:color="auto" w:fill="FFFFFF"/>
+        </w:rPr>
+        <w:t xml:space="preserve"> - 3</w:t>
+      </w:r>
+    </w:p>
+    <w:p>
+      <w:pPr>
+        <w:pStyle w:val="a4"/>
+        <w:numPr>
+          <w:ilvl w:val="1"/>
+          <w:numId w:val="2"/>
+        </w:numPr>
+        <w:spacing w:after="0" w:line="240" w:lineRule="auto"/>
+        <w:rPr>
+          <w:rFonts w:cstheme="minorHAnsi"/>
+          <w:color w:val="0F1115"/>
+          <w:sz w:val="16"/>
+          <w:szCs w:val="16"/>
+          <w:shd w:val="clear" w:color="auto" w:fill="FFFFFF"/>
+        </w:rPr>
+      </w:pPr>
+      <w:r>
+        <w:rPr>
+          <w:rFonts w:cstheme="minorHAnsi"/>
+          <w:color w:val="0F1115"/>
+          <w:sz w:val="16"/>
+          <w:szCs w:val="16"/>
+          <w:shd w:val="clear" w:color="auto" w:fill="FFFFFF"/>
+        </w:rPr>
+        <w:t xml:space="preserve">УРОВЕНЬ 01 - </w:t>
+      </w:r>
+      <w:r>
+        <w:rPr>
+          <w:rFonts w:cstheme="minorHAnsi"/>
+          <w:color w:val="0F1115"/>
+          <w:sz w:val="16"/>
+          <w:szCs w:val="16"/>
+          <w:shd w:val="clear" w:color="auto" w:fill="FFFFFF"/>
+        </w:rPr>
+        <w:t>2</w:t>
+      </w:r>
+      <w:r>
+        <w:rPr>
+          <w:rFonts w:cstheme="minorHAnsi"/>
+          <w:color w:val="0F1115"/>
+          <w:sz w:val="16"/>
+          <w:szCs w:val="16"/>
+          <w:shd w:val="clear" w:color="auto" w:fill="FFFFFF"/>
+        </w:rPr>
+        <w:t xml:space="preserve"> </w:t>
+      </w:r>
+      <w:r>
+        <w:rPr>
+          <w:rFonts w:cstheme="minorHAnsi"/>
+          <w:b/>
+          <w:color w:val="0F1115"/>
+          <w:sz w:val="16"/>
+          <w:szCs w:val="16"/>
+          <w:shd w:val="clear" w:color="auto" w:fill="FFFFFF"/>
+        </w:rPr>
+        <w:t>- ДЗ</w:t>
+      </w:r>
+    </w:p>
+    <w:p>
+      <w:pPr>
+        <w:pStyle w:val="a4"/>
+        <w:numPr>
+          <w:ilvl w:val="1"/>
+          <w:numId w:val="2"/>
+        </w:numPr>
+        <w:spacing w:after="0" w:line="240" w:lineRule="auto"/>
+        <w:rPr>
+          <w:rFonts w:cstheme="minorHAnsi"/>
+          <w:color w:val="0F1115"/>
+          <w:sz w:val="16"/>
+          <w:szCs w:val="16"/>
+          <w:shd w:val="clear" w:color="auto" w:fill="FFFFFF"/>
+        </w:rPr>
+      </w:pPr>
+      <w:r>
+        <w:rPr>
+          <w:rFonts w:cstheme="minorHAnsi"/>
+          <w:color w:val="0F1115"/>
+          <w:sz w:val="16"/>
+          <w:szCs w:val="16"/>
+          <w:shd w:val="clear" w:color="auto" w:fill="FFFFFF"/>
+        </w:rPr>
+        <w:t xml:space="preserve">УРОВЕНЬ 2 - </w:t>
+      </w:r>
+      <w:r>
+        <w:rPr>
+          <w:rFonts w:cstheme="minorHAnsi"/>
+          <w:color w:val="0F1115"/>
+          <w:sz w:val="16"/>
+          <w:szCs w:val="16"/>
+          <w:shd w:val="clear" w:color="auto" w:fill="FFFFFF"/>
+        </w:rPr>
+        <w:t>1</w:t>
+      </w:r>
+    </w:p>
+    <w:p>
+      <w:pPr>
+        <w:pStyle w:val="a4"/>
+        <w:numPr>
+          <w:ilvl w:val="1"/>
+          <w:numId w:val="2"/>
+        </w:numPr>
+        <w:spacing w:after="0" w:line="240" w:lineRule="auto"/>
+        <w:rPr>
+          <w:rFonts w:cstheme="minorHAnsi"/>
+          <w:color w:val="0F1115"/>
+          <w:sz w:val="16"/>
+          <w:szCs w:val="16"/>
+          <w:shd w:val="clear" w:color="auto" w:fill="FFFFFF"/>
+        </w:rPr>
+      </w:pPr>
+      <w:r>
+        <w:rPr>
+          <w:rFonts w:cstheme="minorHAnsi"/>
+          <w:color w:val="0F1115"/>
+          <w:sz w:val="16"/>
+          <w:szCs w:val="16"/>
+          <w:shd w:val="clear" w:color="auto" w:fill="FFFFFF"/>
+        </w:rPr>
+        <w:t xml:space="preserve">УРОВЕНЬ 3 – </w:t>
+      </w:r>
+      <w:r>
+        <w:rPr>
+          <w:rFonts w:cstheme="minorHAnsi"/>
+          <w:color w:val="0F1115"/>
+          <w:sz w:val="16"/>
+          <w:szCs w:val="16"/>
+          <w:shd w:val="clear" w:color="auto" w:fill="FFFFFF"/>
+        </w:rPr>
+        <w:t>0</w:t>
+      </w:r>
+    </w:p>
+    <w:p>
+      <w:pPr>
+        <w:pStyle w:val="a4"/>
+        <w:numPr>
+          <w:ilvl w:val="0"/>
+          <w:numId w:val="2"/>
+        </w:numPr>
+        <w:spacing w:after="0" w:line="240" w:lineRule="auto"/>
+        <w:rPr>
+          <w:rFonts w:cstheme="minorHAnsi"/>
+          <w:color w:val="0F1115"/>
+          <w:sz w:val="16"/>
+          <w:szCs w:val="16"/>
+          <w:shd w:val="clear" w:color="auto" w:fill="FFFFFF"/>
+        </w:rPr>
+      </w:pPr>
+      <w:r>
+        <w:rPr>
+          <w:rFonts w:cstheme="minorHAnsi"/>
+          <w:color w:val="0F1115"/>
+          <w:sz w:val="16"/>
+          <w:szCs w:val="16"/>
+          <w:shd w:val="clear" w:color="auto" w:fill="FFFFFF"/>
+        </w:rPr>
+        <w:t>не</w:t>
+      </w:r>
+      <w:r>
+        <w:rPr>
+          <w:rFonts w:cstheme="minorHAnsi"/>
+          <w:color w:val="0F1115"/>
+          <w:sz w:val="16"/>
+          <w:szCs w:val="16"/>
+          <w:shd w:val="clear" w:color="auto" w:fill="FFFFFF"/>
+        </w:rPr>
+        <w:t xml:space="preserve">ПРАВИЛЬНЫЕ </w:t>
+      </w:r>
+      <w:r>
+        <w:rPr>
+          <w:rFonts w:cstheme="minorHAnsi"/>
+          <w:color w:val="0F1115"/>
+          <w:sz w:val="16"/>
+          <w:szCs w:val="16"/>
+          <w:shd w:val="clear" w:color="auto" w:fill="FFFFFF"/>
+        </w:rPr>
+        <w:t>3</w:t>
+      </w:r>
+      <w:r>
+        <w:rPr>
+          <w:rFonts w:cstheme="minorHAnsi"/>
+          <w:color w:val="0F1115"/>
+          <w:sz w:val="16"/>
+          <w:szCs w:val="16"/>
+          <w:shd w:val="clear" w:color="auto" w:fill="FFFFFF"/>
+        </w:rPr>
+        <w:t xml:space="preserve"> ПИРАМИДЫ</w:t>
+      </w:r>
+      <w:r>
+        <w:rPr>
+          <w:rFonts w:cstheme="minorHAnsi"/>
+          <w:color w:val="0F1115"/>
+          <w:sz w:val="16"/>
+          <w:szCs w:val="16"/>
+          <w:shd w:val="clear" w:color="auto" w:fill="FFFFFF"/>
+        </w:rPr>
+        <w:t xml:space="preserve"> - 14</w:t>
+      </w:r>
+    </w:p>
+    <w:p>
+      <w:pPr>
+        <w:pStyle w:val="a4"/>
+        <w:numPr>
+          <w:ilvl w:val="1"/>
+          <w:numId w:val="2"/>
+        </w:numPr>
+        <w:spacing w:after="0" w:line="240" w:lineRule="auto"/>
+        <w:rPr>
+          <w:rFonts w:cstheme="minorHAnsi"/>
+          <w:color w:val="0F1115"/>
+          <w:sz w:val="16"/>
+          <w:szCs w:val="16"/>
+          <w:shd w:val="clear" w:color="auto" w:fill="FFFFFF"/>
+        </w:rPr>
+      </w:pPr>
+      <w:r>
+        <w:rPr>
+          <w:rFonts w:cstheme="minorHAnsi"/>
+          <w:color w:val="0F1115"/>
+          <w:sz w:val="16"/>
+          <w:szCs w:val="16"/>
+          <w:shd w:val="clear" w:color="auto" w:fill="FFFFFF"/>
+        </w:rPr>
+        <w:t xml:space="preserve">УРОВЕНЬ 01 - </w:t>
+      </w:r>
+      <w:r>
+        <w:rPr>
+          <w:rFonts w:cstheme="minorHAnsi"/>
+          <w:color w:val="0F1115"/>
+          <w:sz w:val="16"/>
+          <w:szCs w:val="16"/>
+          <w:shd w:val="clear" w:color="auto" w:fill="FFFFFF"/>
+        </w:rPr>
+        <w:t>10</w:t>
+      </w:r>
+      <w:r>
+        <w:rPr>
+          <w:rFonts w:cstheme="minorHAnsi"/>
+          <w:color w:val="0F1115"/>
+          <w:sz w:val="16"/>
+          <w:szCs w:val="16"/>
+          <w:shd w:val="clear" w:color="auto" w:fill="FFFFFF"/>
+        </w:rPr>
+        <w:t xml:space="preserve"> </w:t>
+      </w:r>
+      <w:r>
+        <w:rPr>
+          <w:rFonts w:cstheme="minorHAnsi"/>
+          <w:b/>
+          <w:color w:val="0F1115"/>
+          <w:sz w:val="16"/>
+          <w:szCs w:val="16"/>
+          <w:shd w:val="clear" w:color="auto" w:fill="FFFFFF"/>
+        </w:rPr>
+        <w:t>- ДЗ</w:t>
+      </w:r>
+    </w:p>
+    <w:p>
+      <w:pPr>
+        <w:pStyle w:val="a4"/>
+        <w:numPr>
+          <w:ilvl w:val="1"/>
+          <w:numId w:val="2"/>
+        </w:numPr>
+        <w:spacing w:after="0" w:line="240" w:lineRule="auto"/>
+        <w:rPr>
+          <w:rFonts w:cstheme="minorHAnsi"/>
+          <w:color w:val="0F1115"/>
+          <w:sz w:val="16"/>
+          <w:szCs w:val="16"/>
+          <w:shd w:val="clear" w:color="auto" w:fill="FFFFFF"/>
+        </w:rPr>
+      </w:pPr>
+      <w:r>
+        <w:rPr>
+          <w:rFonts w:cstheme="minorHAnsi"/>
+          <w:color w:val="0F1115"/>
+          <w:sz w:val="16"/>
+          <w:szCs w:val="16"/>
+          <w:shd w:val="clear" w:color="auto" w:fill="FFFFFF"/>
+        </w:rPr>
+        <w:t xml:space="preserve">УРОВЕНЬ 2 - </w:t>
+      </w:r>
+      <w:r>
+        <w:rPr>
+          <w:rFonts w:cstheme="minorHAnsi"/>
+          <w:color w:val="0F1115"/>
+          <w:sz w:val="16"/>
+          <w:szCs w:val="16"/>
+          <w:shd w:val="clear" w:color="auto" w:fill="FFFFFF"/>
+        </w:rPr>
+        <w:t>2</w:t>
+      </w:r>
+    </w:p>
+    <w:p>
+      <w:pPr>
+        <w:pStyle w:val="a4"/>
+        <w:numPr>
+          <w:ilvl w:val="1"/>
+          <w:numId w:val="2"/>
+        </w:numPr>
+        <w:spacing w:after="0" w:line="240" w:lineRule="auto"/>
+        <w:rPr>
+          <w:rFonts w:cstheme="minorHAnsi"/>
+          <w:color w:val="0F1115"/>
+          <w:sz w:val="16"/>
+          <w:szCs w:val="16"/>
+          <w:shd w:val="clear" w:color="auto" w:fill="FFFFFF"/>
+        </w:rPr>
+      </w:pPr>
+      <w:r>
+        <w:rPr>
+          <w:rFonts w:cstheme="minorHAnsi"/>
+          <w:color w:val="0F1115"/>
+          <w:sz w:val="16"/>
+          <w:szCs w:val="16"/>
+          <w:shd w:val="clear" w:color="auto" w:fill="FFFFFF"/>
+        </w:rPr>
+        <w:t xml:space="preserve">УРОВЕНЬ 3 – </w:t>
+      </w:r>
+      <w:r>
+        <w:rPr>
+          <w:rFonts w:cstheme="minorHAnsi"/>
+          <w:color w:val="0F1115"/>
+          <w:sz w:val="16"/>
+          <w:szCs w:val="16"/>
+          <w:shd w:val="clear" w:color="auto" w:fill="FFFFFF"/>
+        </w:rPr>
+        <w:t>2</w:t>
+      </w:r>
+    </w:p>
+    <w:p>
+      <w:pPr>
+        <w:pStyle w:val="a4"/>
+        <w:numPr>
+          <w:ilvl w:val="0"/>
+          <w:numId w:val="2"/>
+        </w:numPr>
+        <w:spacing w:after="0" w:line="240" w:lineRule="auto"/>
+        <w:rPr>
+          <w:rFonts w:cstheme="minorHAnsi"/>
+          <w:color w:val="0F1115"/>
+          <w:sz w:val="16"/>
+          <w:szCs w:val="16"/>
+          <w:shd w:val="clear" w:color="auto" w:fill="FFFFFF"/>
+        </w:rPr>
+      </w:pPr>
+      <w:r>
+        <w:rPr>
+          <w:rFonts w:cstheme="minorHAnsi"/>
+          <w:color w:val="0F1115"/>
+          <w:sz w:val="16"/>
+          <w:szCs w:val="16"/>
+          <w:shd w:val="clear" w:color="auto" w:fill="FFFFFF"/>
+        </w:rPr>
+        <w:t xml:space="preserve">неПРАВИЛЬНЫЕ </w:t>
+      </w:r>
+      <w:r>
+        <w:rPr>
+          <w:rFonts w:cstheme="minorHAnsi"/>
+          <w:color w:val="0F1115"/>
+          <w:sz w:val="16"/>
+          <w:szCs w:val="16"/>
+          <w:shd w:val="clear" w:color="auto" w:fill="FFFFFF"/>
+        </w:rPr>
+        <w:t>4</w:t>
+      </w:r>
+      <w:r>
+        <w:rPr>
+          <w:rFonts w:cstheme="minorHAnsi"/>
+          <w:color w:val="0F1115"/>
+          <w:sz w:val="16"/>
+          <w:szCs w:val="16"/>
+          <w:shd w:val="clear" w:color="auto" w:fill="FFFFFF"/>
+        </w:rPr>
+        <w:t xml:space="preserve"> ПИРАМИДЫ</w:t>
+      </w:r>
+      <w:r>
+        <w:rPr>
+          <w:rFonts w:cstheme="minorHAnsi"/>
+          <w:color w:val="0F1115"/>
+          <w:sz w:val="16"/>
+          <w:szCs w:val="16"/>
+          <w:shd w:val="clear" w:color="auto" w:fill="FFFFFF"/>
+        </w:rPr>
+        <w:t xml:space="preserve"> - 11</w:t>
+      </w:r>
+    </w:p>
+    <w:p>
+      <w:pPr>
+        <w:pStyle w:val="a4"/>
+        <w:numPr>
+          <w:ilvl w:val="1"/>
+          <w:numId w:val="2"/>
+        </w:numPr>
+        <w:spacing w:after="0" w:line="240" w:lineRule="auto"/>
+        <w:rPr>
+          <w:rFonts w:cstheme="minorHAnsi"/>
+          <w:color w:val="0F1115"/>
+          <w:sz w:val="16"/>
+          <w:szCs w:val="16"/>
+          <w:shd w:val="clear" w:color="auto" w:fill="FFFFFF"/>
+        </w:rPr>
+      </w:pPr>
+      <w:r>
+        <w:rPr>
+          <w:rFonts w:cstheme="minorHAnsi"/>
+          <w:color w:val="0F1115"/>
+          <w:sz w:val="16"/>
+          <w:szCs w:val="16"/>
+          <w:shd w:val="clear" w:color="auto" w:fill="FFFFFF"/>
+        </w:rPr>
+        <w:t xml:space="preserve">УРОВЕНЬ 01 - </w:t>
+      </w:r>
+      <w:r>
+        <w:rPr>
+          <w:rFonts w:cstheme="minorHAnsi"/>
+          <w:color w:val="0F1115"/>
+          <w:sz w:val="16"/>
+          <w:szCs w:val="16"/>
+          <w:shd w:val="clear" w:color="auto" w:fill="FFFFFF"/>
+        </w:rPr>
+        <w:t>4</w:t>
+      </w:r>
+      <w:r>
+        <w:rPr>
+          <w:rFonts w:cstheme="minorHAnsi"/>
+          <w:color w:val="0F1115"/>
+          <w:sz w:val="16"/>
+          <w:szCs w:val="16"/>
+          <w:shd w:val="clear" w:color="auto" w:fill="FFFFFF"/>
+        </w:rPr>
+        <w:t xml:space="preserve"> </w:t>
+      </w:r>
+      <w:r>
+        <w:rPr>
+          <w:rFonts w:cstheme="minorHAnsi"/>
+          <w:b/>
+          <w:color w:val="0F1115"/>
+          <w:sz w:val="16"/>
+          <w:szCs w:val="16"/>
+          <w:shd w:val="clear" w:color="auto" w:fill="FFFFFF"/>
+        </w:rPr>
+        <w:t>- ДЗ</w:t>
+      </w:r>
+    </w:p>
+    <w:p>
+      <w:pPr>
+        <w:pStyle w:val="a4"/>
+        <w:numPr>
+          <w:ilvl w:val="1"/>
+          <w:numId w:val="2"/>
+        </w:numPr>
+        <w:spacing w:after="0" w:line="240" w:lineRule="auto"/>
+        <w:rPr>
+          <w:rFonts w:cstheme="minorHAnsi"/>
+          <w:color w:val="0F1115"/>
+          <w:sz w:val="16"/>
+          <w:szCs w:val="16"/>
+          <w:shd w:val="clear" w:color="auto" w:fill="FFFFFF"/>
+        </w:rPr>
+      </w:pPr>
+      <w:r>
+        <w:rPr>
+          <w:rFonts w:cstheme="minorHAnsi"/>
+          <w:color w:val="0F1115"/>
+          <w:sz w:val="16"/>
+          <w:szCs w:val="16"/>
+          <w:shd w:val="clear" w:color="auto" w:fill="FFFFFF"/>
+        </w:rPr>
+        <w:t xml:space="preserve">УРОВЕНЬ 2 - </w:t>
+      </w:r>
+      <w:r>
+        <w:rPr>
+          <w:rFonts w:cstheme="minorHAnsi"/>
+          <w:color w:val="0F1115"/>
+          <w:sz w:val="16"/>
+          <w:szCs w:val="16"/>
+          <w:shd w:val="clear" w:color="auto" w:fill="FFFFFF"/>
+        </w:rPr>
+        <w:t>5</w:t>
+      </w:r>
+    </w:p>
+    <w:p>
+      <w:pPr>
+        <w:pStyle w:val="a4"/>
+        <w:numPr>
+          <w:ilvl w:val="1"/>
+          <w:numId w:val="2"/>
+        </w:numPr>
+        <w:spacing w:after="0" w:line="240" w:lineRule="auto"/>
+        <w:rPr>
+          <w:rFonts w:cstheme="minorHAnsi"/>
+          <w:color w:val="0F1115"/>
+          <w:sz w:val="16"/>
+          <w:szCs w:val="16"/>
+          <w:shd w:val="clear" w:color="auto" w:fill="FFFFFF"/>
+        </w:rPr>
+      </w:pPr>
+      <w:r>
+        <w:rPr>
+          <w:rFonts w:cstheme="minorHAnsi"/>
+          <w:color w:val="0F1115"/>
+          <w:sz w:val="16"/>
+          <w:szCs w:val="16"/>
+          <w:shd w:val="clear" w:color="auto" w:fill="FFFFFF"/>
+        </w:rPr>
+        <w:t>УРОВЕНЬ 3 – 2</w:t>
+      </w:r>
+    </w:p>
+    <w:p>
+      <w:pPr>
+        <w:pStyle w:val="a4"/>
+        <w:numPr>
+          <w:ilvl w:val="0"/>
+          <w:numId w:val="2"/>
+        </w:numPr>
+        <w:spacing w:after="0" w:line="240" w:lineRule="auto"/>
+        <w:rPr>
+          <w:rFonts w:cstheme="minorHAnsi"/>
+          <w:color w:val="0F1115"/>
+          <w:sz w:val="16"/>
+          <w:szCs w:val="16"/>
+          <w:shd w:val="clear" w:color="auto" w:fill="FFFFFF"/>
+        </w:rPr>
+      </w:pPr>
+      <w:r>
+        <w:rPr>
+          <w:rFonts w:cstheme="minorHAnsi"/>
+          <w:color w:val="0F1115"/>
+          <w:sz w:val="16"/>
+          <w:szCs w:val="16"/>
+          <w:shd w:val="clear" w:color="auto" w:fill="FFFFFF"/>
+        </w:rPr>
+        <w:t xml:space="preserve">неПРАВИЛЬНЫЕ </w:t>
+      </w:r>
+      <w:r>
+        <w:rPr>
+          <w:rFonts w:cstheme="minorHAnsi"/>
+          <w:color w:val="0F1115"/>
+          <w:sz w:val="16"/>
+          <w:szCs w:val="16"/>
+          <w:shd w:val="clear" w:color="auto" w:fill="FFFFFF"/>
+        </w:rPr>
+        <w:t>4</w:t>
+      </w:r>
+      <w:r>
+        <w:rPr>
+          <w:rFonts w:cstheme="minorHAnsi"/>
+          <w:color w:val="0F1115"/>
+          <w:sz w:val="16"/>
+          <w:szCs w:val="16"/>
+          <w:shd w:val="clear" w:color="auto" w:fill="FFFFFF"/>
+        </w:rPr>
+        <w:t xml:space="preserve"> </w:t>
+      </w:r>
+      <w:r>
+        <w:rPr>
+          <w:rFonts w:cstheme="minorHAnsi"/>
+          <w:color w:val="0F1115"/>
+          <w:sz w:val="16"/>
+          <w:szCs w:val="16"/>
+          <w:shd w:val="clear" w:color="auto" w:fill="FFFFFF"/>
+        </w:rPr>
+        <w:t>ПРИЗМЫ</w:t>
+      </w:r>
+      <w:r>
+        <w:rPr>
+          <w:rFonts w:cstheme="minorHAnsi"/>
+          <w:color w:val="0F1115"/>
+          <w:sz w:val="16"/>
+          <w:szCs w:val="16"/>
+          <w:shd w:val="clear" w:color="auto" w:fill="FFFFFF"/>
+        </w:rPr>
+        <w:t xml:space="preserve"> - 5</w:t>
+      </w:r>
+    </w:p>
+    <w:p>
+      <w:pPr>
+        <w:pStyle w:val="a4"/>
+        <w:numPr>
+          <w:ilvl w:val="1"/>
+          <w:numId w:val="2"/>
+        </w:numPr>
+        <w:spacing w:after="0" w:line="240" w:lineRule="auto"/>
+        <w:rPr>
+          <w:rFonts w:cstheme="minorHAnsi"/>
+          <w:color w:val="0F1115"/>
+          <w:sz w:val="16"/>
+          <w:szCs w:val="16"/>
+          <w:shd w:val="clear" w:color="auto" w:fill="FFFFFF"/>
+        </w:rPr>
+      </w:pPr>
+      <w:r>
+        <w:rPr>
+          <w:rFonts w:cstheme="minorHAnsi"/>
+          <w:color w:val="0F1115"/>
+          <w:sz w:val="16"/>
+          <w:szCs w:val="16"/>
+          <w:shd w:val="clear" w:color="auto" w:fill="FFFFFF"/>
+        </w:rPr>
+        <w:t xml:space="preserve">УРОВЕНЬ 01 - </w:t>
+      </w:r>
+      <w:r>
+        <w:rPr>
+          <w:rFonts w:cstheme="minorHAnsi"/>
+          <w:color w:val="0F1115"/>
+          <w:sz w:val="16"/>
+          <w:szCs w:val="16"/>
+          <w:shd w:val="clear" w:color="auto" w:fill="FFFFFF"/>
+        </w:rPr>
+        <w:t>1</w:t>
+      </w:r>
+      <w:r>
+        <w:rPr>
+          <w:rFonts w:cstheme="minorHAnsi"/>
+          <w:color w:val="0F1115"/>
+          <w:sz w:val="16"/>
+          <w:szCs w:val="16"/>
+          <w:shd w:val="clear" w:color="auto" w:fill="FFFFFF"/>
+        </w:rPr>
+        <w:t xml:space="preserve"> </w:t>
+      </w:r>
+      <w:r>
+        <w:rPr>
+          <w:rFonts w:cstheme="minorHAnsi"/>
+          <w:b/>
+          <w:color w:val="0F1115"/>
+          <w:sz w:val="16"/>
+          <w:szCs w:val="16"/>
+          <w:shd w:val="clear" w:color="auto" w:fill="FFFFFF"/>
+        </w:rPr>
+        <w:t>- ДЗ</w:t>
+      </w:r>
+    </w:p>
+    <w:p>
+      <w:pPr>
+        <w:pStyle w:val="a4"/>
+        <w:numPr>
+          <w:ilvl w:val="1"/>
+          <w:numId w:val="2"/>
+        </w:numPr>
+        <w:spacing w:after="0" w:line="240" w:lineRule="auto"/>
+        <w:rPr>
+          <w:rFonts w:cstheme="minorHAnsi"/>
+          <w:color w:val="0F1115"/>
+          <w:sz w:val="16"/>
+          <w:szCs w:val="16"/>
+          <w:shd w:val="clear" w:color="auto" w:fill="FFFFFF"/>
+        </w:rPr>
+      </w:pPr>
+      <w:r>
+        <w:rPr>
+          <w:rFonts w:cstheme="minorHAnsi"/>
+          <w:color w:val="0F1115"/>
+          <w:sz w:val="16"/>
+          <w:szCs w:val="16"/>
+          <w:shd w:val="clear" w:color="auto" w:fill="FFFFFF"/>
+        </w:rPr>
+        <w:t xml:space="preserve">УРОВЕНЬ 2 - </w:t>
+      </w:r>
+      <w:r>
+        <w:rPr>
+          <w:rFonts w:cstheme="minorHAnsi"/>
+          <w:color w:val="0F1115"/>
+          <w:sz w:val="16"/>
+          <w:szCs w:val="16"/>
+          <w:shd w:val="clear" w:color="auto" w:fill="FFFFFF"/>
+        </w:rPr>
+        <w:t>1</w:t>
+      </w:r>
+    </w:p>
+    <w:p>
+      <w:pPr>
+        <w:pStyle w:val="a4"/>
+        <w:numPr>
+          <w:ilvl w:val="1"/>
+          <w:numId w:val="2"/>
+        </w:numPr>
+        <w:spacing w:after="0" w:line="240" w:lineRule="auto"/>
+        <w:rPr>
+          <w:rFonts w:cstheme="minorHAnsi"/>
+          <w:color w:val="0F1115"/>
+          <w:sz w:val="16"/>
+          <w:szCs w:val="16"/>
+          <w:shd w:val="clear" w:color="auto" w:fill="FFFFFF"/>
+        </w:rPr>
+      </w:pPr>
+      <w:r>
+        <w:rPr>
+          <w:rFonts w:cstheme="minorHAnsi"/>
+          <w:color w:val="0F1115"/>
+          <w:sz w:val="16"/>
+          <w:szCs w:val="16"/>
+          <w:shd w:val="clear" w:color="auto" w:fill="FFFFFF"/>
+        </w:rPr>
+        <w:t xml:space="preserve">УРОВЕНЬ 3 – </w:t>
+      </w:r>
+      <w:r>
+        <w:rPr>
+          <w:rFonts w:cstheme="minorHAnsi"/>
+          <w:color w:val="0F1115"/>
+          <w:sz w:val="16"/>
+          <w:szCs w:val="16"/>
+          <w:shd w:val="clear" w:color="auto" w:fill="FFFFFF"/>
+        </w:rPr>
+        <w:t>3</w:t>
+      </w:r>
+    </w:p>
+    <w:p>
+      <w:pPr>
+        <w:pStyle w:val="a4"/>
+        <w:numPr>
+          <w:ilvl w:val="1"/>
+          <w:numId w:val="2"/>
+        </w:numPr>
+        <w:spacing w:after="0" w:line="240" w:lineRule="auto"/>
+        <w:rPr>
+          <w:rFonts w:cstheme="minorHAnsi"/>
+          <w:color w:val="0F1115"/>
+          <w:sz w:val="16"/>
+          <w:szCs w:val="16"/>
+          <w:shd w:val="clear" w:color="auto" w:fill="FFFFFF"/>
+        </w:rPr>
+      </w:pPr>
+      <w:r>
+        <w:rPr>
+          <w:rFonts w:cstheme="minorHAnsi"/>
+          <w:color w:val="0F1115"/>
+          <w:sz w:val="16"/>
+          <w:szCs w:val="16"/>
+          <w:shd w:val="clear" w:color="auto" w:fill="FFFFFF"/>
+        </w:rPr>
+        <w:t xml:space="preserve">УРОВЕНЬ </w:t>
+      </w:r>
+      <w:r>
+        <w:rPr>
+          <w:rFonts w:cstheme="minorHAnsi"/>
+          <w:color w:val="0F1115"/>
+          <w:sz w:val="16"/>
+          <w:szCs w:val="16"/>
+          <w:shd w:val="clear" w:color="auto" w:fill="FFFFFF"/>
+        </w:rPr>
+        <w:t>4</w:t>
+      </w:r>
+      <w:r>
+        <w:rPr>
+          <w:rFonts w:cstheme="minorHAnsi"/>
+          <w:color w:val="0F1115"/>
+          <w:sz w:val="16"/>
+          <w:szCs w:val="16"/>
+          <w:shd w:val="clear" w:color="auto" w:fill="FFFFFF"/>
+        </w:rPr>
+        <w:t xml:space="preserve"> – </w:t>
+      </w:r>
+      <w:r>
+        <w:rPr>
+          <w:rFonts w:cstheme="minorHAnsi"/>
+          <w:color w:val="0F1115"/>
+          <w:sz w:val="16"/>
+          <w:szCs w:val="16"/>
+          <w:shd w:val="clear" w:color="auto" w:fill="FFFFFF"/>
+        </w:rPr>
+        <w:t>0</w:t>
+      </w:r>
+    </w:p>
+    <w:p>
+      <w:pPr>
+        <w:pStyle w:val="a4"/>
+        <w:numPr>
+          <w:ilvl w:val="1"/>
+          <w:numId w:val="2"/>
+        </w:numPr>
+        <w:spacing w:after="0" w:line="240" w:lineRule="auto"/>
+        <w:rPr>
+          <w:rFonts w:cstheme="minorHAnsi"/>
+          <w:color w:val="0F1115"/>
+          <w:sz w:val="16"/>
+          <w:szCs w:val="16"/>
+          <w:shd w:val="clear" w:color="auto" w:fill="FFFFFF"/>
+        </w:rPr>
+      </w:pPr>
+      <w:r>
+        <w:rPr>
+          <w:rFonts w:cstheme="minorHAnsi"/>
+          <w:color w:val="0F1115"/>
+          <w:sz w:val="16"/>
+          <w:szCs w:val="16"/>
+          <w:shd w:val="clear" w:color="auto" w:fill="FFFFFF"/>
+        </w:rPr>
+        <w:t xml:space="preserve">УРОВЕНЬ </w:t>
+      </w:r>
+      <w:r>
+        <w:rPr>
+          <w:rFonts w:cstheme="minorHAnsi"/>
+          <w:color w:val="0F1115"/>
+          <w:sz w:val="16"/>
+          <w:szCs w:val="16"/>
+          <w:shd w:val="clear" w:color="auto" w:fill="FFFFFF"/>
+        </w:rPr>
+        <w:t>5</w:t>
+      </w:r>
+      <w:r>
+        <w:rPr>
+          <w:rFonts w:cstheme="minorHAnsi"/>
+          <w:color w:val="0F1115"/>
+          <w:sz w:val="16"/>
+          <w:szCs w:val="16"/>
+          <w:shd w:val="clear" w:color="auto" w:fill="FFFFFF"/>
+        </w:rPr>
+        <w:t xml:space="preserve"> – </w:t>
+      </w:r>
+      <w:r>
+        <w:rPr>
+          <w:rFonts w:cstheme="minorHAnsi"/>
+          <w:color w:val="0F1115"/>
+          <w:sz w:val="16"/>
+          <w:szCs w:val="16"/>
+          <w:shd w:val="clear" w:color="auto" w:fill="FFFFFF"/>
+        </w:rPr>
+        <w:t>1</w:t>
+      </w:r>
+    </w:p>
+    <w:p>
+      <w:pPr>
+        <w:pStyle w:val="a4"/>
+        <w:numPr>
+          <w:ilvl w:val="0"/>
+          <w:numId w:val="2"/>
+        </w:numPr>
+        <w:spacing w:after="0" w:line="240" w:lineRule="auto"/>
+        <w:rPr>
+          <w:rFonts w:cstheme="minorHAnsi"/>
+          <w:color w:val="0F1115"/>
+          <w:sz w:val="16"/>
+          <w:szCs w:val="16"/>
+          <w:shd w:val="clear" w:color="auto" w:fill="FFFFFF"/>
+        </w:rPr>
+      </w:pPr>
+      <w:r>
+        <w:rPr>
+          <w:rFonts w:cstheme="minorHAnsi"/>
+          <w:color w:val="0F1115"/>
+          <w:sz w:val="16"/>
+          <w:szCs w:val="16"/>
+          <w:shd w:val="clear" w:color="auto" w:fill="FFFFFF"/>
+        </w:rPr>
+        <w:t xml:space="preserve">неПРАВИЛЬНЫЕ </w:t>
+      </w:r>
+      <w:r>
+        <w:rPr>
+          <w:rFonts w:cstheme="minorHAnsi"/>
+          <w:color w:val="0F1115"/>
+          <w:sz w:val="16"/>
+          <w:szCs w:val="16"/>
+          <w:shd w:val="clear" w:color="auto" w:fill="FFFFFF"/>
+        </w:rPr>
+        <w:t>3</w:t>
+      </w:r>
+      <w:r>
+        <w:rPr>
+          <w:rFonts w:cstheme="minorHAnsi"/>
+          <w:color w:val="0F1115"/>
+          <w:sz w:val="16"/>
+          <w:szCs w:val="16"/>
+          <w:shd w:val="clear" w:color="auto" w:fill="FFFFFF"/>
+        </w:rPr>
+        <w:t xml:space="preserve"> ПРИЗМЫ</w:t>
+      </w:r>
+      <w:r>
+        <w:rPr>
+          <w:rFonts w:cstheme="minorHAnsi"/>
+          <w:color w:val="0F1115"/>
+          <w:sz w:val="16"/>
+          <w:szCs w:val="16"/>
+          <w:shd w:val="clear" w:color="auto" w:fill="FFFFFF"/>
+        </w:rPr>
+        <w:t xml:space="preserve"> - 5</w:t>
+      </w:r>
+    </w:p>
+    <w:p>
+      <w:pPr>
+        <w:pStyle w:val="a4"/>
+        <w:numPr>
+          <w:ilvl w:val="1"/>
+          <w:numId w:val="2"/>
+        </w:numPr>
+        <w:spacing w:after="0" w:line="240" w:lineRule="auto"/>
+        <w:rPr>
+          <w:rFonts w:cstheme="minorHAnsi"/>
+          <w:color w:val="0F1115"/>
+          <w:sz w:val="16"/>
+          <w:szCs w:val="16"/>
+          <w:shd w:val="clear" w:color="auto" w:fill="FFFFFF"/>
+        </w:rPr>
+      </w:pPr>
+      <w:r>
+        <w:rPr>
+          <w:rFonts w:cstheme="minorHAnsi"/>
+          <w:color w:val="0F1115"/>
+          <w:sz w:val="16"/>
+          <w:szCs w:val="16"/>
+          <w:shd w:val="clear" w:color="auto" w:fill="FFFFFF"/>
+        </w:rPr>
+        <w:t xml:space="preserve">УРОВЕНЬ 01 - </w:t>
+      </w:r>
+      <w:r>
+        <w:rPr>
+          <w:rFonts w:cstheme="minorHAnsi"/>
+          <w:color w:val="0F1115"/>
+          <w:sz w:val="16"/>
+          <w:szCs w:val="16"/>
+          <w:shd w:val="clear" w:color="auto" w:fill="FFFFFF"/>
+        </w:rPr>
+        <w:t>3</w:t>
+      </w:r>
+      <w:r>
+        <w:rPr>
+          <w:rFonts w:cstheme="minorHAnsi"/>
+          <w:color w:val="0F1115"/>
+          <w:sz w:val="16"/>
+          <w:szCs w:val="16"/>
+          <w:shd w:val="clear" w:color="auto" w:fill="FFFFFF"/>
+        </w:rPr>
+        <w:t xml:space="preserve"> </w:t>
+      </w:r>
+      <w:r>
+        <w:rPr>
+          <w:rFonts w:cstheme="minorHAnsi"/>
+          <w:b/>
+          <w:color w:val="0F1115"/>
+          <w:sz w:val="16"/>
+          <w:szCs w:val="16"/>
+          <w:shd w:val="clear" w:color="auto" w:fill="FFFFFF"/>
+        </w:rPr>
+        <w:t>- ДЗ</w:t>
+      </w:r>
+    </w:p>
+    <w:p>
+      <w:pPr>
+        <w:pStyle w:val="a4"/>
+        <w:numPr>
+          <w:ilvl w:val="1"/>
+          <w:numId w:val="2"/>
+        </w:numPr>
+        <w:spacing w:after="0" w:line="240" w:lineRule="auto"/>
+        <w:rPr>
+          <w:rFonts w:cstheme="minorHAnsi"/>
+          <w:color w:val="0F1115"/>
+          <w:sz w:val="16"/>
+          <w:szCs w:val="16"/>
+          <w:shd w:val="clear" w:color="auto" w:fill="FFFFFF"/>
+        </w:rPr>
+      </w:pPr>
+      <w:r>
+        <w:rPr>
+          <w:rFonts w:cstheme="minorHAnsi"/>
+          <w:color w:val="0F1115"/>
+          <w:sz w:val="16"/>
+          <w:szCs w:val="16"/>
+          <w:shd w:val="clear" w:color="auto" w:fill="FFFFFF"/>
+        </w:rPr>
+        <w:t xml:space="preserve">УРОВЕНЬ 2 - </w:t>
+      </w:r>
+      <w:r>
+        <w:rPr>
+          <w:rFonts w:cstheme="minorHAnsi"/>
+          <w:color w:val="0F1115"/>
+          <w:sz w:val="16"/>
+          <w:szCs w:val="16"/>
+          <w:shd w:val="clear" w:color="auto" w:fill="FFFFFF"/>
+        </w:rPr>
+        <w:t>2</w:t>
+      </w:r>
+    </w:p>
+    <w:p>
+      <w:pPr>
+        <w:pStyle w:val="a4"/>
+        <w:numPr>
+          <w:ilvl w:val="1"/>
+          <w:numId w:val="2"/>
+        </w:numPr>
+        <w:spacing w:after="0" w:line="240" w:lineRule="auto"/>
+        <w:rPr>
+          <w:rFonts w:cstheme="minorHAnsi"/>
+          <w:color w:val="0F1115"/>
+          <w:sz w:val="16"/>
+          <w:szCs w:val="16"/>
+          <w:shd w:val="clear" w:color="auto" w:fill="FFFFFF"/>
+        </w:rPr>
+      </w:pPr>
+      <w:r>
+        <w:rPr>
+          <w:rFonts w:cstheme="minorHAnsi"/>
+          <w:color w:val="0F1115"/>
+          <w:sz w:val="16"/>
+          <w:szCs w:val="16"/>
+          <w:shd w:val="clear" w:color="auto" w:fill="FFFFFF"/>
+        </w:rPr>
+        <w:t>УРОВЕНЬ 3 – 3</w:t>
+      </w:r>
+    </w:p>
+    <w:p>
+      <w:pPr>
+        <w:pStyle w:val="a4"/>
+        <w:numPr>
+          <w:ilvl w:val="0"/>
+          <w:numId w:val="2"/>
+        </w:numPr>
+        <w:spacing w:after="0" w:line="240" w:lineRule="auto"/>
+        <w:rPr>
+          <w:rFonts w:cstheme="minorHAnsi"/>
+          <w:color w:val="0F1115"/>
+          <w:sz w:val="16"/>
+          <w:szCs w:val="16"/>
+          <w:shd w:val="clear" w:color="auto" w:fill="FFFFFF"/>
+        </w:rPr>
+      </w:pPr>
+      <w:r>
+        <w:rPr>
+          <w:rFonts w:cstheme="minorHAnsi"/>
+          <w:color w:val="0F1115"/>
+          <w:sz w:val="16"/>
+          <w:szCs w:val="16"/>
+          <w:shd w:val="clear" w:color="auto" w:fill="FFFFFF"/>
+        </w:rPr>
+        <w:t xml:space="preserve">неПРАВИЛЬНЫЕ </w:t>
+      </w:r>
+      <w:r>
+        <w:rPr>
+          <w:rFonts w:cstheme="minorHAnsi"/>
+          <w:color w:val="0F1115"/>
+          <w:sz w:val="16"/>
+          <w:szCs w:val="16"/>
+          <w:shd w:val="clear" w:color="auto" w:fill="FFFFFF"/>
+        </w:rPr>
+        <w:t>5</w:t>
+      </w:r>
+      <w:r>
+        <w:rPr>
+          <w:rFonts w:cstheme="minorHAnsi"/>
+          <w:color w:val="0F1115"/>
+          <w:sz w:val="16"/>
+          <w:szCs w:val="16"/>
+          <w:shd w:val="clear" w:color="auto" w:fill="FFFFFF"/>
+        </w:rPr>
+        <w:t xml:space="preserve"> ПРИЗМЫ</w:t>
+      </w:r>
+      <w:r>
+        <w:rPr>
+          <w:rFonts w:cstheme="minorHAnsi"/>
+          <w:color w:val="0F1115"/>
+          <w:sz w:val="16"/>
+          <w:szCs w:val="16"/>
+          <w:shd w:val="clear" w:color="auto" w:fill="FFFFFF"/>
+        </w:rPr>
+        <w:t xml:space="preserve"> - 2</w:t>
+      </w:r>
+    </w:p>
+    <w:p>
+      <w:pPr>
+        <w:pStyle w:val="a4"/>
+        <w:numPr>
+          <w:ilvl w:val="1"/>
+          <w:numId w:val="2"/>
+        </w:numPr>
+        <w:spacing w:after="0" w:line="240" w:lineRule="auto"/>
+        <w:rPr>
+          <w:rFonts w:cstheme="minorHAnsi"/>
+          <w:color w:val="0F1115"/>
+          <w:sz w:val="16"/>
+          <w:szCs w:val="16"/>
+          <w:shd w:val="clear" w:color="auto" w:fill="FFFFFF"/>
+        </w:rPr>
+      </w:pPr>
+      <w:r>
+        <w:rPr>
+          <w:rFonts w:cstheme="minorHAnsi"/>
+          <w:color w:val="0F1115"/>
+          <w:sz w:val="16"/>
+          <w:szCs w:val="16"/>
+          <w:shd w:val="clear" w:color="auto" w:fill="FFFFFF"/>
+        </w:rPr>
+        <w:t xml:space="preserve">УРОВЕНЬ </w:t>
+      </w:r>
+      <w:r>
+        <w:rPr>
+          <w:rFonts w:cstheme="minorHAnsi"/>
+          <w:color w:val="0F1115"/>
+          <w:sz w:val="16"/>
+          <w:szCs w:val="16"/>
+          <w:shd w:val="clear" w:color="auto" w:fill="FFFFFF"/>
+        </w:rPr>
+        <w:t>4</w:t>
+      </w:r>
+      <w:r>
+        <w:rPr>
+          <w:rFonts w:cstheme="minorHAnsi"/>
+          <w:color w:val="0F1115"/>
+          <w:sz w:val="16"/>
+          <w:szCs w:val="16"/>
+          <w:shd w:val="clear" w:color="auto" w:fill="FFFFFF"/>
+        </w:rPr>
+        <w:t xml:space="preserve"> - </w:t>
+      </w:r>
+      <w:r>
+        <w:rPr>
+          <w:rFonts w:cstheme="minorHAnsi"/>
+          <w:color w:val="0F1115"/>
+          <w:sz w:val="16"/>
+          <w:szCs w:val="16"/>
+          <w:shd w:val="clear" w:color="auto" w:fill="FFFFFF"/>
+        </w:rPr>
+        <w:t>1</w:t>
+      </w:r>
+    </w:p>
+    <w:p>
+      <w:pPr>
+        <w:pStyle w:val="a4"/>
+        <w:numPr>
+          <w:ilvl w:val="0"/>
+          <w:numId w:val="2"/>
+        </w:numPr>
+        <w:spacing w:after="0" w:line="240" w:lineRule="auto"/>
+        <w:rPr>
+          <w:rFonts w:cstheme="minorHAnsi"/>
+          <w:color w:val="0F1115"/>
+          <w:sz w:val="16"/>
+          <w:szCs w:val="16"/>
+          <w:shd w:val="clear" w:color="auto" w:fill="FFFFFF"/>
+        </w:rPr>
+      </w:pPr>
+      <w:r>
+        <w:rPr>
+          <w:rFonts w:cstheme="minorHAnsi"/>
+          <w:color w:val="0F1115"/>
+          <w:sz w:val="16"/>
+          <w:szCs w:val="16"/>
+          <w:shd w:val="clear" w:color="auto" w:fill="FFFFFF"/>
+        </w:rPr>
+        <w:t>ФИГУРЫ ВРАЩЕНИЯ</w:t>
+      </w:r>
+      <w:r>
+        <w:rPr>
+          <w:rFonts w:cstheme="minorHAnsi"/>
+          <w:color w:val="0F1115"/>
+          <w:sz w:val="16"/>
+          <w:szCs w:val="16"/>
+          <w:shd w:val="clear" w:color="auto" w:fill="FFFFFF"/>
+        </w:rPr>
+        <w:t xml:space="preserve"> - 7</w:t>
+      </w:r>
+    </w:p>
+    <w:p>
+      <w:pPr>
+        <w:pStyle w:val="a4"/>
+        <w:numPr>
+          <w:ilvl w:val="1"/>
+          <w:numId w:val="2"/>
+        </w:numPr>
+        <w:spacing w:after="0" w:line="240" w:lineRule="auto"/>
+        <w:rPr>
+          <w:rFonts w:cstheme="minorHAnsi"/>
+          <w:color w:val="0F1115"/>
+          <w:sz w:val="16"/>
+          <w:szCs w:val="16"/>
+          <w:shd w:val="clear" w:color="auto" w:fill="FFFFFF"/>
+        </w:rPr>
+      </w:pPr>
+      <w:r>
+        <w:rPr>
+          <w:rFonts w:cstheme="minorHAnsi"/>
+          <w:color w:val="0F1115"/>
+          <w:sz w:val="16"/>
+          <w:szCs w:val="16"/>
+          <w:shd w:val="clear" w:color="auto" w:fill="FFFFFF"/>
+        </w:rPr>
+        <w:t xml:space="preserve">УРОВЕНЬ </w:t>
+      </w:r>
+      <w:r>
+        <w:rPr>
+          <w:rFonts w:cstheme="minorHAnsi"/>
+          <w:color w:val="0F1115"/>
+          <w:sz w:val="16"/>
+          <w:szCs w:val="16"/>
+          <w:shd w:val="clear" w:color="auto" w:fill="FFFFFF"/>
+        </w:rPr>
+        <w:t>01</w:t>
+      </w:r>
+      <w:r>
+        <w:rPr>
+          <w:rFonts w:cstheme="minorHAnsi"/>
+          <w:color w:val="0F1115"/>
+          <w:sz w:val="16"/>
+          <w:szCs w:val="16"/>
+          <w:shd w:val="clear" w:color="auto" w:fill="FFFFFF"/>
+        </w:rPr>
+        <w:t xml:space="preserve"> - </w:t>
+      </w:r>
+      <w:r>
+        <w:rPr>
+          <w:rFonts w:cstheme="minorHAnsi"/>
+          <w:color w:val="0F1115"/>
+          <w:sz w:val="16"/>
+          <w:szCs w:val="16"/>
+          <w:shd w:val="clear" w:color="auto" w:fill="FFFFFF"/>
+        </w:rPr>
+        <w:t>5</w:t>
+      </w:r>
+      <w:r>
+        <w:rPr>
+          <w:rFonts w:cstheme="minorHAnsi"/>
+          <w:color w:val="0F1115"/>
+          <w:sz w:val="16"/>
+          <w:szCs w:val="16"/>
+          <w:shd w:val="clear" w:color="auto" w:fill="FFFFFF"/>
+        </w:rPr>
+        <w:t xml:space="preserve"> </w:t>
+      </w:r>
+      <w:r>
+        <w:rPr>
+          <w:rFonts w:cstheme="minorHAnsi"/>
+          <w:b/>
+          <w:color w:val="0F1115"/>
+          <w:sz w:val="16"/>
+          <w:szCs w:val="16"/>
+          <w:shd w:val="clear" w:color="auto" w:fill="FFFFFF"/>
+        </w:rPr>
+        <w:t>- ДЗ</w:t>
+      </w:r>
+    </w:p>
+    <w:p>
+      <w:pPr>
+        <w:pStyle w:val="a4"/>
+        <w:numPr>
+          <w:ilvl w:val="1"/>
+          <w:numId w:val="2"/>
+        </w:numPr>
+        <w:spacing w:after="0" w:line="240" w:lineRule="auto"/>
+        <w:rPr>
+          <w:rFonts w:cstheme="minorHAnsi"/>
+          <w:color w:val="0F1115"/>
+          <w:sz w:val="16"/>
+          <w:szCs w:val="16"/>
+          <w:shd w:val="clear" w:color="auto" w:fill="FFFFFF"/>
+        </w:rPr>
+      </w:pPr>
+      <w:r>
+        <w:rPr>
+          <w:rFonts w:cstheme="minorHAnsi"/>
+          <w:color w:val="0F1115"/>
+          <w:sz w:val="16"/>
+          <w:szCs w:val="16"/>
+          <w:shd w:val="clear" w:color="auto" w:fill="FFFFFF"/>
+        </w:rPr>
+        <w:t xml:space="preserve">УРОВЕНЬ </w:t>
+      </w:r>
+      <w:r>
+        <w:rPr>
+          <w:rFonts w:cstheme="minorHAnsi"/>
+          <w:color w:val="0F1115"/>
+          <w:sz w:val="16"/>
+          <w:szCs w:val="16"/>
+          <w:shd w:val="clear" w:color="auto" w:fill="FFFFFF"/>
+        </w:rPr>
+        <w:t>2</w:t>
+      </w:r>
+      <w:r>
+        <w:rPr>
+          <w:rFonts w:cstheme="minorHAnsi"/>
+          <w:color w:val="0F1115"/>
+          <w:sz w:val="16"/>
+          <w:szCs w:val="16"/>
+          <w:shd w:val="clear" w:color="auto" w:fill="FFFFFF"/>
+        </w:rPr>
+        <w:t xml:space="preserve"> - </w:t>
+      </w:r>
+      <w:r>
+        <w:rPr>
+          <w:rFonts w:cstheme="minorHAnsi"/>
+          <w:color w:val="0F1115"/>
+          <w:sz w:val="16"/>
+          <w:szCs w:val="16"/>
+          <w:shd w:val="clear" w:color="auto" w:fill="FFFFFF"/>
+        </w:rPr>
+        <w:t>1</w:t>
+      </w:r>
     </w:p>
     <w:p>
       <w:pPr>
         <w:pStyle w:val="1"/>
       </w:pPr>
-      <w:r>
-        <w:t>ЗАДАНИЕ 13</w:t>
-      </w:r>
     </w:p>
     <w:p>
       <w:pPr>
@@ -970,6 +3851,54 @@
       </w:pPr>
       <w:r>
         <w:t>ЗАДАНИЕ 16</w:t>
+      </w:r>
+    </w:p>
+    <w:p>
+      <w:pPr>
+        <w:pStyle w:val="a4"/>
+        <w:numPr>
+          <w:ilvl w:val="0"/>
+          <w:numId w:val="6"/>
+        </w:numPr>
+      </w:pPr>
+      <w:r>
+        <w:t>ВКЛАДЫ</w:t>
+      </w:r>
+    </w:p>
+    <w:p>
+      <w:pPr>
+        <w:pStyle w:val="a4"/>
+        <w:numPr>
+          <w:ilvl w:val="0"/>
+          <w:numId w:val="6"/>
+        </w:numPr>
+      </w:pPr>
+      <w:r>
+        <w:t>АНУИТЕТ</w:t>
+      </w:r>
+    </w:p>
+    <w:p>
+      <w:pPr>
+        <w:pStyle w:val="a4"/>
+        <w:numPr>
+          <w:ilvl w:val="0"/>
+          <w:numId w:val="6"/>
+        </w:numPr>
+      </w:pPr>
+      <w:r>
+        <w:t>ДИФ. ПЛАТЕЖИ</w:t>
+      </w:r>
+    </w:p>
+    <w:p>
+      <w:pPr>
+        <w:pStyle w:val="a4"/>
+        <w:numPr>
+          <w:ilvl w:val="0"/>
+          <w:numId w:val="6"/>
+        </w:numPr>
+      </w:pPr>
+      <w:r>
+        <w:t>ОПТИМАЛЬНЫЙ ВЫБОР</w:t>
       </w:r>
     </w:p>
     <w:p>
@@ -1015,7 +3944,7 @@
         </w:rPr>
         <w:t>Ссылка </w:t>
       </w:r>
-      <w:hyperlink r:id="rId16" w:tgtFrame="_blank" w:history="1">
+      <w:hyperlink r:id="rId17" w:tgtFrame="_blank" w:history="1">
         <w:r>
           <w:rPr>
             <w:rStyle w:val="a3"/>
@@ -1107,7 +4036,6 @@
           <w:rFonts w:asciiTheme="minorHAnsi" w:hAnsiTheme="minorHAnsi" w:cstheme="minorHAnsi"/>
           <w:sz w:val="18"/>
           <w:szCs w:val="18"/>
-          <w:highlight w:val="yellow"/>
         </w:rPr>
       </w:pPr>
       <w:r>
@@ -1118,38 +4046,13 @@
           <w:szCs w:val="18"/>
           <w:highlight w:val="yellow"/>
         </w:rPr>
-        <w:br w:type="page"/>
-      </w:r>
-    </w:p>
-    <w:p>
-      <w:pPr>
-        <w:spacing w:after="0" w:line="240" w:lineRule="auto"/>
-        <w:contextualSpacing/>
-        <w:rPr>
-          <w:rStyle w:val="20"/>
-          <w:rFonts w:asciiTheme="minorHAnsi" w:hAnsiTheme="minorHAnsi" w:cstheme="minorHAnsi"/>
-          <w:sz w:val="18"/>
-          <w:szCs w:val="18"/>
-        </w:rPr>
-      </w:pPr>
-      <w:r>
-        <w:rPr>
-          <w:rStyle w:val="20"/>
-          <w:rFonts w:asciiTheme="minorHAnsi" w:hAnsiTheme="minorHAnsi" w:cstheme="minorHAnsi"/>
-          <w:sz w:val="18"/>
-          <w:szCs w:val="18"/>
-          <w:highlight w:val="yellow"/>
-        </w:rPr>
-        <w:lastRenderedPageBreak/>
         <w:t>ПОДГОТОВИТЕЛЬНЫЕ ЗАДАЧИ</w:t>
       </w:r>
     </w:p>
     <w:p>
       <w:pPr>
-        <w:spacing w:after="0" w:line="240" w:lineRule="auto"/>
-        <w:contextualSpacing/>
-        <w:rPr>
-          <w:rFonts w:cstheme="minorHAnsi"/>
+        <w:pStyle w:val="2"/>
+        <w:rPr>
           <w:sz w:val="18"/>
           <w:szCs w:val="18"/>
         </w:rPr>
@@ -1157,7 +4060,8 @@
       <w:r>
         <w:rPr>
           <w:rStyle w:val="30"/>
-          <w:rFonts w:asciiTheme="minorHAnsi" w:hAnsiTheme="minorHAnsi" w:cstheme="minorHAnsi"/>
+          <w:rFonts w:ascii="Arial" w:hAnsi="Arial"/>
+          <w:color w:val="0070C0"/>
           <w:sz w:val="18"/>
           <w:szCs w:val="18"/>
         </w:rPr>
@@ -1166,7 +4070,8 @@
       <w:r>
         <w:rPr>
           <w:rStyle w:val="30"/>
-          <w:rFonts w:asciiTheme="minorHAnsi" w:hAnsiTheme="minorHAnsi" w:cstheme="minorHAnsi"/>
+          <w:rFonts w:ascii="Arial" w:hAnsi="Arial"/>
+          <w:color w:val="0070C0"/>
           <w:sz w:val="18"/>
           <w:szCs w:val="18"/>
         </w:rPr>
@@ -1175,7 +4080,8 @@
       <w:r>
         <w:rPr>
           <w:rStyle w:val="30"/>
-          <w:rFonts w:asciiTheme="minorHAnsi" w:hAnsiTheme="minorHAnsi" w:cstheme="minorHAnsi"/>
+          <w:rFonts w:ascii="Arial" w:hAnsi="Arial"/>
+          <w:color w:val="0070C0"/>
           <w:sz w:val="18"/>
           <w:szCs w:val="18"/>
         </w:rPr>
@@ -1204,7 +4110,7 @@
         </w:rPr>
         <w:t>Ссылка </w:t>
       </w:r>
-      <w:hyperlink r:id="rId17" w:tgtFrame="_blank" w:history="1">
+      <w:hyperlink r:id="rId18" w:tgtFrame="_blank" w:history="1">
         <w:r>
           <w:rPr>
             <w:rStyle w:val="a3"/>
@@ -1338,7 +4244,7 @@
         </w:rPr>
         <w:t>Ссылка </w:t>
       </w:r>
-      <w:hyperlink r:id="rId18" w:tgtFrame="_blank" w:history="1">
+      <w:hyperlink r:id="rId19" w:tgtFrame="_blank" w:history="1">
         <w:r>
           <w:rPr>
             <w:rStyle w:val="a3"/>
@@ -1435,20 +4341,17 @@
       </w:pPr>
       <w:r>
         <w:rPr>
+          <w:rStyle w:val="20"/>
+        </w:rPr>
+        <w:t>Название ПЛАНИМЕТРИЯ - ВПИСАННЫЕ И ОПИСАННЫЕ ЧЕТЫРЕХУГОЛЬНИКИ</w:t>
+      </w:r>
+      <w:r>
+        <w:rPr>
           <w:rStyle w:val="30"/>
           <w:rFonts w:asciiTheme="minorHAnsi" w:hAnsiTheme="minorHAnsi" w:cstheme="minorHAnsi"/>
           <w:sz w:val="18"/>
           <w:szCs w:val="18"/>
         </w:rPr>
-        <w:t>Название ПЛАНИМЕТРИЯ - ВПИСАННЫЕ И ОПИСАННЫЕ ЧЕТЫРЕХУГОЛЬНИКИ</w:t>
-      </w:r>
-      <w:r>
-        <w:rPr>
-          <w:rStyle w:val="30"/>
-          <w:rFonts w:asciiTheme="minorHAnsi" w:hAnsiTheme="minorHAnsi" w:cstheme="minorHAnsi"/>
-          <w:sz w:val="18"/>
-          <w:szCs w:val="18"/>
-        </w:rPr>
         <w:br/>
       </w:r>
       <w:r>
@@ -1461,7 +4364,7 @@
         </w:rPr>
         <w:t>Ссылка </w:t>
       </w:r>
-      <w:hyperlink r:id="rId19" w:tgtFrame="_blank" w:history="1">
+      <w:hyperlink r:id="rId20" w:tgtFrame="_blank" w:history="1">
         <w:r>
           <w:rPr>
             <w:rStyle w:val="a3"/>
@@ -1583,7 +4486,7 @@
         </w:rPr>
         <w:t>Ссылка </w:t>
       </w:r>
-      <w:hyperlink r:id="rId20" w:tgtFrame="_blank" w:history="1">
+      <w:hyperlink r:id="rId21" w:tgtFrame="_blank" w:history="1">
         <w:r>
           <w:rPr>
             <w:rStyle w:val="a3"/>
@@ -1708,7 +4611,7 @@
         </w:rPr>
         <w:t>Ссылка </w:t>
       </w:r>
-      <w:hyperlink r:id="rId21" w:tgtFrame="_blank" w:history="1">
+      <w:hyperlink r:id="rId22" w:tgtFrame="_blank" w:history="1">
         <w:r>
           <w:rPr>
             <w:rStyle w:val="a3"/>
@@ -1833,7 +4736,7 @@
         </w:rPr>
         <w:t>Ссылка </w:t>
       </w:r>
-      <w:hyperlink r:id="rId22" w:tgtFrame="_blank" w:history="1">
+      <w:hyperlink r:id="rId23" w:tgtFrame="_blank" w:history="1">
         <w:r>
           <w:rPr>
             <w:rStyle w:val="a3"/>
@@ -1958,7 +4861,7 @@
         </w:rPr>
         <w:t>Ссылка </w:t>
       </w:r>
-      <w:hyperlink r:id="rId23" w:tgtFrame="_blank" w:history="1">
+      <w:hyperlink r:id="rId24" w:tgtFrame="_blank" w:history="1">
         <w:r>
           <w:rPr>
             <w:rStyle w:val="a3"/>
@@ -2083,7 +4986,7 @@
         </w:rPr>
         <w:t>Ссылка </w:t>
       </w:r>
-      <w:hyperlink r:id="rId24" w:tgtFrame="_blank" w:history="1">
+      <w:hyperlink r:id="rId25" w:tgtFrame="_blank" w:history="1">
         <w:r>
           <w:rPr>
             <w:rStyle w:val="a3"/>
@@ -2196,7 +5099,7 @@
         </w:rPr>
         <w:t>Ссылка </w:t>
       </w:r>
-      <w:hyperlink r:id="rId25" w:tgtFrame="_blank" w:history="1">
+      <w:hyperlink r:id="rId26" w:tgtFrame="_blank" w:history="1">
         <w:r>
           <w:rPr>
             <w:rStyle w:val="a3"/>
@@ -2242,6 +5145,7 @@
           <w:szCs w:val="18"/>
           <w:shd w:val="clear" w:color="auto" w:fill="FFFFFF"/>
         </w:rPr>
+        <w:lastRenderedPageBreak/>
         <w:t>Общая продолжительность ≈ 15 ч 28 мин</w:t>
       </w:r>
       <w:r>
@@ -2272,6 +5176,221 @@
     </w:p>
     <w:p>
       <w:pPr>
+        <w:pStyle w:val="a4"/>
+        <w:numPr>
+          <w:ilvl w:val="0"/>
+          <w:numId w:val="3"/>
+        </w:numPr>
+        <w:spacing w:after="0" w:line="240" w:lineRule="auto"/>
+        <w:rPr>
+          <w:rFonts w:cstheme="minorHAnsi"/>
+          <w:sz w:val="18"/>
+          <w:szCs w:val="18"/>
+        </w:rPr>
+      </w:pPr>
+      <w:r>
+        <w:rPr>
+          <w:rFonts w:cstheme="minorHAnsi"/>
+          <w:sz w:val="18"/>
+          <w:szCs w:val="18"/>
+        </w:rPr>
+        <w:t xml:space="preserve">УРАВНЕНИЕ </w:t>
+      </w:r>
+      <w:r>
+        <w:rPr>
+          <w:rFonts w:cstheme="minorHAnsi"/>
+          <w:sz w:val="18"/>
+          <w:szCs w:val="18"/>
+        </w:rPr>
+        <w:t>–</w:t>
+      </w:r>
+      <w:r>
+        <w:rPr>
+          <w:rFonts w:cstheme="minorHAnsi"/>
+          <w:sz w:val="18"/>
+          <w:szCs w:val="18"/>
+        </w:rPr>
+        <w:t xml:space="preserve"> АНАЛИТИКА</w:t>
+      </w:r>
+    </w:p>
+    <w:p>
+      <w:pPr>
+        <w:pStyle w:val="a4"/>
+        <w:numPr>
+          <w:ilvl w:val="0"/>
+          <w:numId w:val="3"/>
+        </w:numPr>
+        <w:spacing w:after="0" w:line="240" w:lineRule="auto"/>
+        <w:rPr>
+          <w:rFonts w:cstheme="minorHAnsi"/>
+          <w:sz w:val="18"/>
+          <w:szCs w:val="18"/>
+        </w:rPr>
+      </w:pPr>
+      <w:r>
+        <w:rPr>
+          <w:rFonts w:cstheme="minorHAnsi"/>
+          <w:sz w:val="18"/>
+          <w:szCs w:val="18"/>
+        </w:rPr>
+        <w:t>УРАВНЕНИЕ – ГРАФИЧЕСКИ</w:t>
+      </w:r>
+    </w:p>
+    <w:p>
+      <w:pPr>
+        <w:pStyle w:val="a4"/>
+        <w:numPr>
+          <w:ilvl w:val="0"/>
+          <w:numId w:val="3"/>
+        </w:numPr>
+        <w:spacing w:after="0" w:line="240" w:lineRule="auto"/>
+        <w:rPr>
+          <w:rFonts w:cstheme="minorHAnsi"/>
+          <w:sz w:val="18"/>
+          <w:szCs w:val="18"/>
+        </w:rPr>
+      </w:pPr>
+      <w:r>
+        <w:rPr>
+          <w:rFonts w:cstheme="minorHAnsi"/>
+          <w:sz w:val="18"/>
+          <w:szCs w:val="18"/>
+        </w:rPr>
+        <w:t>УРАВНЕНИЕ – АНАЛИТИКА+ГРАФИКА</w:t>
+      </w:r>
+    </w:p>
+    <w:p>
+      <w:pPr>
+        <w:pStyle w:val="a4"/>
+        <w:numPr>
+          <w:ilvl w:val="0"/>
+          <w:numId w:val="3"/>
+        </w:numPr>
+        <w:spacing w:after="0" w:line="240" w:lineRule="auto"/>
+        <w:rPr>
+          <w:rFonts w:cstheme="minorHAnsi"/>
+          <w:sz w:val="18"/>
+          <w:szCs w:val="18"/>
+        </w:rPr>
+      </w:pPr>
+      <w:r>
+        <w:rPr>
+          <w:rFonts w:cstheme="minorHAnsi"/>
+          <w:sz w:val="18"/>
+          <w:szCs w:val="18"/>
+        </w:rPr>
+        <w:t>НЕРАВЕНСТВО – ГРАФИКА</w:t>
+      </w:r>
+    </w:p>
+    <w:p>
+      <w:pPr>
+        <w:pStyle w:val="a4"/>
+        <w:numPr>
+          <w:ilvl w:val="0"/>
+          <w:numId w:val="3"/>
+        </w:numPr>
+        <w:spacing w:after="0" w:line="240" w:lineRule="auto"/>
+        <w:rPr>
+          <w:rFonts w:cstheme="minorHAnsi"/>
+          <w:sz w:val="18"/>
+          <w:szCs w:val="18"/>
+        </w:rPr>
+      </w:pPr>
+      <w:r>
+        <w:rPr>
+          <w:rFonts w:cstheme="minorHAnsi"/>
+          <w:sz w:val="18"/>
+          <w:szCs w:val="18"/>
+        </w:rPr>
+        <w:t>СИСТЕМА УРАВНЕНИЙ – АНАЛИТИКА</w:t>
+      </w:r>
+    </w:p>
+    <w:p>
+      <w:pPr>
+        <w:pStyle w:val="a4"/>
+        <w:numPr>
+          <w:ilvl w:val="0"/>
+          <w:numId w:val="3"/>
+        </w:numPr>
+        <w:spacing w:after="0" w:line="240" w:lineRule="auto"/>
+        <w:rPr>
+          <w:rFonts w:cstheme="minorHAnsi"/>
+          <w:sz w:val="18"/>
+          <w:szCs w:val="18"/>
+        </w:rPr>
+      </w:pPr>
+      <w:r>
+        <w:rPr>
+          <w:rFonts w:cstheme="minorHAnsi"/>
+          <w:sz w:val="18"/>
+          <w:szCs w:val="18"/>
+        </w:rPr>
+        <w:t>СИСТЕМА УРАВНЕНИЙ – ГРАФИКА</w:t>
+      </w:r>
+    </w:p>
+    <w:p>
+      <w:pPr>
+        <w:pStyle w:val="a4"/>
+        <w:numPr>
+          <w:ilvl w:val="0"/>
+          <w:numId w:val="3"/>
+        </w:numPr>
+        <w:spacing w:after="0" w:line="240" w:lineRule="auto"/>
+        <w:rPr>
+          <w:rFonts w:cstheme="minorHAnsi"/>
+          <w:sz w:val="18"/>
+          <w:szCs w:val="18"/>
+        </w:rPr>
+      </w:pPr>
+      <w:r>
+        <w:rPr>
+          <w:rFonts w:cstheme="minorHAnsi"/>
+          <w:sz w:val="18"/>
+          <w:szCs w:val="18"/>
+        </w:rPr>
+        <w:t>СИСТЕМА НЕРАВЕНСТВ – ГРАФИКА</w:t>
+      </w:r>
+    </w:p>
+    <w:p>
+      <w:pPr>
+        <w:pStyle w:val="a4"/>
+        <w:numPr>
+          <w:ilvl w:val="0"/>
+          <w:numId w:val="3"/>
+        </w:numPr>
+        <w:spacing w:after="0" w:line="240" w:lineRule="auto"/>
+        <w:rPr>
+          <w:rFonts w:cstheme="minorHAnsi"/>
+          <w:sz w:val="18"/>
+          <w:szCs w:val="18"/>
+        </w:rPr>
+      </w:pPr>
+      <w:r>
+        <w:rPr>
+          <w:rFonts w:cstheme="minorHAnsi"/>
+          <w:sz w:val="18"/>
+          <w:szCs w:val="18"/>
+        </w:rPr>
+        <w:t>ФУНКЦИИ</w:t>
+      </w:r>
+    </w:p>
+    <w:p>
+      <w:pPr>
+        <w:pStyle w:val="a4"/>
+        <w:numPr>
+          <w:ilvl w:val="0"/>
+          <w:numId w:val="3"/>
+        </w:numPr>
+        <w:spacing w:after="0" w:line="240" w:lineRule="auto"/>
+        <w:rPr>
+          <w:rFonts w:cstheme="minorHAnsi"/>
+          <w:sz w:val="18"/>
+          <w:szCs w:val="18"/>
+        </w:rPr>
+      </w:pPr>
+    </w:p>
+    <w:p>
+      <w:pPr>
         <w:spacing w:after="0" w:line="240" w:lineRule="auto"/>
         <w:contextualSpacing/>
         <w:rPr>
@@ -2314,7 +5433,7 @@
         </w:rPr>
         <w:t>Ссылка </w:t>
       </w:r>
-      <w:hyperlink r:id="rId26" w:tgtFrame="_blank" w:history="1">
+      <w:hyperlink r:id="rId27" w:tgtFrame="_blank" w:history="1">
         <w:r>
           <w:rPr>
             <w:rStyle w:val="a3"/>
@@ -2388,6 +5507,492 @@
     </w:p>
     <w:p>
       <w:pPr>
+        <w:pStyle w:val="a4"/>
+        <w:numPr>
+          <w:ilvl w:val="0"/>
+          <w:numId w:val="4"/>
+        </w:numPr>
+        <w:spacing w:after="0" w:line="240" w:lineRule="auto"/>
+        <w:rPr>
+          <w:rFonts w:cstheme="minorHAnsi"/>
+          <w:color w:val="0F1115"/>
+          <w:sz w:val="16"/>
+          <w:szCs w:val="16"/>
+          <w:shd w:val="clear" w:color="auto" w:fill="FFFFFF"/>
+        </w:rPr>
+      </w:pPr>
+      <w:r>
+        <w:rPr>
+          <w:rFonts w:cstheme="minorHAnsi"/>
+          <w:color w:val="0F1115"/>
+          <w:sz w:val="16"/>
+          <w:szCs w:val="16"/>
+          <w:shd w:val="clear" w:color="auto" w:fill="FFFFFF"/>
+        </w:rPr>
+        <w:t>НОД-НОК</w:t>
+      </w:r>
+    </w:p>
+    <w:p>
+      <w:pPr>
+        <w:pStyle w:val="a4"/>
+        <w:numPr>
+          <w:ilvl w:val="0"/>
+          <w:numId w:val="4"/>
+        </w:numPr>
+        <w:spacing w:after="0" w:line="240" w:lineRule="auto"/>
+        <w:rPr>
+          <w:rFonts w:cstheme="minorHAnsi"/>
+          <w:color w:val="0F1115"/>
+          <w:sz w:val="16"/>
+          <w:szCs w:val="16"/>
+          <w:shd w:val="clear" w:color="auto" w:fill="FFFFFF"/>
+        </w:rPr>
+      </w:pPr>
+      <w:r>
+        <w:rPr>
+          <w:rFonts w:cstheme="minorHAnsi"/>
+          <w:color w:val="0F1115"/>
+          <w:sz w:val="16"/>
+          <w:szCs w:val="16"/>
+          <w:shd w:val="clear" w:color="auto" w:fill="FFFFFF"/>
+        </w:rPr>
+        <w:t>ИНВАРИАНТ</w:t>
+      </w:r>
+    </w:p>
+    <w:p>
+      <w:pPr>
+        <w:pStyle w:val="a4"/>
+        <w:numPr>
+          <w:ilvl w:val="0"/>
+          <w:numId w:val="4"/>
+        </w:numPr>
+        <w:spacing w:after="0" w:line="240" w:lineRule="auto"/>
+        <w:rPr>
+          <w:rFonts w:cstheme="minorHAnsi"/>
+          <w:color w:val="0F1115"/>
+          <w:sz w:val="16"/>
+          <w:szCs w:val="16"/>
+          <w:shd w:val="clear" w:color="auto" w:fill="FFFFFF"/>
+        </w:rPr>
+      </w:pPr>
+      <w:r>
+        <w:rPr>
+          <w:rFonts w:cstheme="minorHAnsi"/>
+          <w:color w:val="0F1115"/>
+          <w:sz w:val="16"/>
+          <w:szCs w:val="16"/>
+          <w:shd w:val="clear" w:color="auto" w:fill="FFFFFF"/>
+        </w:rPr>
+        <w:t>ПРИНЦИП КРАЙНЕГО</w:t>
+      </w:r>
+    </w:p>
+    <w:p>
+      <w:pPr>
+        <w:pStyle w:val="a4"/>
+        <w:numPr>
+          <w:ilvl w:val="0"/>
+          <w:numId w:val="4"/>
+        </w:numPr>
+        <w:spacing w:after="0" w:line="240" w:lineRule="auto"/>
+        <w:rPr>
+          <w:rFonts w:cstheme="minorHAnsi"/>
+          <w:color w:val="0F1115"/>
+          <w:sz w:val="16"/>
+          <w:szCs w:val="16"/>
+          <w:shd w:val="clear" w:color="auto" w:fill="FFFFFF"/>
+        </w:rPr>
+      </w:pPr>
+      <w:r>
+        <w:rPr>
+          <w:rFonts w:cstheme="minorHAnsi"/>
+          <w:color w:val="0F1115"/>
+          <w:sz w:val="16"/>
+          <w:szCs w:val="16"/>
+          <w:shd w:val="clear" w:color="auto" w:fill="FFFFFF"/>
+        </w:rPr>
+        <w:t>ПОСЛЕДОВАТЕЛЬНОСТИ ЧИСЕЛ</w:t>
+      </w:r>
+    </w:p>
+    <w:p>
+      <w:pPr>
+        <w:pStyle w:val="a4"/>
+        <w:numPr>
+          <w:ilvl w:val="0"/>
+          <w:numId w:val="4"/>
+        </w:numPr>
+        <w:spacing w:after="0" w:line="240" w:lineRule="auto"/>
+        <w:rPr>
+          <w:rFonts w:cstheme="minorHAnsi"/>
+          <w:color w:val="0F1115"/>
+          <w:sz w:val="16"/>
+          <w:szCs w:val="16"/>
+          <w:shd w:val="clear" w:color="auto" w:fill="FFFFFF"/>
+        </w:rPr>
+      </w:pPr>
+      <w:r>
+        <w:rPr>
+          <w:rFonts w:cstheme="minorHAnsi"/>
+          <w:color w:val="0F1115"/>
+          <w:sz w:val="16"/>
+          <w:szCs w:val="16"/>
+          <w:shd w:val="clear" w:color="auto" w:fill="FFFFFF"/>
+        </w:rPr>
+        <w:t>ОЦЕНКА И ПРИМЕР</w:t>
+      </w:r>
+    </w:p>
+    <w:p>
+      <w:pPr>
+        <w:pStyle w:val="a4"/>
+        <w:numPr>
+          <w:ilvl w:val="0"/>
+          <w:numId w:val="4"/>
+        </w:numPr>
+        <w:spacing w:after="0" w:line="240" w:lineRule="auto"/>
+        <w:rPr>
+          <w:rFonts w:cstheme="minorHAnsi"/>
+          <w:color w:val="0F1115"/>
+          <w:sz w:val="16"/>
+          <w:szCs w:val="16"/>
+          <w:shd w:val="clear" w:color="auto" w:fill="FFFFFF"/>
+        </w:rPr>
+      </w:pPr>
+      <w:r>
+        <w:rPr>
+          <w:rFonts w:cstheme="minorHAnsi"/>
+          <w:color w:val="0F1115"/>
+          <w:sz w:val="16"/>
+          <w:szCs w:val="16"/>
+          <w:shd w:val="clear" w:color="auto" w:fill="FFFFFF"/>
+        </w:rPr>
+        <w:t>КОНСТРУКЦИИ</w:t>
+      </w:r>
+    </w:p>
+    <w:p>
+      <w:pPr>
+        <w:pStyle w:val="a4"/>
+        <w:numPr>
+          <w:ilvl w:val="0"/>
+          <w:numId w:val="4"/>
+        </w:numPr>
+        <w:spacing w:after="0" w:line="240" w:lineRule="auto"/>
+        <w:rPr>
+          <w:rFonts w:cstheme="minorHAnsi"/>
+          <w:color w:val="0F1115"/>
+          <w:sz w:val="16"/>
+          <w:szCs w:val="16"/>
+          <w:shd w:val="clear" w:color="auto" w:fill="FFFFFF"/>
+        </w:rPr>
+      </w:pPr>
+      <w:r>
+        <w:rPr>
+          <w:rFonts w:cstheme="minorHAnsi"/>
+          <w:color w:val="0F1115"/>
+          <w:sz w:val="16"/>
+          <w:szCs w:val="16"/>
+          <w:shd w:val="clear" w:color="auto" w:fill="FFFFFF"/>
+        </w:rPr>
+        <w:t>ТЕОРЕМА БЕЗУ</w:t>
+      </w:r>
+    </w:p>
+    <w:p>
+      <w:pPr>
+        <w:pStyle w:val="a4"/>
+        <w:numPr>
+          <w:ilvl w:val="0"/>
+          <w:numId w:val="4"/>
+        </w:numPr>
+        <w:spacing w:after="0" w:line="240" w:lineRule="auto"/>
+        <w:rPr>
+          <w:rFonts w:cstheme="minorHAnsi"/>
+          <w:color w:val="0F1115"/>
+          <w:sz w:val="16"/>
+          <w:szCs w:val="16"/>
+          <w:shd w:val="clear" w:color="auto" w:fill="FFFFFF"/>
+        </w:rPr>
+      </w:pPr>
+      <w:r>
+        <w:rPr>
+          <w:rFonts w:cstheme="minorHAnsi"/>
+          <w:color w:val="0F1115"/>
+          <w:sz w:val="16"/>
+          <w:szCs w:val="16"/>
+          <w:shd w:val="clear" w:color="auto" w:fill="FFFFFF"/>
+        </w:rPr>
+        <w:t>ДИРИХЛЕ</w:t>
+      </w:r>
+    </w:p>
+    <w:p>
+      <w:pPr>
+        <w:pStyle w:val="a4"/>
+        <w:numPr>
+          <w:ilvl w:val="0"/>
+          <w:numId w:val="4"/>
+        </w:numPr>
+        <w:spacing w:after="0" w:line="240" w:lineRule="auto"/>
+        <w:rPr>
+          <w:rFonts w:cstheme="minorHAnsi"/>
+          <w:color w:val="0F1115"/>
+          <w:sz w:val="16"/>
+          <w:szCs w:val="16"/>
+          <w:shd w:val="clear" w:color="auto" w:fill="FFFFFF"/>
+        </w:rPr>
+      </w:pPr>
+      <w:r>
+        <w:rPr>
+          <w:rFonts w:cstheme="minorHAnsi"/>
+          <w:color w:val="0F1115"/>
+          <w:sz w:val="16"/>
+          <w:szCs w:val="16"/>
+          <w:shd w:val="clear" w:color="auto" w:fill="FFFFFF"/>
+        </w:rPr>
+        <w:t>ВЗВЕШИВАНИЯ</w:t>
+      </w:r>
+    </w:p>
+    <w:p>
+      <w:pPr>
+        <w:pStyle w:val="a4"/>
+        <w:numPr>
+          <w:ilvl w:val="0"/>
+          <w:numId w:val="4"/>
+        </w:numPr>
+        <w:spacing w:after="0" w:line="240" w:lineRule="auto"/>
+        <w:rPr>
+          <w:rFonts w:cstheme="minorHAnsi"/>
+          <w:color w:val="0F1115"/>
+          <w:sz w:val="16"/>
+          <w:szCs w:val="16"/>
+          <w:shd w:val="clear" w:color="auto" w:fill="FFFFFF"/>
+        </w:rPr>
+      </w:pPr>
+      <w:r>
+        <w:rPr>
+          <w:rFonts w:cstheme="minorHAnsi"/>
+          <w:color w:val="0F1115"/>
+          <w:sz w:val="16"/>
+          <w:szCs w:val="16"/>
+          <w:shd w:val="clear" w:color="auto" w:fill="FFFFFF"/>
+        </w:rPr>
+        <w:t>ГРАФЫ</w:t>
+      </w:r>
+    </w:p>
+    <w:p>
+      <w:pPr>
+        <w:pStyle w:val="a4"/>
+        <w:numPr>
+          <w:ilvl w:val="0"/>
+          <w:numId w:val="4"/>
+        </w:numPr>
+        <w:spacing w:after="0" w:line="240" w:lineRule="auto"/>
+        <w:rPr>
+          <w:rFonts w:cstheme="minorHAnsi"/>
+          <w:color w:val="0F1115"/>
+          <w:sz w:val="16"/>
+          <w:szCs w:val="16"/>
+          <w:shd w:val="clear" w:color="auto" w:fill="FFFFFF"/>
+        </w:rPr>
+      </w:pPr>
+      <w:r>
+        <w:rPr>
+          <w:rFonts w:cstheme="minorHAnsi"/>
+          <w:color w:val="0F1115"/>
+          <w:sz w:val="16"/>
+          <w:szCs w:val="16"/>
+          <w:shd w:val="clear" w:color="auto" w:fill="FFFFFF"/>
+        </w:rPr>
+        <w:t>УРАВНЕНИЯ В ЦЕЛЫХ ЧИСЛАХ</w:t>
+      </w:r>
+    </w:p>
+    <w:p>
+      <w:pPr>
+        <w:pStyle w:val="a4"/>
+        <w:numPr>
+          <w:ilvl w:val="0"/>
+          <w:numId w:val="4"/>
+        </w:numPr>
+        <w:spacing w:after="0" w:line="240" w:lineRule="auto"/>
+        <w:rPr>
+          <w:rFonts w:cstheme="minorHAnsi"/>
+          <w:color w:val="0F1115"/>
+          <w:sz w:val="16"/>
+          <w:szCs w:val="16"/>
+          <w:shd w:val="clear" w:color="auto" w:fill="FFFFFF"/>
+        </w:rPr>
+      </w:pPr>
+      <w:r>
+        <w:rPr>
+          <w:rFonts w:cstheme="minorHAnsi"/>
+          <w:color w:val="0F1115"/>
+          <w:sz w:val="16"/>
+          <w:szCs w:val="16"/>
+          <w:shd w:val="clear" w:color="auto" w:fill="FFFFFF"/>
+        </w:rPr>
+        <w:t>УРАВНЕНИЯ</w:t>
+      </w:r>
+    </w:p>
+    <w:p>
+      <w:pPr>
+        <w:pStyle w:val="a4"/>
+        <w:numPr>
+          <w:ilvl w:val="0"/>
+          <w:numId w:val="4"/>
+        </w:numPr>
+        <w:spacing w:after="0" w:line="240" w:lineRule="auto"/>
+        <w:rPr>
+          <w:rFonts w:cstheme="minorHAnsi"/>
+          <w:color w:val="0F1115"/>
+          <w:sz w:val="16"/>
+          <w:szCs w:val="16"/>
+          <w:shd w:val="clear" w:color="auto" w:fill="FFFFFF"/>
+        </w:rPr>
+      </w:pPr>
+      <w:r>
+        <w:rPr>
+          <w:rFonts w:cstheme="minorHAnsi"/>
+          <w:color w:val="0F1115"/>
+          <w:sz w:val="16"/>
+          <w:szCs w:val="16"/>
+          <w:shd w:val="clear" w:color="auto" w:fill="FFFFFF"/>
+        </w:rPr>
+        <w:t>ЧЕТНОСТЬ</w:t>
+      </w:r>
+    </w:p>
+    <w:p>
+      <w:pPr>
+        <w:pStyle w:val="a4"/>
+        <w:numPr>
+          <w:ilvl w:val="0"/>
+          <w:numId w:val="4"/>
+        </w:numPr>
+        <w:spacing w:after="0" w:line="240" w:lineRule="auto"/>
+        <w:rPr>
+          <w:rFonts w:cstheme="minorHAnsi"/>
+          <w:color w:val="0F1115"/>
+          <w:sz w:val="16"/>
+          <w:szCs w:val="16"/>
+          <w:shd w:val="clear" w:color="auto" w:fill="FFFFFF"/>
+        </w:rPr>
+      </w:pPr>
+      <w:r>
+        <w:rPr>
+          <w:rFonts w:cstheme="minorHAnsi"/>
+          <w:color w:val="0F1115"/>
+          <w:sz w:val="16"/>
+          <w:szCs w:val="16"/>
+          <w:shd w:val="clear" w:color="auto" w:fill="FFFFFF"/>
+        </w:rPr>
+        <w:t>СРЕДНЕЕ АРИФМЕТИЧЕСКОЕ</w:t>
+      </w:r>
+    </w:p>
+    <w:p>
+      <w:pPr>
+        <w:pStyle w:val="a4"/>
+        <w:numPr>
+          <w:ilvl w:val="0"/>
+          <w:numId w:val="4"/>
+        </w:numPr>
+        <w:spacing w:after="0" w:line="240" w:lineRule="auto"/>
+        <w:rPr>
+          <w:rFonts w:cstheme="minorHAnsi"/>
+          <w:color w:val="0F1115"/>
+          <w:sz w:val="16"/>
+          <w:szCs w:val="16"/>
+          <w:shd w:val="clear" w:color="auto" w:fill="FFFFFF"/>
+        </w:rPr>
+      </w:pPr>
+      <w:r>
+        <w:rPr>
+          <w:rFonts w:cstheme="minorHAnsi"/>
+          <w:color w:val="0F1115"/>
+          <w:sz w:val="16"/>
+          <w:szCs w:val="16"/>
+          <w:shd w:val="clear" w:color="auto" w:fill="FFFFFF"/>
+        </w:rPr>
+        <w:t>РАЗРЯДНАЯ ЗАПИСЬ ЧИСЛА</w:t>
+      </w:r>
+    </w:p>
+    <w:p>
+      <w:pPr>
+        <w:pStyle w:val="a4"/>
+        <w:numPr>
+          <w:ilvl w:val="0"/>
+          <w:numId w:val="4"/>
+        </w:numPr>
+        <w:spacing w:after="0" w:line="240" w:lineRule="auto"/>
+        <w:rPr>
+          <w:rFonts w:cstheme="minorHAnsi"/>
+          <w:color w:val="0F1115"/>
+          <w:sz w:val="16"/>
+          <w:szCs w:val="16"/>
+          <w:shd w:val="clear" w:color="auto" w:fill="FFFFFF"/>
+        </w:rPr>
+      </w:pPr>
+      <w:r>
+        <w:rPr>
+          <w:rFonts w:cstheme="minorHAnsi"/>
+          <w:color w:val="0F1115"/>
+          <w:sz w:val="16"/>
+          <w:szCs w:val="16"/>
+          <w:shd w:val="clear" w:color="auto" w:fill="FFFFFF"/>
+        </w:rPr>
+        <w:t>ОСТАТКИ</w:t>
+      </w:r>
+    </w:p>
+    <w:p>
+      <w:pPr>
+        <w:pStyle w:val="a4"/>
+        <w:numPr>
+          <w:ilvl w:val="0"/>
+          <w:numId w:val="4"/>
+        </w:numPr>
+        <w:spacing w:after="0" w:line="240" w:lineRule="auto"/>
+        <w:rPr>
+          <w:rFonts w:cstheme="minorHAnsi"/>
+          <w:color w:val="0F1115"/>
+          <w:sz w:val="16"/>
+          <w:szCs w:val="16"/>
+          <w:shd w:val="clear" w:color="auto" w:fill="FFFFFF"/>
+        </w:rPr>
+      </w:pPr>
+      <w:r>
+        <w:rPr>
+          <w:rFonts w:cstheme="minorHAnsi"/>
+          <w:color w:val="0F1115"/>
+          <w:sz w:val="16"/>
+          <w:szCs w:val="16"/>
+          <w:shd w:val="clear" w:color="auto" w:fill="FFFFFF"/>
+        </w:rPr>
+        <w:t>ОСНОВНАЯ ТЕОРЕМА АРИФМЕТИКИ ОТА</w:t>
+      </w:r>
+    </w:p>
+    <w:p>
+      <w:pPr>
+        <w:pStyle w:val="a4"/>
+        <w:numPr>
+          <w:ilvl w:val="0"/>
+          <w:numId w:val="4"/>
+        </w:numPr>
+        <w:spacing w:after="0" w:line="240" w:lineRule="auto"/>
+        <w:rPr>
+          <w:rFonts w:cstheme="minorHAnsi"/>
+          <w:color w:val="0F1115"/>
+          <w:sz w:val="16"/>
+          <w:szCs w:val="16"/>
+          <w:shd w:val="clear" w:color="auto" w:fill="FFFFFF"/>
+        </w:rPr>
+      </w:pPr>
+      <w:r>
+        <w:rPr>
+          <w:rFonts w:cstheme="minorHAnsi"/>
+          <w:color w:val="0F1115"/>
+          <w:sz w:val="16"/>
+          <w:szCs w:val="16"/>
+          <w:shd w:val="clear" w:color="auto" w:fill="FFFFFF"/>
+        </w:rPr>
+        <w:t>ДЕЛИМОСТЬ</w:t>
+      </w:r>
+    </w:p>
+    <w:p>
+      <w:pPr>
         <w:spacing w:after="0" w:line="240" w:lineRule="auto"/>
         <w:contextualSpacing/>
         <w:rPr>
@@ -2443,7 +6048,7 @@
         </w:rPr>
         <w:t>Ссылка </w:t>
       </w:r>
-      <w:hyperlink r:id="rId27" w:tgtFrame="_blank" w:history="1">
+      <w:hyperlink r:id="rId28" w:tgtFrame="_blank" w:history="1">
         <w:r>
           <w:rPr>
             <w:rStyle w:val="a3"/>
@@ -2517,6 +6122,492 @@
     </w:p>
     <w:p>
       <w:pPr>
+        <w:pStyle w:val="a4"/>
+        <w:numPr>
+          <w:ilvl w:val="0"/>
+          <w:numId w:val="5"/>
+        </w:numPr>
+        <w:spacing w:after="0" w:line="240" w:lineRule="auto"/>
+        <w:rPr>
+          <w:rFonts w:cstheme="minorHAnsi"/>
+          <w:color w:val="0F1115"/>
+          <w:sz w:val="16"/>
+          <w:szCs w:val="16"/>
+          <w:shd w:val="clear" w:color="auto" w:fill="FFFFFF"/>
+        </w:rPr>
+      </w:pPr>
+      <w:r>
+        <w:rPr>
+          <w:rFonts w:cstheme="minorHAnsi"/>
+          <w:color w:val="0F1115"/>
+          <w:sz w:val="16"/>
+          <w:szCs w:val="16"/>
+          <w:shd w:val="clear" w:color="auto" w:fill="FFFFFF"/>
+        </w:rPr>
+        <w:t>НОД-НОК</w:t>
+      </w:r>
+    </w:p>
+    <w:p>
+      <w:pPr>
+        <w:pStyle w:val="a4"/>
+        <w:numPr>
+          <w:ilvl w:val="0"/>
+          <w:numId w:val="5"/>
+        </w:numPr>
+        <w:spacing w:after="0" w:line="240" w:lineRule="auto"/>
+        <w:rPr>
+          <w:rFonts w:cstheme="minorHAnsi"/>
+          <w:color w:val="0F1115"/>
+          <w:sz w:val="16"/>
+          <w:szCs w:val="16"/>
+          <w:shd w:val="clear" w:color="auto" w:fill="FFFFFF"/>
+        </w:rPr>
+      </w:pPr>
+      <w:r>
+        <w:rPr>
+          <w:rFonts w:cstheme="minorHAnsi"/>
+          <w:color w:val="0F1115"/>
+          <w:sz w:val="16"/>
+          <w:szCs w:val="16"/>
+          <w:shd w:val="clear" w:color="auto" w:fill="FFFFFF"/>
+        </w:rPr>
+        <w:t>ИНВАРИАНТ</w:t>
+      </w:r>
+    </w:p>
+    <w:p>
+      <w:pPr>
+        <w:pStyle w:val="a4"/>
+        <w:numPr>
+          <w:ilvl w:val="0"/>
+          <w:numId w:val="5"/>
+        </w:numPr>
+        <w:spacing w:after="0" w:line="240" w:lineRule="auto"/>
+        <w:rPr>
+          <w:rFonts w:cstheme="minorHAnsi"/>
+          <w:color w:val="0F1115"/>
+          <w:sz w:val="16"/>
+          <w:szCs w:val="16"/>
+          <w:shd w:val="clear" w:color="auto" w:fill="FFFFFF"/>
+        </w:rPr>
+      </w:pPr>
+      <w:r>
+        <w:rPr>
+          <w:rFonts w:cstheme="minorHAnsi"/>
+          <w:color w:val="0F1115"/>
+          <w:sz w:val="16"/>
+          <w:szCs w:val="16"/>
+          <w:shd w:val="clear" w:color="auto" w:fill="FFFFFF"/>
+        </w:rPr>
+        <w:t>ПРИНЦИП КРАЙНЕГО</w:t>
+      </w:r>
+    </w:p>
+    <w:p>
+      <w:pPr>
+        <w:pStyle w:val="a4"/>
+        <w:numPr>
+          <w:ilvl w:val="0"/>
+          <w:numId w:val="5"/>
+        </w:numPr>
+        <w:spacing w:after="0" w:line="240" w:lineRule="auto"/>
+        <w:rPr>
+          <w:rFonts w:cstheme="minorHAnsi"/>
+          <w:color w:val="0F1115"/>
+          <w:sz w:val="16"/>
+          <w:szCs w:val="16"/>
+          <w:shd w:val="clear" w:color="auto" w:fill="FFFFFF"/>
+        </w:rPr>
+      </w:pPr>
+      <w:r>
+        <w:rPr>
+          <w:rFonts w:cstheme="minorHAnsi"/>
+          <w:color w:val="0F1115"/>
+          <w:sz w:val="16"/>
+          <w:szCs w:val="16"/>
+          <w:shd w:val="clear" w:color="auto" w:fill="FFFFFF"/>
+        </w:rPr>
+        <w:t>ПОСЛЕДОВАТЕЛЬНОСТИ ЧИСЕЛ</w:t>
+      </w:r>
+    </w:p>
+    <w:p>
+      <w:pPr>
+        <w:pStyle w:val="a4"/>
+        <w:numPr>
+          <w:ilvl w:val="0"/>
+          <w:numId w:val="5"/>
+        </w:numPr>
+        <w:spacing w:after="0" w:line="240" w:lineRule="auto"/>
+        <w:rPr>
+          <w:rFonts w:cstheme="minorHAnsi"/>
+          <w:color w:val="0F1115"/>
+          <w:sz w:val="16"/>
+          <w:szCs w:val="16"/>
+          <w:shd w:val="clear" w:color="auto" w:fill="FFFFFF"/>
+        </w:rPr>
+      </w:pPr>
+      <w:r>
+        <w:rPr>
+          <w:rFonts w:cstheme="minorHAnsi"/>
+          <w:color w:val="0F1115"/>
+          <w:sz w:val="16"/>
+          <w:szCs w:val="16"/>
+          <w:shd w:val="clear" w:color="auto" w:fill="FFFFFF"/>
+        </w:rPr>
+        <w:t>ОЦЕНКА И ПРИМЕР</w:t>
+      </w:r>
+    </w:p>
+    <w:p>
+      <w:pPr>
+        <w:pStyle w:val="a4"/>
+        <w:numPr>
+          <w:ilvl w:val="0"/>
+          <w:numId w:val="5"/>
+        </w:numPr>
+        <w:spacing w:after="0" w:line="240" w:lineRule="auto"/>
+        <w:rPr>
+          <w:rFonts w:cstheme="minorHAnsi"/>
+          <w:color w:val="0F1115"/>
+          <w:sz w:val="16"/>
+          <w:szCs w:val="16"/>
+          <w:shd w:val="clear" w:color="auto" w:fill="FFFFFF"/>
+        </w:rPr>
+      </w:pPr>
+      <w:r>
+        <w:rPr>
+          <w:rFonts w:cstheme="minorHAnsi"/>
+          <w:color w:val="0F1115"/>
+          <w:sz w:val="16"/>
+          <w:szCs w:val="16"/>
+          <w:shd w:val="clear" w:color="auto" w:fill="FFFFFF"/>
+        </w:rPr>
+        <w:t>КОНСТРУКЦИИ</w:t>
+      </w:r>
+    </w:p>
+    <w:p>
+      <w:pPr>
+        <w:pStyle w:val="a4"/>
+        <w:numPr>
+          <w:ilvl w:val="0"/>
+          <w:numId w:val="5"/>
+        </w:numPr>
+        <w:spacing w:after="0" w:line="240" w:lineRule="auto"/>
+        <w:rPr>
+          <w:rFonts w:cstheme="minorHAnsi"/>
+          <w:color w:val="0F1115"/>
+          <w:sz w:val="16"/>
+          <w:szCs w:val="16"/>
+          <w:shd w:val="clear" w:color="auto" w:fill="FFFFFF"/>
+        </w:rPr>
+      </w:pPr>
+      <w:r>
+        <w:rPr>
+          <w:rFonts w:cstheme="minorHAnsi"/>
+          <w:color w:val="0F1115"/>
+          <w:sz w:val="16"/>
+          <w:szCs w:val="16"/>
+          <w:shd w:val="clear" w:color="auto" w:fill="FFFFFF"/>
+        </w:rPr>
+        <w:t>ТЕОРЕМА БЕЗУ</w:t>
+      </w:r>
+    </w:p>
+    <w:p>
+      <w:pPr>
+        <w:pStyle w:val="a4"/>
+        <w:numPr>
+          <w:ilvl w:val="0"/>
+          <w:numId w:val="5"/>
+        </w:numPr>
+        <w:spacing w:after="0" w:line="240" w:lineRule="auto"/>
+        <w:rPr>
+          <w:rFonts w:cstheme="minorHAnsi"/>
+          <w:color w:val="0F1115"/>
+          <w:sz w:val="16"/>
+          <w:szCs w:val="16"/>
+          <w:shd w:val="clear" w:color="auto" w:fill="FFFFFF"/>
+        </w:rPr>
+      </w:pPr>
+      <w:r>
+        <w:rPr>
+          <w:rFonts w:cstheme="minorHAnsi"/>
+          <w:color w:val="0F1115"/>
+          <w:sz w:val="16"/>
+          <w:szCs w:val="16"/>
+          <w:shd w:val="clear" w:color="auto" w:fill="FFFFFF"/>
+        </w:rPr>
+        <w:t>ДИРИХЛЕ</w:t>
+      </w:r>
+    </w:p>
+    <w:p>
+      <w:pPr>
+        <w:pStyle w:val="a4"/>
+        <w:numPr>
+          <w:ilvl w:val="0"/>
+          <w:numId w:val="5"/>
+        </w:numPr>
+        <w:spacing w:after="0" w:line="240" w:lineRule="auto"/>
+        <w:rPr>
+          <w:rFonts w:cstheme="minorHAnsi"/>
+          <w:color w:val="0F1115"/>
+          <w:sz w:val="16"/>
+          <w:szCs w:val="16"/>
+          <w:shd w:val="clear" w:color="auto" w:fill="FFFFFF"/>
+        </w:rPr>
+      </w:pPr>
+      <w:r>
+        <w:rPr>
+          <w:rFonts w:cstheme="minorHAnsi"/>
+          <w:color w:val="0F1115"/>
+          <w:sz w:val="16"/>
+          <w:szCs w:val="16"/>
+          <w:shd w:val="clear" w:color="auto" w:fill="FFFFFF"/>
+        </w:rPr>
+        <w:t>ВЗВЕШИВАНИЯ</w:t>
+      </w:r>
+    </w:p>
+    <w:p>
+      <w:pPr>
+        <w:pStyle w:val="a4"/>
+        <w:numPr>
+          <w:ilvl w:val="0"/>
+          <w:numId w:val="5"/>
+        </w:numPr>
+        <w:spacing w:after="0" w:line="240" w:lineRule="auto"/>
+        <w:rPr>
+          <w:rFonts w:cstheme="minorHAnsi"/>
+          <w:color w:val="0F1115"/>
+          <w:sz w:val="16"/>
+          <w:szCs w:val="16"/>
+          <w:shd w:val="clear" w:color="auto" w:fill="FFFFFF"/>
+        </w:rPr>
+      </w:pPr>
+      <w:r>
+        <w:rPr>
+          <w:rFonts w:cstheme="minorHAnsi"/>
+          <w:color w:val="0F1115"/>
+          <w:sz w:val="16"/>
+          <w:szCs w:val="16"/>
+          <w:shd w:val="clear" w:color="auto" w:fill="FFFFFF"/>
+        </w:rPr>
+        <w:t>ГРАФЫ</w:t>
+      </w:r>
+    </w:p>
+    <w:p>
+      <w:pPr>
+        <w:pStyle w:val="a4"/>
+        <w:numPr>
+          <w:ilvl w:val="0"/>
+          <w:numId w:val="5"/>
+        </w:numPr>
+        <w:spacing w:after="0" w:line="240" w:lineRule="auto"/>
+        <w:rPr>
+          <w:rFonts w:cstheme="minorHAnsi"/>
+          <w:color w:val="0F1115"/>
+          <w:sz w:val="16"/>
+          <w:szCs w:val="16"/>
+          <w:shd w:val="clear" w:color="auto" w:fill="FFFFFF"/>
+        </w:rPr>
+      </w:pPr>
+      <w:r>
+        <w:rPr>
+          <w:rFonts w:cstheme="minorHAnsi"/>
+          <w:color w:val="0F1115"/>
+          <w:sz w:val="16"/>
+          <w:szCs w:val="16"/>
+          <w:shd w:val="clear" w:color="auto" w:fill="FFFFFF"/>
+        </w:rPr>
+        <w:t>УРАВНЕНИЯ В ЦЕЛЫХ ЧИСЛАХ</w:t>
+      </w:r>
+    </w:p>
+    <w:p>
+      <w:pPr>
+        <w:pStyle w:val="a4"/>
+        <w:numPr>
+          <w:ilvl w:val="0"/>
+          <w:numId w:val="5"/>
+        </w:numPr>
+        <w:spacing w:after="0" w:line="240" w:lineRule="auto"/>
+        <w:rPr>
+          <w:rFonts w:cstheme="minorHAnsi"/>
+          <w:color w:val="0F1115"/>
+          <w:sz w:val="16"/>
+          <w:szCs w:val="16"/>
+          <w:shd w:val="clear" w:color="auto" w:fill="FFFFFF"/>
+        </w:rPr>
+      </w:pPr>
+      <w:r>
+        <w:rPr>
+          <w:rFonts w:cstheme="minorHAnsi"/>
+          <w:color w:val="0F1115"/>
+          <w:sz w:val="16"/>
+          <w:szCs w:val="16"/>
+          <w:shd w:val="clear" w:color="auto" w:fill="FFFFFF"/>
+        </w:rPr>
+        <w:t>УРАВНЕНИЯ</w:t>
+      </w:r>
+    </w:p>
+    <w:p>
+      <w:pPr>
+        <w:pStyle w:val="a4"/>
+        <w:numPr>
+          <w:ilvl w:val="0"/>
+          <w:numId w:val="5"/>
+        </w:numPr>
+        <w:spacing w:after="0" w:line="240" w:lineRule="auto"/>
+        <w:rPr>
+          <w:rFonts w:cstheme="minorHAnsi"/>
+          <w:color w:val="0F1115"/>
+          <w:sz w:val="16"/>
+          <w:szCs w:val="16"/>
+          <w:shd w:val="clear" w:color="auto" w:fill="FFFFFF"/>
+        </w:rPr>
+      </w:pPr>
+      <w:r>
+        <w:rPr>
+          <w:rFonts w:cstheme="minorHAnsi"/>
+          <w:color w:val="0F1115"/>
+          <w:sz w:val="16"/>
+          <w:szCs w:val="16"/>
+          <w:shd w:val="clear" w:color="auto" w:fill="FFFFFF"/>
+        </w:rPr>
+        <w:t>ЧЕТНОСТЬ</w:t>
+      </w:r>
+    </w:p>
+    <w:p>
+      <w:pPr>
+        <w:pStyle w:val="a4"/>
+        <w:numPr>
+          <w:ilvl w:val="0"/>
+          <w:numId w:val="5"/>
+        </w:numPr>
+        <w:spacing w:after="0" w:line="240" w:lineRule="auto"/>
+        <w:rPr>
+          <w:rFonts w:cstheme="minorHAnsi"/>
+          <w:color w:val="0F1115"/>
+          <w:sz w:val="16"/>
+          <w:szCs w:val="16"/>
+          <w:shd w:val="clear" w:color="auto" w:fill="FFFFFF"/>
+        </w:rPr>
+      </w:pPr>
+      <w:r>
+        <w:rPr>
+          <w:rFonts w:cstheme="minorHAnsi"/>
+          <w:color w:val="0F1115"/>
+          <w:sz w:val="16"/>
+          <w:szCs w:val="16"/>
+          <w:shd w:val="clear" w:color="auto" w:fill="FFFFFF"/>
+        </w:rPr>
+        <w:t>СРЕДНЕЕ АРИФМЕТИЧЕСКОЕ</w:t>
+      </w:r>
+    </w:p>
+    <w:p>
+      <w:pPr>
+        <w:pStyle w:val="a4"/>
+        <w:numPr>
+          <w:ilvl w:val="0"/>
+          <w:numId w:val="5"/>
+        </w:numPr>
+        <w:spacing w:after="0" w:line="240" w:lineRule="auto"/>
+        <w:rPr>
+          <w:rFonts w:cstheme="minorHAnsi"/>
+          <w:color w:val="0F1115"/>
+          <w:sz w:val="16"/>
+          <w:szCs w:val="16"/>
+          <w:shd w:val="clear" w:color="auto" w:fill="FFFFFF"/>
+        </w:rPr>
+      </w:pPr>
+      <w:r>
+        <w:rPr>
+          <w:rFonts w:cstheme="minorHAnsi"/>
+          <w:color w:val="0F1115"/>
+          <w:sz w:val="16"/>
+          <w:szCs w:val="16"/>
+          <w:shd w:val="clear" w:color="auto" w:fill="FFFFFF"/>
+        </w:rPr>
+        <w:t>РАЗРЯДНАЯ ЗАПИСЬ ЧИСЛА</w:t>
+      </w:r>
+    </w:p>
+    <w:p>
+      <w:pPr>
+        <w:pStyle w:val="a4"/>
+        <w:numPr>
+          <w:ilvl w:val="0"/>
+          <w:numId w:val="5"/>
+        </w:numPr>
+        <w:spacing w:after="0" w:line="240" w:lineRule="auto"/>
+        <w:rPr>
+          <w:rFonts w:cstheme="minorHAnsi"/>
+          <w:color w:val="0F1115"/>
+          <w:sz w:val="16"/>
+          <w:szCs w:val="16"/>
+          <w:shd w:val="clear" w:color="auto" w:fill="FFFFFF"/>
+        </w:rPr>
+      </w:pPr>
+      <w:r>
+        <w:rPr>
+          <w:rFonts w:cstheme="minorHAnsi"/>
+          <w:color w:val="0F1115"/>
+          <w:sz w:val="16"/>
+          <w:szCs w:val="16"/>
+          <w:shd w:val="clear" w:color="auto" w:fill="FFFFFF"/>
+        </w:rPr>
+        <w:t>ОСТАТКИ</w:t>
+      </w:r>
+    </w:p>
+    <w:p>
+      <w:pPr>
+        <w:pStyle w:val="a4"/>
+        <w:numPr>
+          <w:ilvl w:val="0"/>
+          <w:numId w:val="5"/>
+        </w:numPr>
+        <w:spacing w:after="0" w:line="240" w:lineRule="auto"/>
+        <w:rPr>
+          <w:rFonts w:cstheme="minorHAnsi"/>
+          <w:color w:val="0F1115"/>
+          <w:sz w:val="16"/>
+          <w:szCs w:val="16"/>
+          <w:shd w:val="clear" w:color="auto" w:fill="FFFFFF"/>
+        </w:rPr>
+      </w:pPr>
+      <w:r>
+        <w:rPr>
+          <w:rFonts w:cstheme="minorHAnsi"/>
+          <w:color w:val="0F1115"/>
+          <w:sz w:val="16"/>
+          <w:szCs w:val="16"/>
+          <w:shd w:val="clear" w:color="auto" w:fill="FFFFFF"/>
+        </w:rPr>
+        <w:t>ОСНОВНАЯ ТЕОРЕМА АРИФМЕТИКИ ОТА</w:t>
+      </w:r>
+    </w:p>
+    <w:p>
+      <w:pPr>
+        <w:pStyle w:val="a4"/>
+        <w:numPr>
+          <w:ilvl w:val="0"/>
+          <w:numId w:val="5"/>
+        </w:numPr>
+        <w:spacing w:after="0" w:line="240" w:lineRule="auto"/>
+        <w:rPr>
+          <w:rFonts w:cstheme="minorHAnsi"/>
+          <w:color w:val="0F1115"/>
+          <w:sz w:val="16"/>
+          <w:szCs w:val="16"/>
+          <w:shd w:val="clear" w:color="auto" w:fill="FFFFFF"/>
+        </w:rPr>
+      </w:pPr>
+      <w:r>
+        <w:rPr>
+          <w:rFonts w:cstheme="minorHAnsi"/>
+          <w:color w:val="0F1115"/>
+          <w:sz w:val="16"/>
+          <w:szCs w:val="16"/>
+          <w:shd w:val="clear" w:color="auto" w:fill="FFFFFF"/>
+        </w:rPr>
+        <w:t>ДЕЛИМОСТЬ</w:t>
+      </w:r>
+    </w:p>
+    <w:p>
+      <w:pPr>
         <w:spacing w:after="0" w:line="240" w:lineRule="auto"/>
         <w:contextualSpacing/>
         <w:rPr>
@@ -2575,7 +6666,7 @@
         </w:rPr>
         <w:t>Ссылка </w:t>
       </w:r>
-      <w:hyperlink r:id="rId28" w:tgtFrame="_blank" w:history="1">
+      <w:hyperlink r:id="rId29" w:tgtFrame="_blank" w:history="1">
         <w:r>
           <w:rPr>
             <w:rStyle w:val="a3"/>
@@ -2688,7 +6779,7 @@
         </w:rPr>
         <w:t>Ссылка </w:t>
       </w:r>
-      <w:hyperlink r:id="rId29" w:tgtFrame="_blank" w:history="1">
+      <w:hyperlink r:id="rId30" w:tgtFrame="_blank" w:history="1">
         <w:r>
           <w:rPr>
             <w:rStyle w:val="a3"/>
@@ -2801,7 +6892,7 @@
         </w:rPr>
         <w:t>Ссылка </w:t>
       </w:r>
-      <w:hyperlink r:id="rId30" w:tgtFrame="_blank" w:history="1">
+      <w:hyperlink r:id="rId31" w:tgtFrame="_blank" w:history="1">
         <w:r>
           <w:rPr>
             <w:rStyle w:val="a3"/>
@@ -2981,7 +7072,7 @@
         </w:rPr>
         <w:t>Ссылка </w:t>
       </w:r>
-      <w:hyperlink r:id="rId31" w:tgtFrame="_blank" w:history="1">
+      <w:hyperlink r:id="rId32" w:tgtFrame="_blank" w:history="1">
         <w:r>
           <w:rPr>
             <w:rStyle w:val="a3"/>
@@ -3101,7 +7192,7 @@
         </w:rPr>
         <w:t>Ссылка </w:t>
       </w:r>
-      <w:hyperlink r:id="rId32" w:tgtFrame="_blank" w:history="1">
+      <w:hyperlink r:id="rId33" w:tgtFrame="_blank" w:history="1">
         <w:r>
           <w:rPr>
             <w:rStyle w:val="a3"/>
@@ -3276,7 +7367,7 @@
         </w:rPr>
         <w:t>Ссылка </w:t>
       </w:r>
-      <w:hyperlink r:id="rId33" w:tgtFrame="_blank" w:history="1">
+      <w:hyperlink r:id="rId34" w:tgtFrame="_blank" w:history="1">
         <w:r>
           <w:rPr>
             <w:rStyle w:val="a3"/>
@@ -3547,7 +7638,7 @@
         </w:rPr>
         <w:t>Ссылка </w:t>
       </w:r>
-      <w:hyperlink r:id="rId34" w:tgtFrame="_blank" w:history="1">
+      <w:hyperlink r:id="rId35" w:tgtFrame="_blank" w:history="1">
         <w:r>
           <w:rPr>
             <w:rStyle w:val="a3"/>
@@ -3660,7 +7751,7 @@
         </w:rPr>
         <w:t>Ссылка </w:t>
       </w:r>
-      <w:hyperlink r:id="rId35" w:tgtFrame="_blank" w:history="1">
+      <w:hyperlink r:id="rId36" w:tgtFrame="_blank" w:history="1">
         <w:r>
           <w:rPr>
             <w:rStyle w:val="a3"/>
@@ -3776,7 +7867,7 @@
         </w:rPr>
         <w:t>Ссылка </w:t>
       </w:r>
-      <w:hyperlink r:id="rId36" w:tgtFrame="_blank" w:history="1">
+      <w:hyperlink r:id="rId37" w:tgtFrame="_blank" w:history="1">
         <w:r>
           <w:rPr>
             <w:rStyle w:val="a3"/>
@@ -3889,7 +7980,7 @@
         </w:rPr>
         <w:t>Ссылка </w:t>
       </w:r>
-      <w:hyperlink r:id="rId37" w:tgtFrame="_blank" w:history="1">
+      <w:hyperlink r:id="rId38" w:tgtFrame="_blank" w:history="1">
         <w:r>
           <w:rPr>
             <w:rStyle w:val="a3"/>
@@ -4002,7 +8093,7 @@
         </w:rPr>
         <w:t>Ссылка </w:t>
       </w:r>
-      <w:hyperlink r:id="rId38" w:tgtFrame="_blank" w:history="1">
+      <w:hyperlink r:id="rId39" w:tgtFrame="_blank" w:history="1">
         <w:r>
           <w:rPr>
             <w:rStyle w:val="a3"/>
@@ -4153,7 +8244,7 @@
         </w:rPr>
         <w:t>Ссылка </w:t>
       </w:r>
-      <w:hyperlink r:id="rId39" w:tgtFrame="_blank" w:history="1">
+      <w:hyperlink r:id="rId40" w:tgtFrame="_blank" w:history="1">
         <w:r>
           <w:rPr>
             <w:rStyle w:val="a3"/>
@@ -4266,7 +8357,7 @@
         </w:rPr>
         <w:t>Ссылка </w:t>
       </w:r>
-      <w:hyperlink r:id="rId40" w:tgtFrame="_blank" w:history="1">
+      <w:hyperlink r:id="rId41" w:tgtFrame="_blank" w:history="1">
         <w:r>
           <w:rPr>
             <w:rStyle w:val="a3"/>
@@ -4380,7 +8471,7 @@
         </w:rPr>
         <w:t>Ссылка </w:t>
       </w:r>
-      <w:hyperlink r:id="rId41" w:tgtFrame="_blank" w:history="1">
+      <w:hyperlink r:id="rId42" w:tgtFrame="_blank" w:history="1">
         <w:r>
           <w:rPr>
             <w:rStyle w:val="a3"/>
@@ -4511,7 +8602,7 @@
         </w:rPr>
         <w:t>Ссылка </w:t>
       </w:r>
-      <w:hyperlink r:id="rId42" w:tgtFrame="_blank" w:history="1">
+      <w:hyperlink r:id="rId43" w:tgtFrame="_blank" w:history="1">
         <w:r>
           <w:rPr>
             <w:rStyle w:val="a3"/>
@@ -4599,7 +8690,7 @@
         </w:rPr>
         <w:t>Ссылка </w:t>
       </w:r>
-      <w:hyperlink r:id="rId43" w:tgtFrame="_blank" w:history="1">
+      <w:hyperlink r:id="rId44" w:tgtFrame="_blank" w:history="1">
         <w:r>
           <w:rPr>
             <w:rStyle w:val="a3"/>
@@ -4711,7 +8802,7 @@
         </w:rPr>
         <w:t>Ссылка </w:t>
       </w:r>
-      <w:hyperlink r:id="rId44" w:tgtFrame="_blank" w:history="1">
+      <w:hyperlink r:id="rId45" w:tgtFrame="_blank" w:history="1">
         <w:r>
           <w:rPr>
             <w:rStyle w:val="a3"/>
@@ -4824,7 +8915,7 @@
         </w:rPr>
         <w:t>Ссылка </w:t>
       </w:r>
-      <w:hyperlink r:id="rId45" w:tgtFrame="_blank" w:history="1">
+      <w:hyperlink r:id="rId46" w:tgtFrame="_blank" w:history="1">
         <w:r>
           <w:rPr>
             <w:rStyle w:val="a3"/>
@@ -4937,7 +9028,7 @@
         </w:rPr>
         <w:t>Ссылка </w:t>
       </w:r>
-      <w:hyperlink r:id="rId46" w:tgtFrame="_blank" w:history="1">
+      <w:hyperlink r:id="rId47" w:tgtFrame="_blank" w:history="1">
         <w:r>
           <w:rPr>
             <w:rStyle w:val="a3"/>
@@ -5069,7 +9160,7 @@
         </w:rPr>
         <w:t>Ссылка </w:t>
       </w:r>
-      <w:hyperlink r:id="rId47" w:tgtFrame="_blank" w:history="1">
+      <w:hyperlink r:id="rId48" w:tgtFrame="_blank" w:history="1">
         <w:r>
           <w:rPr>
             <w:rStyle w:val="a3"/>
@@ -5337,7 +9428,7 @@
         </w:rPr>
         <w:t xml:space="preserve"> </w:t>
       </w:r>
-      <w:hyperlink r:id="rId48" w:history="1">
+      <w:hyperlink r:id="rId49" w:history="1">
         <w:r>
           <w:rPr>
             <w:rStyle w:val="a3"/>
@@ -5699,7 +9790,7 @@
         </w:rPr>
         <w:t xml:space="preserve"> </w:t>
       </w:r>
-      <w:hyperlink r:id="rId49" w:history="1">
+      <w:hyperlink r:id="rId50" w:history="1">
         <w:r>
           <w:rPr>
             <w:rStyle w:val="a3"/>
@@ -5835,7 +9926,7 @@
         </w:rPr>
         <w:t xml:space="preserve"> </w:t>
       </w:r>
-      <w:hyperlink r:id="rId50" w:history="1">
+      <w:hyperlink r:id="rId51" w:history="1">
         <w:r>
           <w:rPr>
             <w:rStyle w:val="a3"/>
@@ -5957,7 +10048,7 @@
         </w:rPr>
         <w:t xml:space="preserve"> </w:t>
       </w:r>
-      <w:hyperlink r:id="rId51" w:history="1">
+      <w:hyperlink r:id="rId52" w:history="1">
         <w:r>
           <w:rPr>
             <w:rStyle w:val="a3"/>
@@ -6866,7 +10957,7 @@
         </w:rPr>
         <w:t xml:space="preserve">  </w:t>
       </w:r>
-      <w:hyperlink r:id="rId52" w:history="1">
+      <w:hyperlink r:id="rId53" w:history="1">
         <w:r>
           <w:rPr>
             <w:rStyle w:val="a3"/>
@@ -7104,7 +11195,7 @@
         </w:rPr>
         <w:t xml:space="preserve">  </w:t>
       </w:r>
-      <w:hyperlink r:id="rId53" w:history="1">
+      <w:hyperlink r:id="rId54" w:history="1">
         <w:r>
           <w:rPr>
             <w:rStyle w:val="a3"/>
@@ -7506,6 +11597,545 @@
     </w:sectPr>
   </w:body>
 </w:document>
+</file>
+
+<file path=word/numbering.xml><?xml version="1.0" encoding="utf-8"?>
+<w:numbering xmlns:wpc="http://schemas.microsoft.com/office/word/2010/wordprocessingCanvas" xmlns:cx="http://schemas.microsoft.com/office/drawing/2014/chartex" xmlns:cx1="http://schemas.microsoft.com/office/drawing/2015/9/8/chartex" xmlns:mc="http://schemas.openxmlformats.org/markup-compatibility/2006" xmlns:o="urn:schemas-microsoft-com:office:office" xmlns:r="http://schemas.openxmlformats.org/officeDocument/2006/relationships" xmlns:m="http://schemas.openxmlformats.org/officeDocument/2006/math" xmlns:v="urn:schemas-microsoft-com:vml" xmlns:wp14="http://schemas.microsoft.com/office/word/2010/wordprocessingDrawing" xmlns:wp="http://schemas.openxmlformats.org/drawingml/2006/wordprocessingDrawing" xmlns:w10="urn:schemas-microsoft-com:office:word" xmlns:w="http://schemas.openxmlformats.org/wordprocessingml/2006/main" xmlns:w14="http://schemas.microsoft.com/office/word/2010/wordml" xmlns:w15="http://schemas.microsoft.com/office/word/2012/wordml" xmlns:w16se="http://schemas.microsoft.com/office/word/2015/wordml/symex" xmlns:wpg="http://schemas.microsoft.com/office/word/2010/wordprocessingGroup" xmlns:wpi="http://schemas.microsoft.com/office/word/2010/wordprocessingInk" xmlns:wne="http://schemas.microsoft.com/office/word/2006/wordml" xmlns:wps="http://schemas.microsoft.com/office/word/2010/wordprocessingShape" mc:Ignorable="w14 w15 w16se wp14">
+  <w:abstractNum w:abstractNumId="0" w15:restartNumberingAfterBreak="0">
+    <w:nsid w:val="01653270"/>
+    <w:multiLevelType w:val="hybridMultilevel"/>
+    <w:tmpl w:val="5FACB7D0"/>
+    <w:lvl w:ilvl="0" w:tplc="0419000F">
+      <w:start w:val="1"/>
+      <w:numFmt w:val="decimal"/>
+      <w:lvlText w:val="%1."/>
+      <w:lvlJc w:val="left"/>
+      <w:pPr>
+        <w:ind w:left="720" w:hanging="360"/>
+      </w:pPr>
+    </w:lvl>
+    <w:lvl w:ilvl="1" w:tplc="04190019" w:tentative="1">
+      <w:start w:val="1"/>
+      <w:numFmt w:val="lowerLetter"/>
+      <w:lvlText w:val="%2."/>
+      <w:lvlJc w:val="left"/>
+      <w:pPr>
+        <w:ind w:left="1440" w:hanging="360"/>
+      </w:pPr>
+    </w:lvl>
+    <w:lvl w:ilvl="2" w:tplc="0419001B" w:tentative="1">
+      <w:start w:val="1"/>
+      <w:numFmt w:val="lowerRoman"/>
+      <w:lvlText w:val="%3."/>
+      <w:lvlJc w:val="right"/>
+      <w:pPr>
+        <w:ind w:left="2160" w:hanging="180"/>
+      </w:pPr>
+    </w:lvl>
+    <w:lvl w:ilvl="3" w:tplc="0419000F" w:tentative="1">
+      <w:start w:val="1"/>
+      <w:numFmt w:val="decimal"/>
+      <w:lvlText w:val="%4."/>
+      <w:lvlJc w:val="left"/>
+      <w:pPr>
+        <w:ind w:left="2880" w:hanging="360"/>
+      </w:pPr>
+    </w:lvl>
+    <w:lvl w:ilvl="4" w:tplc="04190019" w:tentative="1">
+      <w:start w:val="1"/>
+      <w:numFmt w:val="lowerLetter"/>
+      <w:lvlText w:val="%5."/>
+      <w:lvlJc w:val="left"/>
+      <w:pPr>
+        <w:ind w:left="3600" w:hanging="360"/>
+      </w:pPr>
+    </w:lvl>
+    <w:lvl w:ilvl="5" w:tplc="0419001B" w:tentative="1">
+      <w:start w:val="1"/>
+      <w:numFmt w:val="lowerRoman"/>
+      <w:lvlText w:val="%6."/>
+      <w:lvlJc w:val="right"/>
+      <w:pPr>
+        <w:ind w:left="4320" w:hanging="180"/>
+      </w:pPr>
+    </w:lvl>
+    <w:lvl w:ilvl="6" w:tplc="0419000F" w:tentative="1">
+      <w:start w:val="1"/>
+      <w:numFmt w:val="decimal"/>
+      <w:lvlText w:val="%7."/>
+      <w:lvlJc w:val="left"/>
+      <w:pPr>
+        <w:ind w:left="5040" w:hanging="360"/>
+      </w:pPr>
+    </w:lvl>
+    <w:lvl w:ilvl="7" w:tplc="04190019" w:tentative="1">
+      <w:start w:val="1"/>
+      <w:numFmt w:val="lowerLetter"/>
+      <w:lvlText w:val="%8."/>
+      <w:lvlJc w:val="left"/>
+      <w:pPr>
+        <w:ind w:left="5760" w:hanging="360"/>
+      </w:pPr>
+    </w:lvl>
+    <w:lvl w:ilvl="8" w:tplc="0419001B" w:tentative="1">
+      <w:start w:val="1"/>
+      <w:numFmt w:val="lowerRoman"/>
+      <w:lvlText w:val="%9."/>
+      <w:lvlJc w:val="right"/>
+      <w:pPr>
+        <w:ind w:left="6480" w:hanging="180"/>
+      </w:pPr>
+    </w:lvl>
+  </w:abstractNum>
+  <w:abstractNum w:abstractNumId="1" w15:restartNumberingAfterBreak="0">
+    <w:nsid w:val="02B472DF"/>
+    <w:multiLevelType w:val="hybridMultilevel"/>
+    <w:tmpl w:val="5CEE935E"/>
+    <w:lvl w:ilvl="0" w:tplc="0419000F">
+      <w:start w:val="1"/>
+      <w:numFmt w:val="decimal"/>
+      <w:lvlText w:val="%1."/>
+      <w:lvlJc w:val="left"/>
+      <w:pPr>
+        <w:ind w:left="720" w:hanging="360"/>
+      </w:pPr>
+    </w:lvl>
+    <w:lvl w:ilvl="1" w:tplc="04190019">
+      <w:start w:val="1"/>
+      <w:numFmt w:val="lowerLetter"/>
+      <w:lvlText w:val="%2."/>
+      <w:lvlJc w:val="left"/>
+      <w:pPr>
+        <w:ind w:left="1440" w:hanging="360"/>
+      </w:pPr>
+    </w:lvl>
+    <w:lvl w:ilvl="2" w:tplc="0419001B" w:tentative="1">
+      <w:start w:val="1"/>
+      <w:numFmt w:val="lowerRoman"/>
+      <w:lvlText w:val="%3."/>
+      <w:lvlJc w:val="right"/>
+      <w:pPr>
+        <w:ind w:left="2160" w:hanging="180"/>
+      </w:pPr>
+    </w:lvl>
+    <w:lvl w:ilvl="3" w:tplc="0419000F" w:tentative="1">
+      <w:start w:val="1"/>
+      <w:numFmt w:val="decimal"/>
+      <w:lvlText w:val="%4."/>
+      <w:lvlJc w:val="left"/>
+      <w:pPr>
+        <w:ind w:left="2880" w:hanging="360"/>
+      </w:pPr>
+    </w:lvl>
+    <w:lvl w:ilvl="4" w:tplc="04190019" w:tentative="1">
+      <w:start w:val="1"/>
+      <w:numFmt w:val="lowerLetter"/>
+      <w:lvlText w:val="%5."/>
+      <w:lvlJc w:val="left"/>
+      <w:pPr>
+        <w:ind w:left="3600" w:hanging="360"/>
+      </w:pPr>
+    </w:lvl>
+    <w:lvl w:ilvl="5" w:tplc="0419001B" w:tentative="1">
+      <w:start w:val="1"/>
+      <w:numFmt w:val="lowerRoman"/>
+      <w:lvlText w:val="%6."/>
+      <w:lvlJc w:val="right"/>
+      <w:pPr>
+        <w:ind w:left="4320" w:hanging="180"/>
+      </w:pPr>
+    </w:lvl>
+    <w:lvl w:ilvl="6" w:tplc="0419000F" w:tentative="1">
+      <w:start w:val="1"/>
+      <w:numFmt w:val="decimal"/>
+      <w:lvlText w:val="%7."/>
+      <w:lvlJc w:val="left"/>
+      <w:pPr>
+        <w:ind w:left="5040" w:hanging="360"/>
+      </w:pPr>
+    </w:lvl>
+    <w:lvl w:ilvl="7" w:tplc="04190019" w:tentative="1">
+      <w:start w:val="1"/>
+      <w:numFmt w:val="lowerLetter"/>
+      <w:lvlText w:val="%8."/>
+      <w:lvlJc w:val="left"/>
+      <w:pPr>
+        <w:ind w:left="5760" w:hanging="360"/>
+      </w:pPr>
+    </w:lvl>
+    <w:lvl w:ilvl="8" w:tplc="0419001B" w:tentative="1">
+      <w:start w:val="1"/>
+      <w:numFmt w:val="lowerRoman"/>
+      <w:lvlText w:val="%9."/>
+      <w:lvlJc w:val="right"/>
+      <w:pPr>
+        <w:ind w:left="6480" w:hanging="180"/>
+      </w:pPr>
+    </w:lvl>
+  </w:abstractNum>
+  <w:abstractNum w:abstractNumId="2" w15:restartNumberingAfterBreak="0">
+    <w:nsid w:val="0CED0AE2"/>
+    <w:multiLevelType w:val="hybridMultilevel"/>
+    <w:tmpl w:val="40AC8052"/>
+    <w:lvl w:ilvl="0" w:tplc="0419000F">
+      <w:start w:val="1"/>
+      <w:numFmt w:val="decimal"/>
+      <w:lvlText w:val="%1."/>
+      <w:lvlJc w:val="left"/>
+      <w:pPr>
+        <w:ind w:left="720" w:hanging="360"/>
+      </w:pPr>
+    </w:lvl>
+    <w:lvl w:ilvl="1" w:tplc="04190019" w:tentative="1">
+      <w:start w:val="1"/>
+      <w:numFmt w:val="lowerLetter"/>
+      <w:lvlText w:val="%2."/>
+      <w:lvlJc w:val="left"/>
+      <w:pPr>
+        <w:ind w:left="1440" w:hanging="360"/>
+      </w:pPr>
+    </w:lvl>
+    <w:lvl w:ilvl="2" w:tplc="0419001B" w:tentative="1">
+      <w:start w:val="1"/>
+      <w:numFmt w:val="lowerRoman"/>
+      <w:lvlText w:val="%3."/>
+      <w:lvlJc w:val="right"/>
+      <w:pPr>
+        <w:ind w:left="2160" w:hanging="180"/>
+      </w:pPr>
+    </w:lvl>
+    <w:lvl w:ilvl="3" w:tplc="0419000F" w:tentative="1">
+      <w:start w:val="1"/>
+      <w:numFmt w:val="decimal"/>
+      <w:lvlText w:val="%4."/>
+      <w:lvlJc w:val="left"/>
+      <w:pPr>
+        <w:ind w:left="2880" w:hanging="360"/>
+      </w:pPr>
+    </w:lvl>
+    <w:lvl w:ilvl="4" w:tplc="04190019" w:tentative="1">
+      <w:start w:val="1"/>
+      <w:numFmt w:val="lowerLetter"/>
+      <w:lvlText w:val="%5."/>
+      <w:lvlJc w:val="left"/>
+      <w:pPr>
+        <w:ind w:left="3600" w:hanging="360"/>
+      </w:pPr>
+    </w:lvl>
+    <w:lvl w:ilvl="5" w:tplc="0419001B" w:tentative="1">
+      <w:start w:val="1"/>
+      <w:numFmt w:val="lowerRoman"/>
+      <w:lvlText w:val="%6."/>
+      <w:lvlJc w:val="right"/>
+      <w:pPr>
+        <w:ind w:left="4320" w:hanging="180"/>
+      </w:pPr>
+    </w:lvl>
+    <w:lvl w:ilvl="6" w:tplc="0419000F" w:tentative="1">
+      <w:start w:val="1"/>
+      <w:numFmt w:val="decimal"/>
+      <w:lvlText w:val="%7."/>
+      <w:lvlJc w:val="left"/>
+      <w:pPr>
+        <w:ind w:left="5040" w:hanging="360"/>
+      </w:pPr>
+    </w:lvl>
+    <w:lvl w:ilvl="7" w:tplc="04190019" w:tentative="1">
+      <w:start w:val="1"/>
+      <w:numFmt w:val="lowerLetter"/>
+      <w:lvlText w:val="%8."/>
+      <w:lvlJc w:val="left"/>
+      <w:pPr>
+        <w:ind w:left="5760" w:hanging="360"/>
+      </w:pPr>
+    </w:lvl>
+    <w:lvl w:ilvl="8" w:tplc="0419001B" w:tentative="1">
+      <w:start w:val="1"/>
+      <w:numFmt w:val="lowerRoman"/>
+      <w:lvlText w:val="%9."/>
+      <w:lvlJc w:val="right"/>
+      <w:pPr>
+        <w:ind w:left="6480" w:hanging="180"/>
+      </w:pPr>
+    </w:lvl>
+  </w:abstractNum>
+  <w:abstractNum w:abstractNumId="3" w15:restartNumberingAfterBreak="0">
+    <w:nsid w:val="20B445B2"/>
+    <w:multiLevelType w:val="hybridMultilevel"/>
+    <w:tmpl w:val="E0DE5386"/>
+    <w:lvl w:ilvl="0" w:tplc="0419000F">
+      <w:start w:val="1"/>
+      <w:numFmt w:val="decimal"/>
+      <w:lvlText w:val="%1."/>
+      <w:lvlJc w:val="left"/>
+      <w:pPr>
+        <w:ind w:left="720" w:hanging="360"/>
+      </w:pPr>
+    </w:lvl>
+    <w:lvl w:ilvl="1" w:tplc="04190019" w:tentative="1">
+      <w:start w:val="1"/>
+      <w:numFmt w:val="lowerLetter"/>
+      <w:lvlText w:val="%2."/>
+      <w:lvlJc w:val="left"/>
+      <w:pPr>
+        <w:ind w:left="1440" w:hanging="360"/>
+      </w:pPr>
+    </w:lvl>
+    <w:lvl w:ilvl="2" w:tplc="0419001B" w:tentative="1">
+      <w:start w:val="1"/>
+      <w:numFmt w:val="lowerRoman"/>
+      <w:lvlText w:val="%3."/>
+      <w:lvlJc w:val="right"/>
+      <w:pPr>
+        <w:ind w:left="2160" w:hanging="180"/>
+      </w:pPr>
+    </w:lvl>
+    <w:lvl w:ilvl="3" w:tplc="0419000F" w:tentative="1">
+      <w:start w:val="1"/>
+      <w:numFmt w:val="decimal"/>
+      <w:lvlText w:val="%4."/>
+      <w:lvlJc w:val="left"/>
+      <w:pPr>
+        <w:ind w:left="2880" w:hanging="360"/>
+      </w:pPr>
+    </w:lvl>
+    <w:lvl w:ilvl="4" w:tplc="04190019" w:tentative="1">
+      <w:start w:val="1"/>
+      <w:numFmt w:val="lowerLetter"/>
+      <w:lvlText w:val="%5."/>
+      <w:lvlJc w:val="left"/>
+      <w:pPr>
+        <w:ind w:left="3600" w:hanging="360"/>
+      </w:pPr>
+    </w:lvl>
+    <w:lvl w:ilvl="5" w:tplc="0419001B" w:tentative="1">
+      <w:start w:val="1"/>
+      <w:numFmt w:val="lowerRoman"/>
+      <w:lvlText w:val="%6."/>
+      <w:lvlJc w:val="right"/>
+      <w:pPr>
+        <w:ind w:left="4320" w:hanging="180"/>
+      </w:pPr>
+    </w:lvl>
+    <w:lvl w:ilvl="6" w:tplc="0419000F" w:tentative="1">
+      <w:start w:val="1"/>
+      <w:numFmt w:val="decimal"/>
+      <w:lvlText w:val="%7."/>
+      <w:lvlJc w:val="left"/>
+      <w:pPr>
+        <w:ind w:left="5040" w:hanging="360"/>
+      </w:pPr>
+    </w:lvl>
+    <w:lvl w:ilvl="7" w:tplc="04190019" w:tentative="1">
+      <w:start w:val="1"/>
+      <w:numFmt w:val="lowerLetter"/>
+      <w:lvlText w:val="%8."/>
+      <w:lvlJc w:val="left"/>
+      <w:pPr>
+        <w:ind w:left="5760" w:hanging="360"/>
+      </w:pPr>
+    </w:lvl>
+    <w:lvl w:ilvl="8" w:tplc="0419001B" w:tentative="1">
+      <w:start w:val="1"/>
+      <w:numFmt w:val="lowerRoman"/>
+      <w:lvlText w:val="%9."/>
+      <w:lvlJc w:val="right"/>
+      <w:pPr>
+        <w:ind w:left="6480" w:hanging="180"/>
+      </w:pPr>
+    </w:lvl>
+  </w:abstractNum>
+  <w:abstractNum w:abstractNumId="4" w15:restartNumberingAfterBreak="0">
+    <w:nsid w:val="238E4078"/>
+    <w:multiLevelType w:val="hybridMultilevel"/>
+    <w:tmpl w:val="0D864CEE"/>
+    <w:lvl w:ilvl="0" w:tplc="0419000F">
+      <w:start w:val="1"/>
+      <w:numFmt w:val="decimal"/>
+      <w:lvlText w:val="%1."/>
+      <w:lvlJc w:val="left"/>
+      <w:pPr>
+        <w:ind w:left="720" w:hanging="360"/>
+      </w:pPr>
+    </w:lvl>
+    <w:lvl w:ilvl="1" w:tplc="04190019" w:tentative="1">
+      <w:start w:val="1"/>
+      <w:numFmt w:val="lowerLetter"/>
+      <w:lvlText w:val="%2."/>
+      <w:lvlJc w:val="left"/>
+      <w:pPr>
+        <w:ind w:left="1440" w:hanging="360"/>
+      </w:pPr>
+    </w:lvl>
+    <w:lvl w:ilvl="2" w:tplc="0419001B" w:tentative="1">
+      <w:start w:val="1"/>
+      <w:numFmt w:val="lowerRoman"/>
+      <w:lvlText w:val="%3."/>
+      <w:lvlJc w:val="right"/>
+      <w:pPr>
+        <w:ind w:left="2160" w:hanging="180"/>
+      </w:pPr>
+    </w:lvl>
+    <w:lvl w:ilvl="3" w:tplc="0419000F" w:tentative="1">
+      <w:start w:val="1"/>
+      <w:numFmt w:val="decimal"/>
+      <w:lvlText w:val="%4."/>
+      <w:lvlJc w:val="left"/>
+      <w:pPr>
+        <w:ind w:left="2880" w:hanging="360"/>
+      </w:pPr>
+    </w:lvl>
+    <w:lvl w:ilvl="4" w:tplc="04190019" w:tentative="1">
+      <w:start w:val="1"/>
+      <w:numFmt w:val="lowerLetter"/>
+      <w:lvlText w:val="%5."/>
+      <w:lvlJc w:val="left"/>
+      <w:pPr>
+        <w:ind w:left="3600" w:hanging="360"/>
+      </w:pPr>
+    </w:lvl>
+    <w:lvl w:ilvl="5" w:tplc="0419001B" w:tentative="1">
+      <w:start w:val="1"/>
+      <w:numFmt w:val="lowerRoman"/>
+      <w:lvlText w:val="%6."/>
+      <w:lvlJc w:val="right"/>
+      <w:pPr>
+        <w:ind w:left="4320" w:hanging="180"/>
+      </w:pPr>
+    </w:lvl>
+    <w:lvl w:ilvl="6" w:tplc="0419000F" w:tentative="1">
+      <w:start w:val="1"/>
+      <w:numFmt w:val="decimal"/>
+      <w:lvlText w:val="%7."/>
+      <w:lvlJc w:val="left"/>
+      <w:pPr>
+        <w:ind w:left="5040" w:hanging="360"/>
+      </w:pPr>
+    </w:lvl>
+    <w:lvl w:ilvl="7" w:tplc="04190019" w:tentative="1">
+      <w:start w:val="1"/>
+      <w:numFmt w:val="lowerLetter"/>
+      <w:lvlText w:val="%8."/>
+      <w:lvlJc w:val="left"/>
+      <w:pPr>
+        <w:ind w:left="5760" w:hanging="360"/>
+      </w:pPr>
+    </w:lvl>
+    <w:lvl w:ilvl="8" w:tplc="0419001B" w:tentative="1">
+      <w:start w:val="1"/>
+      <w:numFmt w:val="lowerRoman"/>
+      <w:lvlText w:val="%9."/>
+      <w:lvlJc w:val="right"/>
+      <w:pPr>
+        <w:ind w:left="6480" w:hanging="180"/>
+      </w:pPr>
+    </w:lvl>
+  </w:abstractNum>
+  <w:abstractNum w:abstractNumId="5" w15:restartNumberingAfterBreak="0">
+    <w:nsid w:val="5631515A"/>
+    <w:multiLevelType w:val="hybridMultilevel"/>
+    <w:tmpl w:val="5FACB7D0"/>
+    <w:lvl w:ilvl="0" w:tplc="0419000F">
+      <w:start w:val="1"/>
+      <w:numFmt w:val="decimal"/>
+      <w:lvlText w:val="%1."/>
+      <w:lvlJc w:val="left"/>
+      <w:pPr>
+        <w:ind w:left="720" w:hanging="360"/>
+      </w:pPr>
+    </w:lvl>
+    <w:lvl w:ilvl="1" w:tplc="04190019" w:tentative="1">
+      <w:start w:val="1"/>
+      <w:numFmt w:val="lowerLetter"/>
+      <w:lvlText w:val="%2."/>
+      <w:lvlJc w:val="left"/>
+      <w:pPr>
+        <w:ind w:left="1440" w:hanging="360"/>
+      </w:pPr>
+    </w:lvl>
+    <w:lvl w:ilvl="2" w:tplc="0419001B" w:tentative="1">
+      <w:start w:val="1"/>
+      <w:numFmt w:val="lowerRoman"/>
+      <w:lvlText w:val="%3."/>
+      <w:lvlJc w:val="right"/>
+      <w:pPr>
+        <w:ind w:left="2160" w:hanging="180"/>
+      </w:pPr>
+    </w:lvl>
+    <w:lvl w:ilvl="3" w:tplc="0419000F" w:tentative="1">
+      <w:start w:val="1"/>
+      <w:numFmt w:val="decimal"/>
+      <w:lvlText w:val="%4."/>
+      <w:lvlJc w:val="left"/>
+      <w:pPr>
+        <w:ind w:left="2880" w:hanging="360"/>
+      </w:pPr>
+    </w:lvl>
+    <w:lvl w:ilvl="4" w:tplc="04190019" w:tentative="1">
+      <w:start w:val="1"/>
+      <w:numFmt w:val="lowerLetter"/>
+      <w:lvlText w:val="%5."/>
+      <w:lvlJc w:val="left"/>
+      <w:pPr>
+        <w:ind w:left="3600" w:hanging="360"/>
+      </w:pPr>
+    </w:lvl>
+    <w:lvl w:ilvl="5" w:tplc="0419001B" w:tentative="1">
+      <w:start w:val="1"/>
+      <w:numFmt w:val="lowerRoman"/>
+      <w:lvlText w:val="%6."/>
+      <w:lvlJc w:val="right"/>
+      <w:pPr>
+        <w:ind w:left="4320" w:hanging="180"/>
+      </w:pPr>
+    </w:lvl>
+    <w:lvl w:ilvl="6" w:tplc="0419000F" w:tentative="1">
+      <w:start w:val="1"/>
+      <w:numFmt w:val="decimal"/>
+      <w:lvlText w:val="%7."/>
+      <w:lvlJc w:val="left"/>
+      <w:pPr>
+        <w:ind w:left="5040" w:hanging="360"/>
+      </w:pPr>
+    </w:lvl>
+    <w:lvl w:ilvl="7" w:tplc="04190019" w:tentative="1">
+      <w:start w:val="1"/>
+      <w:numFmt w:val="lowerLetter"/>
+      <w:lvlText w:val="%8."/>
+      <w:lvlJc w:val="left"/>
+      <w:pPr>
+        <w:ind w:left="5760" w:hanging="360"/>
+      </w:pPr>
+    </w:lvl>
+    <w:lvl w:ilvl="8" w:tplc="0419001B" w:tentative="1">
+      <w:start w:val="1"/>
+      <w:numFmt w:val="lowerRoman"/>
+      <w:lvlText w:val="%9."/>
+      <w:lvlJc w:val="right"/>
+      <w:pPr>
+        <w:ind w:left="6480" w:hanging="180"/>
+      </w:pPr>
+    </w:lvl>
+  </w:abstractNum>
+  <w:num w:numId="1">
+    <w:abstractNumId w:val="4"/>
+  </w:num>
+  <w:num w:numId="2">
+    <w:abstractNumId w:val="1"/>
+  </w:num>
+  <w:num w:numId="3">
+    <w:abstractNumId w:val="3"/>
+  </w:num>
+  <w:num w:numId="4">
+    <w:abstractNumId w:val="5"/>
+  </w:num>
+  <w:num w:numId="5">
+    <w:abstractNumId w:val="0"/>
+  </w:num>
+  <w:num w:numId="6">
+    <w:abstractNumId w:val="2"/>
+  </w:num>
+</w:numbering>
 </file>
 
 <file path=word/styles.xml><?xml version="1.0" encoding="utf-8"?>
@@ -8149,6 +12779,17 @@
       <w:lang w:eastAsia="ru-RU"/>
     </w:rPr>
   </w:style>
+  <w:style w:type="paragraph" w:styleId="a4">
+    <w:name w:val="List Paragraph"/>
+    <w:basedOn w:val="a"/>
+    <w:uiPriority w:val="34"/>
+    <w:qFormat/>
+    <w:rsid w:val="00D95206"/>
+    <w:pPr>
+      <w:ind w:left="720"/>
+      <w:contextualSpacing/>
+    </w:pPr>
+  </w:style>
 </w:styles>
 </file>
 
